--- a/jira_clone/docs/Skills_Path_Architecture.docx
+++ b/jira_clone/docs/Skills_Path_Architecture.docx
@@ -20,7 +20,7 @@
           <w:noProof/>
         </w:rPr>
         <w:drawing>
-          <wp:inline distT="0" distB="0" distL="0" distR="0" wp14:anchorId="1ACFB19D" wp14:editId="7112FB00">
+          <wp:inline distT="0" distB="0" distL="0" distR="0" wp14:anchorId="2D8B98AB" wp14:editId="5F6CAFA3">
             <wp:extent cx="3467100" cy="3147060"/>
             <wp:effectExtent l="0" t="0" r="0" b="0"/>
             <wp:docPr id="1" name="Picture 1"/>
@@ -109,7 +109,7 @@
     <w:p>
       <w:pPr>
         <w:pStyle w:val="Title"/>
-        <w:spacing w:line="360" w:lineRule="auto"/>
+        <w:spacing w:after="0"/>
         <w:rPr>
           <w:rFonts w:ascii="Georgia" w:hAnsi="Georgia"/>
           <w:i/>
@@ -128,6 +128,45 @@
         </w:rPr>
         <w:t>Skills Path Architecture for Agile Development</w:t>
       </w:r>
+    </w:p>
+    <w:p>
+      <w:pPr>
+        <w:pStyle w:val="BodyText"/>
+        <w:spacing w:before="0" w:after="0"/>
+        <w:rPr>
+          <w:rFonts w:ascii="Georgia" w:hAnsi="Georgia"/>
+          <w:i/>
+          <w:iCs/>
+        </w:rPr>
+      </w:pPr>
+      <w:r>
+        <w:tab/>
+      </w:r>
+      <w:r>
+        <w:tab/>
+      </w:r>
+      <w:r>
+        <w:tab/>
+      </w:r>
+      <w:r>
+        <w:rPr>
+          <w:rFonts w:ascii="Georgia" w:hAnsi="Georgia"/>
+          <w:i/>
+          <w:iCs/>
+        </w:rPr>
+        <w:t xml:space="preserve">Set the definition of done for a skill in development </w:t>
+      </w:r>
+    </w:p>
+    <w:p>
+      <w:pPr>
+        <w:pStyle w:val="BodyText"/>
+        <w:spacing w:before="0" w:after="0"/>
+        <w:rPr>
+          <w:rFonts w:ascii="Georgia" w:hAnsi="Georgia"/>
+          <w:i/>
+          <w:iCs/>
+        </w:rPr>
+      </w:pPr>
     </w:p>
     <w:p>
       <w:pPr>
@@ -231,6 +270,7 @@
         <w:pStyle w:val="Heading1"/>
       </w:pPr>
       <w:r>
+        <w:lastRenderedPageBreak/>
         <w:t>Abstract</w:t>
       </w:r>
     </w:p>
@@ -239,11 +279,22 @@
         <w:pStyle w:val="Abstract"/>
       </w:pPr>
       <w:r>
-        <w:rPr>
-          <w:b w:val="0"/>
-          <w:i w:val="0"/>
-        </w:rPr>
-        <w:t>This report describes how the development skills directory in this Salesforce/LWC project is shaped to automate the Development phase of the Agile SDLC for the developer, while adapting to the project's architecture and rules. It is organized around the three concrete challenges the architecture has to solve — reliability, consistency, and maintainability — each illustrated with a project-specific example. The orchestrator owns classification only; each downstream task-skill owns its disciplined interview and code emission, and shared sub-steps are factored into task-skill/shared/ to avoid a cross-skill dependency mesh.</w:t>
+        <w:t>This report describes how the development skills directory in this Salesforce/LWC project is shaped to automate the Development phase of the Agile SDLC for the developer</w:t>
+      </w:r>
+      <w:r>
+        <w:t xml:space="preserve"> (create a definition of done for task </w:t>
+      </w:r>
+      <w:r>
+        <w:t>development</w:t>
+      </w:r>
+      <w:r>
+        <w:t xml:space="preserve"> </w:t>
+      </w:r>
+      <w:r>
+        <w:t>in agile framework)</w:t>
+      </w:r>
+      <w:r>
+        <w:t>, while adapting to the project's architecture and rules. It is organized around the three concrete challenges the architecture has to solve — reliability, consistency, and maintainability — each illustrated with a project-specific example. The orchestrator owns classification only; each downstream task-skill owns its disciplined interview and code emission, and shared sub-steps are factored into task-skill/shared/ to avoid a cross-skill dependency mesh.</w:t>
       </w:r>
     </w:p>
     <w:p>
@@ -259,36 +310,34 @@
         <w:pStyle w:val="BodyText"/>
       </w:pPr>
       <w:r>
-        <w:rPr>
-          <w:b w:val="0"/>
-          <w:i w:val="0"/>
-        </w:rPr>
         <w:t>This skill set is not a grab-bag of recipes. It targets one intersection of the SDLC and one role, under one set of constraints.</w:t>
       </w:r>
     </w:p>
     <w:tbl>
       <w:tblPr>
         <w:tblStyle w:val="Table"/>
-        <w:tblW w:type="auto" w:w="0"/>
-        <w:tblLook w:firstColumn="1" w:firstRow="1" w:lastColumn="0" w:lastRow="0" w:noHBand="0" w:noVBand="1" w:val="04A0"/>
+        <w:tblW w:w="0" w:type="auto"/>
+        <w:tblLook w:val="04A0" w:firstRow="1" w:lastRow="0" w:firstColumn="1" w:lastColumn="0" w:noHBand="0" w:noVBand="1"/>
       </w:tblPr>
       <w:tblGrid>
-        <w:gridCol w:w="4680"/>
-        <w:gridCol w:w="4680"/>
+        <w:gridCol w:w="4675"/>
+        <w:gridCol w:w="4675"/>
       </w:tblGrid>
       <w:tr>
+        <w:trPr>
+          <w:cnfStyle w:val="100000000000" w:firstRow="1" w:lastRow="0" w:firstColumn="0" w:lastColumn="0" w:oddVBand="0" w:evenVBand="0" w:oddHBand="0" w:evenHBand="0" w:firstRowFirstColumn="0" w:firstRowLastColumn="0" w:lastRowFirstColumn="0" w:lastRowLastColumn="0"/>
+        </w:trPr>
         <w:tc>
           <w:tcPr>
-            <w:tcW w:type="dxa" w:w="4680"/>
+            <w:tcW w:w="4680" w:type="dxa"/>
             <w:tcBorders>
-              <w:top w:val="single" w:sz="4" w:color="808080"/>
-              <w:left w:val="single" w:sz="4" w:color="808080"/>
-              <w:bottom w:val="single" w:sz="4" w:color="808080"/>
-              <w:right w:val="single" w:sz="4" w:color="808080"/>
+              <w:top w:val="single" w:sz="4" w:space="0" w:color="808080"/>
+              <w:left w:val="single" w:sz="4" w:space="0" w:color="808080"/>
+              <w:bottom w:val="single" w:sz="4" w:space="0" w:color="808080"/>
+              <w:right w:val="single" w:sz="4" w:space="0" w:color="808080"/>
             </w:tcBorders>
           </w:tcPr>
           <w:p>
-            <w:r/>
             <w:r>
               <w:rPr>
                 <w:b/>
@@ -299,16 +348,15 @@
         </w:tc>
         <w:tc>
           <w:tcPr>
-            <w:tcW w:type="dxa" w:w="4680"/>
+            <w:tcW w:w="4680" w:type="dxa"/>
             <w:tcBorders>
-              <w:top w:val="single" w:sz="4" w:color="808080"/>
-              <w:left w:val="single" w:sz="4" w:color="808080"/>
-              <w:bottom w:val="single" w:sz="4" w:color="808080"/>
-              <w:right w:val="single" w:sz="4" w:color="808080"/>
+              <w:top w:val="single" w:sz="4" w:space="0" w:color="808080"/>
+              <w:left w:val="single" w:sz="4" w:space="0" w:color="808080"/>
+              <w:bottom w:val="single" w:sz="4" w:space="0" w:color="808080"/>
+              <w:right w:val="single" w:sz="4" w:space="0" w:color="808080"/>
             </w:tcBorders>
           </w:tcPr>
           <w:p>
-            <w:r/>
             <w:r>
               <w:rPr>
                 <w:b/>
@@ -321,16 +369,15 @@
       <w:tr>
         <w:tc>
           <w:tcPr>
-            <w:tcW w:type="dxa" w:w="4680"/>
+            <w:tcW w:w="4680" w:type="dxa"/>
             <w:tcBorders>
-              <w:top w:val="single" w:sz="4" w:color="808080"/>
-              <w:left w:val="single" w:sz="4" w:color="808080"/>
-              <w:bottom w:val="single" w:sz="4" w:color="808080"/>
-              <w:right w:val="single" w:sz="4" w:color="808080"/>
+              <w:top w:val="single" w:sz="4" w:space="0" w:color="808080"/>
+              <w:left w:val="single" w:sz="4" w:space="0" w:color="808080"/>
+              <w:bottom w:val="single" w:sz="4" w:space="0" w:color="808080"/>
+              <w:right w:val="single" w:sz="4" w:space="0" w:color="808080"/>
             </w:tcBorders>
           </w:tcPr>
           <w:p>
-            <w:r/>
             <w:r>
               <w:t>Which SDLC phase does this automate?</w:t>
             </w:r>
@@ -338,16 +385,15 @@
         </w:tc>
         <w:tc>
           <w:tcPr>
-            <w:tcW w:type="dxa" w:w="4680"/>
+            <w:tcW w:w="4680" w:type="dxa"/>
             <w:tcBorders>
-              <w:top w:val="single" w:sz="4" w:color="808080"/>
-              <w:left w:val="single" w:sz="4" w:color="808080"/>
-              <w:bottom w:val="single" w:sz="4" w:color="808080"/>
-              <w:right w:val="single" w:sz="4" w:color="808080"/>
+              <w:top w:val="single" w:sz="4" w:space="0" w:color="808080"/>
+              <w:left w:val="single" w:sz="4" w:space="0" w:color="808080"/>
+              <w:bottom w:val="single" w:sz="4" w:space="0" w:color="808080"/>
+              <w:right w:val="single" w:sz="4" w:space="0" w:color="808080"/>
             </w:tcBorders>
           </w:tcPr>
           <w:p>
-            <w:r/>
             <w:r>
               <w:t>The Development phase of Agile.</w:t>
             </w:r>
@@ -357,16 +403,15 @@
       <w:tr>
         <w:tc>
           <w:tcPr>
-            <w:tcW w:type="dxa" w:w="4680"/>
+            <w:tcW w:w="4680" w:type="dxa"/>
             <w:tcBorders>
-              <w:top w:val="single" w:sz="4" w:color="808080"/>
-              <w:left w:val="single" w:sz="4" w:color="808080"/>
-              <w:bottom w:val="single" w:sz="4" w:color="808080"/>
-              <w:right w:val="single" w:sz="4" w:color="808080"/>
+              <w:top w:val="single" w:sz="4" w:space="0" w:color="808080"/>
+              <w:left w:val="single" w:sz="4" w:space="0" w:color="808080"/>
+              <w:bottom w:val="single" w:sz="4" w:space="0" w:color="808080"/>
+              <w:right w:val="single" w:sz="4" w:space="0" w:color="808080"/>
             </w:tcBorders>
           </w:tcPr>
           <w:p>
-            <w:r/>
             <w:r>
               <w:t>Who uses it?</w:t>
             </w:r>
@@ -374,16 +419,15 @@
         </w:tc>
         <w:tc>
           <w:tcPr>
-            <w:tcW w:type="dxa" w:w="4680"/>
+            <w:tcW w:w="4680" w:type="dxa"/>
             <w:tcBorders>
-              <w:top w:val="single" w:sz="4" w:color="808080"/>
-              <w:left w:val="single" w:sz="4" w:color="808080"/>
-              <w:bottom w:val="single" w:sz="4" w:color="808080"/>
-              <w:right w:val="single" w:sz="4" w:color="808080"/>
+              <w:top w:val="single" w:sz="4" w:space="0" w:color="808080"/>
+              <w:left w:val="single" w:sz="4" w:space="0" w:color="808080"/>
+              <w:bottom w:val="single" w:sz="4" w:space="0" w:color="808080"/>
+              <w:right w:val="single" w:sz="4" w:space="0" w:color="808080"/>
             </w:tcBorders>
           </w:tcPr>
           <w:p>
-            <w:r/>
             <w:r>
               <w:t>The developer.</w:t>
             </w:r>
@@ -393,16 +437,15 @@
       <w:tr>
         <w:tc>
           <w:tcPr>
-            <w:tcW w:type="dxa" w:w="4680"/>
+            <w:tcW w:w="4680" w:type="dxa"/>
             <w:tcBorders>
-              <w:top w:val="single" w:sz="4" w:color="808080"/>
-              <w:left w:val="single" w:sz="4" w:color="808080"/>
-              <w:bottom w:val="single" w:sz="4" w:color="808080"/>
-              <w:right w:val="single" w:sz="4" w:color="808080"/>
+              <w:top w:val="single" w:sz="4" w:space="0" w:color="808080"/>
+              <w:left w:val="single" w:sz="4" w:space="0" w:color="808080"/>
+              <w:bottom w:val="single" w:sz="4" w:space="0" w:color="808080"/>
+              <w:right w:val="single" w:sz="4" w:space="0" w:color="808080"/>
             </w:tcBorders>
           </w:tcPr>
           <w:p>
-            <w:r/>
             <w:r>
               <w:t>For what?</w:t>
             </w:r>
@@ -410,16 +453,15 @@
         </w:tc>
         <w:tc>
           <w:tcPr>
-            <w:tcW w:type="dxa" w:w="4680"/>
+            <w:tcW w:w="4680" w:type="dxa"/>
             <w:tcBorders>
-              <w:top w:val="single" w:sz="4" w:color="808080"/>
-              <w:left w:val="single" w:sz="4" w:color="808080"/>
-              <w:bottom w:val="single" w:sz="4" w:color="808080"/>
-              <w:right w:val="single" w:sz="4" w:color="808080"/>
+              <w:top w:val="single" w:sz="4" w:space="0" w:color="808080"/>
+              <w:left w:val="single" w:sz="4" w:space="0" w:color="808080"/>
+              <w:bottom w:val="single" w:sz="4" w:space="0" w:color="808080"/>
+              <w:right w:val="single" w:sz="4" w:space="0" w:color="808080"/>
             </w:tcBorders>
           </w:tcPr>
           <w:p>
-            <w:r/>
             <w:r>
               <w:t>To implement a task (the bug flow is reserved for later).</w:t>
             </w:r>
@@ -429,16 +471,15 @@
       <w:tr>
         <w:tc>
           <w:tcPr>
-            <w:tcW w:type="dxa" w:w="4680"/>
+            <w:tcW w:w="4680" w:type="dxa"/>
             <w:tcBorders>
-              <w:top w:val="single" w:sz="4" w:color="808080"/>
-              <w:left w:val="single" w:sz="4" w:color="808080"/>
-              <w:bottom w:val="single" w:sz="4" w:color="808080"/>
-              <w:right w:val="single" w:sz="4" w:color="808080"/>
+              <w:top w:val="single" w:sz="4" w:space="0" w:color="808080"/>
+              <w:left w:val="single" w:sz="4" w:space="0" w:color="808080"/>
+              <w:bottom w:val="single" w:sz="4" w:space="0" w:color="808080"/>
+              <w:right w:val="single" w:sz="4" w:space="0" w:color="808080"/>
             </w:tcBorders>
           </w:tcPr>
           <w:p>
-            <w:r/>
             <w:r>
               <w:t>Constrained by what?</w:t>
             </w:r>
@@ -446,16 +487,15 @@
         </w:tc>
         <w:tc>
           <w:tcPr>
-            <w:tcW w:type="dxa" w:w="4680"/>
+            <w:tcW w:w="4680" w:type="dxa"/>
             <w:tcBorders>
-              <w:top w:val="single" w:sz="4" w:color="808080"/>
-              <w:left w:val="single" w:sz="4" w:color="808080"/>
-              <w:bottom w:val="single" w:sz="4" w:color="808080"/>
-              <w:right w:val="single" w:sz="4" w:color="808080"/>
+              <w:top w:val="single" w:sz="4" w:space="0" w:color="808080"/>
+              <w:left w:val="single" w:sz="4" w:space="0" w:color="808080"/>
+              <w:bottom w:val="single" w:sz="4" w:space="0" w:color="808080"/>
+              <w:right w:val="single" w:sz="4" w:space="0" w:color="808080"/>
             </w:tcBorders>
           </w:tcPr>
           <w:p>
-            <w:r/>
             <w:r>
               <w:t>The project's architecture and rules — LWC architecture, Apex bulkification, soft-delete filter, required fields, controller → Service → APIResponse layering.</w:t>
             </w:r>
@@ -468,10 +508,6 @@
         <w:pStyle w:val="BodyText"/>
       </w:pPr>
       <w:r>
-        <w:rPr>
-          <w:b w:val="0"/>
-          <w:i w:val="0"/>
-        </w:rPr>
         <w:t>Restated:</w:t>
       </w:r>
     </w:p>
@@ -481,7 +517,6 @@
       </w:pPr>
       <w:r>
         <w:rPr>
-          <w:b w:val="0"/>
           <w:i/>
         </w:rPr>
         <w:t>Build a skill that automates the Development phase of the Agile SDLC for the developer, that adapts to this project's architecture, rules, and framework, and that delivers reliability, consistency, and maintainability without architectural overhead.</w:t>
@@ -492,10 +527,6 @@
         <w:pStyle w:val="BodyText"/>
       </w:pPr>
       <w:r>
-        <w:rPr>
-          <w:b w:val="0"/>
-          <w:i w:val="0"/>
-        </w:rPr>
         <w:t>The rest of this document is the architecture that meets that goal, organized by the three challenges it has to solve.</w:t>
       </w:r>
     </w:p>
@@ -520,10 +551,6 @@
         <w:pStyle w:val="BodyText"/>
       </w:pPr>
       <w:r>
-        <w:rPr>
-          <w:b w:val="0"/>
-          <w:i w:val="0"/>
-        </w:rPr>
         <w:t>Problem. A skill only fires if the model picks it. If the user's prompt doesn't name a downstream skill, it gets silently skipped.</w:t>
       </w:r>
     </w:p>
@@ -532,10 +559,7 @@
         <w:pStyle w:val="BodyText"/>
       </w:pPr>
       <w:r>
-        <w:rPr>
-          <w:b w:val="0"/>
-          <w:i w:val="0"/>
-        </w:rPr>
+        <w:lastRenderedPageBreak/>
         <w:t>Solution. Make the call explicit inside the calling skill, so it cannot be missed regardless of wording.</w:t>
       </w:r>
     </w:p>
@@ -544,10 +568,6 @@
         <w:pStyle w:val="BodyText"/>
       </w:pPr>
       <w:r>
-        <w:rPr>
-          <w:b w:val="0"/>
-          <w:i w:val="0"/>
-        </w:rPr>
         <w:t>Example. The user says "create a new parent LWC" — nothing about CSS. The parent task-skill itself names the CSS handoff as a fixed step:</w:t>
       </w:r>
     </w:p>
@@ -561,6 +581,12 @@
           <w:sz w:val="18"/>
         </w:rPr>
         <w:t>create-new-parent-lwc-component.md (line 207)</w:t>
+      </w:r>
+      <w:r>
+        <w:rPr>
+          <w:rFonts w:ascii="Consolas" w:hAnsi="Consolas"/>
+          <w:sz w:val="18"/>
+        </w:rPr>
         <w:br/>
         <w:t>Step 4 — Optionally apply lwc-css-design</w:t>
       </w:r>
@@ -578,10 +604,6 @@
         <w:pStyle w:val="BodyText"/>
       </w:pPr>
       <w:r>
-        <w:rPr>
-          <w:b w:val="0"/>
-          <w:i w:val="0"/>
-        </w:rPr>
         <w:t>Problem. With N skills directly addressable, the user's wording decides which one fires. Same intent, different phrasings, different paths.</w:t>
       </w:r>
     </w:p>
@@ -590,10 +612,6 @@
         <w:pStyle w:val="BodyText"/>
       </w:pPr>
       <w:r>
-        <w:rPr>
-          <w:b w:val="0"/>
-          <w:i w:val="0"/>
-        </w:rPr>
         <w:t>Solution. One entry point — the orchestrator — and an AskUserQuestion flow that turns the prompt into a fixed set of answers, so the user's intent is captured with 100% certainty.</w:t>
       </w:r>
     </w:p>
@@ -602,10 +620,6 @@
         <w:pStyle w:val="BodyText"/>
       </w:pPr>
       <w:r>
-        <w:rPr>
-          <w:b w:val="0"/>
-          <w:i w:val="0"/>
-        </w:rPr>
         <w:t>Example. Any dev request enters agile-development-orchastrator-skill.md and answers two AskUserQuestion calls: bug vs. task, then A/B/C + parent/child. Three different phrasings of "build a feature on a parent LWC" all land on the same row:</w:t>
       </w:r>
     </w:p>
@@ -619,6 +633,12 @@
           <w:sz w:val="18"/>
         </w:rPr>
         <w:t>B — create new functionality / parent →</w:t>
+      </w:r>
+      <w:r>
+        <w:rPr>
+          <w:rFonts w:ascii="Consolas" w:hAnsi="Consolas"/>
+          <w:sz w:val="18"/>
+        </w:rPr>
         <w:br/>
         <w:t>add-interactive-with-data-persistance-functionality-in-pather.md</w:t>
       </w:r>
@@ -636,10 +656,6 @@
         <w:pStyle w:val="BodyText"/>
       </w:pPr>
       <w:r>
-        <w:rPr>
-          <w:b w:val="0"/>
-          <w:i w:val="0"/>
-        </w:rPr>
         <w:t>Problem. When several task-skills need the same sub-step, in-lining it in each one means every change has to touch every copy.</w:t>
       </w:r>
     </w:p>
@@ -648,10 +664,6 @@
         <w:pStyle w:val="BodyText"/>
       </w:pPr>
       <w:r>
-        <w:rPr>
-          <w:b w:val="0"/>
-          <w:i w:val="0"/>
-        </w:rPr>
         <w:t>Solution. Extract the shared sub-step into one file under task-skill/shared/ and have each task-skill call it.</w:t>
       </w:r>
     </w:p>
@@ -660,10 +672,6 @@
         <w:pStyle w:val="BodyText"/>
       </w:pPr>
       <w:r>
-        <w:rPr>
-          <w:b w:val="0"/>
-          <w:i w:val="0"/>
-        </w:rPr>
         <w:t>Example. Both add-interactive-with-data-persistance-functionality-in-pather.md and lwc-parent-event-handler-generator.md need to resolve "which Apex method backs this?". Instead of asking that interview manually in each file, both call shared/apex-method-resolution.md — the three-branch interview (existing-known / existing-find / create-new) lives in exactly one file.</w:t>
       </w:r>
     </w:p>
@@ -680,10 +688,6 @@
         <w:pStyle w:val="BodyText"/>
       </w:pPr>
       <w:r>
-        <w:rPr>
-          <w:b w:val="0"/>
-          <w:i w:val="0"/>
-        </w:rPr>
         <w:t>The orchestrator does not invent rules — it routes work into skills that already encode the project's rules. The chain of constraints, as they fire during a typical "create a new parent LWC" iteration:</w:t>
       </w:r>
     </w:p>
@@ -700,6 +704,7 @@
         <w:pStyle w:val="BodyText"/>
       </w:pPr>
       <w:r>
+        <w:lastRenderedPageBreak/>
         <w:t>• create-new-parent-lwc-component — Step 0 mandates lwc-architecture end-to-end (page vs. child, principal state shape, localStorage keys, Apex methods, event names, sidecar utils / validator, meta.xml exposure).</w:t>
       </w:r>
     </w:p>
@@ -732,10 +737,6 @@
         <w:pStyle w:val="BodyText"/>
       </w:pPr>
       <w:r>
-        <w:rPr>
-          <w:b w:val="0"/>
-          <w:i w:val="0"/>
-        </w:rPr>
         <w:t>Every project-specific rule has exactly one home, and the orchestrator guarantees the rules are REACHED — not left to the model to remember.</w:t>
       </w:r>
     </w:p>
@@ -757,48 +758,180 @@
           <w:sz w:val="18"/>
         </w:rPr>
         <w:t>force-app/skills/development/</w:t>
+      </w:r>
+      <w:r>
+        <w:rPr>
+          <w:rFonts w:ascii="Consolas" w:hAnsi="Consolas"/>
+          <w:sz w:val="18"/>
+        </w:rPr>
         <w:br/>
         <w:t>├── agile-development-orchastrator-skill.md     ← single entry</w:t>
+      </w:r>
+      <w:r>
+        <w:rPr>
+          <w:rFonts w:ascii="Consolas" w:hAnsi="Consolas"/>
+          <w:sz w:val="18"/>
+        </w:rPr>
         <w:br/>
         <w:t>├── architecture/</w:t>
+      </w:r>
+      <w:r>
+        <w:rPr>
+          <w:rFonts w:ascii="Consolas" w:hAnsi="Consolas"/>
+          <w:sz w:val="18"/>
+        </w:rPr>
         <w:br/>
         <w:t>│   ├── lwc-architecture.md</w:t>
+      </w:r>
+      <w:r>
+        <w:rPr>
+          <w:rFonts w:ascii="Consolas" w:hAnsi="Consolas"/>
+          <w:sz w:val="18"/>
+        </w:rPr>
         <w:br/>
         <w:t>│   └── lwc-css-design.md</w:t>
+      </w:r>
+      <w:r>
+        <w:rPr>
+          <w:rFonts w:ascii="Consolas" w:hAnsi="Consolas"/>
+          <w:sz w:val="18"/>
+        </w:rPr>
         <w:br/>
         <w:t>├── contract/</w:t>
+      </w:r>
+      <w:r>
+        <w:rPr>
+          <w:rFonts w:ascii="Consolas" w:hAnsi="Consolas"/>
+          <w:sz w:val="18"/>
+        </w:rPr>
         <w:br/>
         <w:t>│   ├── object-required-fields-skill.md</w:t>
+      </w:r>
+      <w:r>
+        <w:rPr>
+          <w:rFonts w:ascii="Consolas" w:hAnsi="Consolas"/>
+          <w:sz w:val="18"/>
+        </w:rPr>
         <w:br/>
         <w:t>│   └── soql-exclude-deleted-skill.md</w:t>
+      </w:r>
+      <w:r>
+        <w:rPr>
+          <w:rFonts w:ascii="Consolas" w:hAnsi="Consolas"/>
+          <w:sz w:val="18"/>
+        </w:rPr>
         <w:br/>
         <w:t>├── guard/</w:t>
+      </w:r>
+      <w:r>
+        <w:rPr>
+          <w:rFonts w:ascii="Consolas" w:hAnsi="Consolas"/>
+          <w:sz w:val="18"/>
+        </w:rPr>
         <w:br/>
         <w:t>│   ├── apex-governor-limit-guard.md</w:t>
+      </w:r>
+      <w:r>
+        <w:rPr>
+          <w:rFonts w:ascii="Consolas" w:hAnsi="Consolas"/>
+          <w:sz w:val="18"/>
+        </w:rPr>
         <w:br/>
         <w:t>│   ├── lwc-apex-loading.md</w:t>
+      </w:r>
+      <w:r>
+        <w:rPr>
+          <w:rFonts w:ascii="Consolas" w:hAnsi="Consolas"/>
+          <w:sz w:val="18"/>
+        </w:rPr>
         <w:br/>
         <w:t>│   └── lwc-error-handling-skill.md</w:t>
+      </w:r>
+      <w:r>
+        <w:rPr>
+          <w:rFonts w:ascii="Consolas" w:hAnsi="Consolas"/>
+          <w:sz w:val="18"/>
+        </w:rPr>
         <w:br/>
         <w:t>├── performance/</w:t>
+      </w:r>
+      <w:r>
+        <w:rPr>
+          <w:rFonts w:ascii="Consolas" w:hAnsi="Consolas"/>
+          <w:sz w:val="18"/>
+        </w:rPr>
         <w:br/>
         <w:t>│   ├── apex-bulk-soql.md</w:t>
+      </w:r>
+      <w:r>
+        <w:rPr>
+          <w:rFonts w:ascii="Consolas" w:hAnsi="Consolas"/>
+          <w:sz w:val="18"/>
+        </w:rPr>
         <w:br/>
         <w:t>│   └── apex-method-monitor.md</w:t>
+      </w:r>
+      <w:r>
+        <w:rPr>
+          <w:rFonts w:ascii="Consolas" w:hAnsi="Consolas"/>
+          <w:sz w:val="18"/>
+        </w:rPr>
         <w:br/>
         <w:t>└── task-skill/</w:t>
+      </w:r>
+      <w:r>
+        <w:rPr>
+          <w:rFonts w:ascii="Consolas" w:hAnsi="Consolas"/>
+          <w:sz w:val="18"/>
+        </w:rPr>
         <w:br/>
         <w:t xml:space="preserve">    ├── add-functionality-in-child-lwc-component.md</w:t>
+      </w:r>
+      <w:r>
+        <w:rPr>
+          <w:rFonts w:ascii="Consolas" w:hAnsi="Consolas"/>
+          <w:sz w:val="18"/>
+        </w:rPr>
         <w:br/>
         <w:t xml:space="preserve">    ├── add-interactive-with-data-persistance-functionality-in-pather.md</w:t>
+      </w:r>
+      <w:r>
+        <w:rPr>
+          <w:rFonts w:ascii="Consolas" w:hAnsi="Consolas"/>
+          <w:sz w:val="18"/>
+        </w:rPr>
         <w:br/>
         <w:t xml:space="preserve">    ├── create-new-child-lwc-component.md</w:t>
+      </w:r>
+      <w:r>
+        <w:rPr>
+          <w:rFonts w:ascii="Consolas" w:hAnsi="Consolas"/>
+          <w:sz w:val="18"/>
+        </w:rPr>
         <w:br/>
         <w:t xml:space="preserve">    ├── create-new-parent-lwc-component.md</w:t>
+      </w:r>
+      <w:r>
+        <w:rPr>
+          <w:rFonts w:ascii="Consolas" w:hAnsi="Consolas"/>
+          <w:sz w:val="18"/>
+        </w:rPr>
         <w:br/>
         <w:t xml:space="preserve">    ├── lwc-parent-event-handler-generator.md</w:t>
+      </w:r>
+      <w:r>
+        <w:rPr>
+          <w:rFonts w:ascii="Consolas" w:hAnsi="Consolas"/>
+          <w:sz w:val="18"/>
+        </w:rPr>
         <w:br/>
         <w:t xml:space="preserve">    └── shared/</w:t>
+      </w:r>
+      <w:r>
+        <w:rPr>
+          <w:rFonts w:ascii="Consolas" w:hAnsi="Consolas"/>
+          <w:sz w:val="18"/>
+        </w:rPr>
         <w:br/>
         <w:t xml:space="preserve">        └── apex-method-resolution.md</w:t>
       </w:r>

--- a/jira_clone/docs/Skills_Path_Architecture.docx
+++ b/jira_clone/docs/Skills_Path_Architecture.docx
@@ -270,7 +270,6 @@
         <w:pStyle w:val="Heading1"/>
       </w:pPr>
       <w:r>
-        <w:lastRenderedPageBreak/>
         <w:t>Abstract</w:t>
       </w:r>
     </w:p>
@@ -279,22 +278,7 @@
         <w:pStyle w:val="Abstract"/>
       </w:pPr>
       <w:r>
-        <w:t>This report describes how the development skills directory in this Salesforce/LWC project is shaped to automate the Development phase of the Agile SDLC for the developer</w:t>
-      </w:r>
-      <w:r>
-        <w:t xml:space="preserve"> (create a definition of done for task </w:t>
-      </w:r>
-      <w:r>
-        <w:t>development</w:t>
-      </w:r>
-      <w:r>
-        <w:t xml:space="preserve"> </w:t>
-      </w:r>
-      <w:r>
-        <w:t>in agile framework)</w:t>
-      </w:r>
-      <w:r>
-        <w:t>, while adapting to the project's architecture and rules. It is organized around the three concrete challenges the architecture has to solve — reliability, consistency, and maintainability — each illustrated with a project-specific example. The orchestrator owns classification only; each downstream task-skill owns its disciplined interview and code emission, and shared sub-steps are factored into task-skill/shared/ to avoid a cross-skill dependency mesh.</w:t>
+        <w:t>This report describes how the development skills directory in this Salesforce/LWC project is shaped to automate the Development phase of the Agile SDLC for the developer — to set a repeatable definition of done for task development — while adapting to the project's architecture and rules. It is organized around the three challenges the architecture solves — reliability, consistency, and maintainability. The current design pushes every reusable rule down to a leaf level of guide files under task-skill/guide/. Each task-skill opens with a Mandatory-guides step that names exactly which guides it depends on, tagged required or optional, so the dependency graph is a shallow tree (orchestrator -&gt; task-skill -&gt; guide) instead of a mesh. Cross-cutting performance and governor-limit guards are not owned by any single task-skill; they are project-wide and triggered from CLAUDE.md.</w:t>
       </w:r>
     </w:p>
     <w:p>
@@ -316,28 +300,20 @@
     <w:tbl>
       <w:tblPr>
         <w:tblStyle w:val="Table"/>
-        <w:tblW w:w="0" w:type="auto"/>
-        <w:tblLook w:val="04A0" w:firstRow="1" w:lastRow="0" w:firstColumn="1" w:lastColumn="0" w:noHBand="0" w:noVBand="1"/>
+        <w:tblW w:type="auto" w:w="0"/>
+        <w:tblLook w:firstColumn="1" w:firstRow="1" w:lastColumn="0" w:lastRow="0" w:noHBand="0" w:noVBand="1" w:val="04A0"/>
       </w:tblPr>
       <w:tblGrid>
-        <w:gridCol w:w="4675"/>
-        <w:gridCol w:w="4675"/>
+        <w:gridCol w:w="4680"/>
+        <w:gridCol w:w="4680"/>
       </w:tblGrid>
       <w:tr>
-        <w:trPr>
-          <w:cnfStyle w:val="100000000000" w:firstRow="1" w:lastRow="0" w:firstColumn="0" w:lastColumn="0" w:oddVBand="0" w:evenVBand="0" w:oddHBand="0" w:evenHBand="0" w:firstRowFirstColumn="0" w:firstRowLastColumn="0" w:lastRowFirstColumn="0" w:lastRowLastColumn="0"/>
-        </w:trPr>
-        <w:tc>
-          <w:tcPr>
-            <w:tcW w:w="4680" w:type="dxa"/>
-            <w:tcBorders>
-              <w:top w:val="single" w:sz="4" w:space="0" w:color="808080"/>
-              <w:left w:val="single" w:sz="4" w:space="0" w:color="808080"/>
-              <w:bottom w:val="single" w:sz="4" w:space="0" w:color="808080"/>
-              <w:right w:val="single" w:sz="4" w:space="0" w:color="808080"/>
-            </w:tcBorders>
-          </w:tcPr>
-          <w:p>
+        <w:tc>
+          <w:tcPr>
+            <w:tcW w:type="dxa" w:w="4680"/>
+          </w:tcPr>
+          <w:p>
+            <w:r/>
             <w:r>
               <w:rPr>
                 <w:b/>
@@ -348,15 +324,10 @@
         </w:tc>
         <w:tc>
           <w:tcPr>
-            <w:tcW w:w="4680" w:type="dxa"/>
-            <w:tcBorders>
-              <w:top w:val="single" w:sz="4" w:space="0" w:color="808080"/>
-              <w:left w:val="single" w:sz="4" w:space="0" w:color="808080"/>
-              <w:bottom w:val="single" w:sz="4" w:space="0" w:color="808080"/>
-              <w:right w:val="single" w:sz="4" w:space="0" w:color="808080"/>
-            </w:tcBorders>
-          </w:tcPr>
-          <w:p>
+            <w:tcW w:type="dxa" w:w="4680"/>
+          </w:tcPr>
+          <w:p>
+            <w:r/>
             <w:r>
               <w:rPr>
                 <w:b/>
@@ -369,13 +340,7 @@
       <w:tr>
         <w:tc>
           <w:tcPr>
-            <w:tcW w:w="4680" w:type="dxa"/>
-            <w:tcBorders>
-              <w:top w:val="single" w:sz="4" w:space="0" w:color="808080"/>
-              <w:left w:val="single" w:sz="4" w:space="0" w:color="808080"/>
-              <w:bottom w:val="single" w:sz="4" w:space="0" w:color="808080"/>
-              <w:right w:val="single" w:sz="4" w:space="0" w:color="808080"/>
-            </w:tcBorders>
+            <w:tcW w:type="dxa" w:w="4680"/>
           </w:tcPr>
           <w:p>
             <w:r>
@@ -385,13 +350,7 @@
         </w:tc>
         <w:tc>
           <w:tcPr>
-            <w:tcW w:w="4680" w:type="dxa"/>
-            <w:tcBorders>
-              <w:top w:val="single" w:sz="4" w:space="0" w:color="808080"/>
-              <w:left w:val="single" w:sz="4" w:space="0" w:color="808080"/>
-              <w:bottom w:val="single" w:sz="4" w:space="0" w:color="808080"/>
-              <w:right w:val="single" w:sz="4" w:space="0" w:color="808080"/>
-            </w:tcBorders>
+            <w:tcW w:type="dxa" w:w="4680"/>
           </w:tcPr>
           <w:p>
             <w:r>
@@ -403,13 +362,7 @@
       <w:tr>
         <w:tc>
           <w:tcPr>
-            <w:tcW w:w="4680" w:type="dxa"/>
-            <w:tcBorders>
-              <w:top w:val="single" w:sz="4" w:space="0" w:color="808080"/>
-              <w:left w:val="single" w:sz="4" w:space="0" w:color="808080"/>
-              <w:bottom w:val="single" w:sz="4" w:space="0" w:color="808080"/>
-              <w:right w:val="single" w:sz="4" w:space="0" w:color="808080"/>
-            </w:tcBorders>
+            <w:tcW w:type="dxa" w:w="4680"/>
           </w:tcPr>
           <w:p>
             <w:r>
@@ -419,13 +372,7 @@
         </w:tc>
         <w:tc>
           <w:tcPr>
-            <w:tcW w:w="4680" w:type="dxa"/>
-            <w:tcBorders>
-              <w:top w:val="single" w:sz="4" w:space="0" w:color="808080"/>
-              <w:left w:val="single" w:sz="4" w:space="0" w:color="808080"/>
-              <w:bottom w:val="single" w:sz="4" w:space="0" w:color="808080"/>
-              <w:right w:val="single" w:sz="4" w:space="0" w:color="808080"/>
-            </w:tcBorders>
+            <w:tcW w:type="dxa" w:w="4680"/>
           </w:tcPr>
           <w:p>
             <w:r>
@@ -437,13 +384,7 @@
       <w:tr>
         <w:tc>
           <w:tcPr>
-            <w:tcW w:w="4680" w:type="dxa"/>
-            <w:tcBorders>
-              <w:top w:val="single" w:sz="4" w:space="0" w:color="808080"/>
-              <w:left w:val="single" w:sz="4" w:space="0" w:color="808080"/>
-              <w:bottom w:val="single" w:sz="4" w:space="0" w:color="808080"/>
-              <w:right w:val="single" w:sz="4" w:space="0" w:color="808080"/>
-            </w:tcBorders>
+            <w:tcW w:type="dxa" w:w="4680"/>
           </w:tcPr>
           <w:p>
             <w:r>
@@ -453,13 +394,7 @@
         </w:tc>
         <w:tc>
           <w:tcPr>
-            <w:tcW w:w="4680" w:type="dxa"/>
-            <w:tcBorders>
-              <w:top w:val="single" w:sz="4" w:space="0" w:color="808080"/>
-              <w:left w:val="single" w:sz="4" w:space="0" w:color="808080"/>
-              <w:bottom w:val="single" w:sz="4" w:space="0" w:color="808080"/>
-              <w:right w:val="single" w:sz="4" w:space="0" w:color="808080"/>
-            </w:tcBorders>
+            <w:tcW w:type="dxa" w:w="4680"/>
           </w:tcPr>
           <w:p>
             <w:r>
@@ -471,13 +406,7 @@
       <w:tr>
         <w:tc>
           <w:tcPr>
-            <w:tcW w:w="4680" w:type="dxa"/>
-            <w:tcBorders>
-              <w:top w:val="single" w:sz="4" w:space="0" w:color="808080"/>
-              <w:left w:val="single" w:sz="4" w:space="0" w:color="808080"/>
-              <w:bottom w:val="single" w:sz="4" w:space="0" w:color="808080"/>
-              <w:right w:val="single" w:sz="4" w:space="0" w:color="808080"/>
-            </w:tcBorders>
+            <w:tcW w:type="dxa" w:w="4680"/>
           </w:tcPr>
           <w:p>
             <w:r>
@@ -487,17 +416,11 @@
         </w:tc>
         <w:tc>
           <w:tcPr>
-            <w:tcW w:w="4680" w:type="dxa"/>
-            <w:tcBorders>
-              <w:top w:val="single" w:sz="4" w:space="0" w:color="808080"/>
-              <w:left w:val="single" w:sz="4" w:space="0" w:color="808080"/>
-              <w:bottom w:val="single" w:sz="4" w:space="0" w:color="808080"/>
-              <w:right w:val="single" w:sz="4" w:space="0" w:color="808080"/>
-            </w:tcBorders>
-          </w:tcPr>
-          <w:p>
-            <w:r>
-              <w:t>The project's architecture and rules — LWC architecture, Apex bulkification, soft-delete filter, required fields, controller → Service → APIResponse layering.</w:t>
+            <w:tcW w:type="dxa" w:w="4680"/>
+          </w:tcPr>
+          <w:p>
+            <w:r>
+              <w:t>The project's architecture and rules — LWC layering, Apex bulkification, soft-delete filter, required fields, and the Controller -&gt; APIResponse -&gt; Service -&gt; DomainCorrectness layering.</w:t>
             </w:r>
           </w:p>
         </w:tc>
@@ -516,10 +439,45 @@
         <w:pStyle w:val="BodyText"/>
       </w:pPr>
       <w:r>
+        <w:t>Build a skill that automates the Development phase of the Agile SDLC for the developer, that adapts to this project's architecture, rules, and framework, and that delivers reliability, consistency, and maintainability without architectural overhead.</w:t>
+      </w:r>
+    </w:p>
+    <w:p>
+      <w:pPr>
+        <w:pStyle w:val="BodyText"/>
+      </w:pPr>
+      <w:r>
+        <w:t>The rest of this document is the architecture that meets that goal, organized by the three challenges it has to solve.</w:t>
+      </w:r>
+    </w:p>
+    <w:p>
+      <w:pPr>
+        <w:pStyle w:val="Heading1"/>
+      </w:pPr>
+      <w:r>
+        <w:t>2. The three challenges (with examples)</w:t>
+      </w:r>
+    </w:p>
+    <w:p>
+      <w:pPr>
+        <w:pStyle w:val="Heading2"/>
+      </w:pPr>
+      <w:r>
+        <w:t>2.1 Reliability — the right skill must fire even when the user didn't name it</w:t>
+      </w:r>
+    </w:p>
+    <w:p>
+      <w:pPr>
+        <w:pStyle w:val="BodyText"/>
+      </w:pPr>
+      <w:r>
         <w:rPr>
-          <w:i/>
+          <w:b/>
         </w:rPr>
-        <w:t>Build a skill that automates the Development phase of the Agile SDLC for the developer, that adapts to this project's architecture, rules, and framework, and that delivers reliability, consistency, and maintainability without architectural overhead.</w:t>
+        <w:t xml:space="preserve">Problem. </w:t>
+      </w:r>
+      <w:r>
+        <w:t>A skill (or guide) only fires if the model picks it. If the user's prompt doesn't name a downstream guide, it gets silently skipped.</w:t>
       </w:r>
     </w:p>
     <w:p>
@@ -527,7 +485,167 @@
         <w:pStyle w:val="BodyText"/>
       </w:pPr>
       <w:r>
-        <w:t>The rest of this document is the architecture that meets that goal, organized by the three challenges it has to solve.</w:t>
+        <w:rPr>
+          <w:b/>
+        </w:rPr>
+        <w:t xml:space="preserve">Solution. </w:t>
+      </w:r>
+      <w:r>
+        <w:t>Make the call explicit inside the calling task-skill. Each task-skill's Step 0 — Mandatory guides names the leaf guides it depends on, so they fire regardless of wording.</w:t>
+      </w:r>
+    </w:p>
+    <w:p>
+      <w:pPr>
+        <w:pStyle w:val="BodyText"/>
+      </w:pPr>
+      <w:r>
+        <w:rPr>
+          <w:b/>
+        </w:rPr>
+        <w:t xml:space="preserve">Example. </w:t>
+      </w:r>
+      <w:r>
+        <w:t>The user says "add this functionality to my parent" — nothing about layering, error handling, or state rules. The task-skill's Step 0 names those guides as mandatory, so they run silently before any interview question:</w:t>
+      </w:r>
+    </w:p>
+    <w:p>
+      <w:pPr>
+        <w:pStyle w:val="SourceCode"/>
+      </w:pPr>
+      <w:r>
+        <w:t>add-interactive-with-data-persistance-functionality-in-pather.md</w:t>
+      </w:r>
+      <w:r>
+        <w:br/>
+      </w:r>
+      <w:r>
+        <w:t xml:space="preserve">  Step 0 — Mandatory guides (required, no question):</w:t>
+      </w:r>
+      <w:r>
+        <w:br/>
+      </w:r>
+      <w:r>
+        <w:t xml:space="preserve">    lwc-path-architecture-guide  ·  lwc-error-handling-guide  ·</w:t>
+      </w:r>
+      <w:r>
+        <w:br/>
+      </w:r>
+      <w:r>
+        <w:t xml:space="preserve">    pather_lwc_state_management_checklist-guide</w:t>
+      </w:r>
+    </w:p>
+    <w:p>
+      <w:pPr>
+        <w:pStyle w:val="Heading2"/>
+      </w:pPr>
+      <w:r>
+        <w:t>2.2 Consistency — same intent, same path, every time</w:t>
+      </w:r>
+    </w:p>
+    <w:p>
+      <w:pPr>
+        <w:pStyle w:val="BodyText"/>
+      </w:pPr>
+      <w:r>
+        <w:rPr>
+          <w:b/>
+        </w:rPr>
+        <w:t xml:space="preserve">Problem. </w:t>
+      </w:r>
+      <w:r>
+        <w:t>With N skills directly addressable, the user's wording decides which one fires. Same intent, different phrasings, different paths.</w:t>
+      </w:r>
+    </w:p>
+    <w:p>
+      <w:pPr>
+        <w:pStyle w:val="BodyText"/>
+      </w:pPr>
+      <w:r>
+        <w:rPr>
+          <w:b/>
+        </w:rPr>
+        <w:t xml:space="preserve">Solution. </w:t>
+      </w:r>
+      <w:r>
+        <w:t>One entry point — the orchestrator (triggered by "development run") — and an AskUserQuestion flow that turns the prompt into a fixed set of answers, so the user's intent is captured with 100% certainty.</w:t>
+      </w:r>
+    </w:p>
+    <w:p>
+      <w:pPr>
+        <w:pStyle w:val="BodyText"/>
+      </w:pPr>
+      <w:r>
+        <w:rPr>
+          <w:b/>
+        </w:rPr>
+        <w:t xml:space="preserve">Example. </w:t>
+      </w:r>
+      <w:r>
+        <w:t>Any dev request enters agile-development-orchastrator-skill.md and answers the classification questions: bug vs. task, then A/B/C, then parent vs. child. Three different phrasings of "build a feature on a parent LWC" all land on the same row:</w:t>
+      </w:r>
+    </w:p>
+    <w:p>
+      <w:pPr>
+        <w:pStyle w:val="SourceCode"/>
+      </w:pPr>
+      <w:r>
+        <w:t>B — create new functionality / parent -&gt;</w:t>
+      </w:r>
+      <w:r>
+        <w:br/>
+      </w:r>
+      <w:r>
+        <w:t>add-interactive-with-data-persistance-functionality-in-pather.md</w:t>
+      </w:r>
+    </w:p>
+    <w:p>
+      <w:pPr>
+        <w:pStyle w:val="Heading2"/>
+      </w:pPr>
+      <w:r>
+        <w:t>2.3 Maintainability — a new task can't fan out edits across every other task</w:t>
+      </w:r>
+    </w:p>
+    <w:p>
+      <w:pPr>
+        <w:pStyle w:val="BodyText"/>
+      </w:pPr>
+      <w:r>
+        <w:rPr>
+          <w:b/>
+        </w:rPr>
+        <w:t xml:space="preserve">Problem. </w:t>
+      </w:r>
+      <w:r>
+        <w:t>When several task-skills need the same sub-step, in-lining it in each one means every change has to touch every copy.</w:t>
+      </w:r>
+    </w:p>
+    <w:p>
+      <w:pPr>
+        <w:pStyle w:val="BodyText"/>
+      </w:pPr>
+      <w:r>
+        <w:rPr>
+          <w:b/>
+        </w:rPr>
+        <w:t xml:space="preserve">Solution. </w:t>
+      </w:r>
+      <w:r>
+        <w:t>Extract the shared sub-step into one leaf-level guide file under task-skill/guide/ and have each task-skill reference it from its Mandatory-guides step. The rule lives in exactly one file.</w:t>
+      </w:r>
+    </w:p>
+    <w:p>
+      <w:pPr>
+        <w:pStyle w:val="BodyText"/>
+      </w:pPr>
+      <w:r>
+        <w:rPr>
+          <w:b/>
+        </w:rPr>
+        <w:t xml:space="preserve">Example. </w:t>
+      </w:r>
+      <w:r>
+        <w:t>Both add-interactive-with-data-persistance-functionality-in-pather.md and lwc-parent-event-handler-generator.md need to resolve "which Apex method backs this?". Instead of asking that interview manually in each file, both depend on guide/apex-method-resolution-guide.md — the three-branch interview (existing-known / existing-find / create-new) lives in exactly one leaf guide.</w:t>
       </w:r>
     </w:p>
     <w:p>
@@ -535,7 +653,15 @@
         <w:pStyle w:val="Heading1"/>
       </w:pPr>
       <w:r>
-        <w:t>2. The three challenges (with examples)</w:t>
+        <w:t>3. Adaptation to project architecture and rules</w:t>
+      </w:r>
+    </w:p>
+    <w:p>
+      <w:pPr>
+        <w:pStyle w:val="BodyText"/>
+      </w:pPr>
+      <w:r>
+        <w:t>The orchestrator does not invent rules — it routes work into task-skills, and each task-skill reaches the project's rules through the leaf guides it depends on. Two mechanisms keep this adaptation predictable.</w:t>
       </w:r>
     </w:p>
     <w:p>
@@ -543,7 +669,7 @@
         <w:pStyle w:val="Heading2"/>
       </w:pPr>
       <w:r>
-        <w:t>2.1 Reliability — the right skill must fire even when the user didn't name it</w:t>
+        <w:t>3.1 The Mandatory-guides step: required vs optional</w:t>
       </w:r>
     </w:p>
     <w:p>
@@ -551,7 +677,7 @@
         <w:pStyle w:val="BodyText"/>
       </w:pPr>
       <w:r>
-        <w:t>Problem. A skill only fires if the model picks it. If the user's prompt doesn't name a downstream skill, it gets silently skipped.</w:t>
+        <w:t>Every task-skill opens with a Step 0 — Mandatory guides that lists the leaf guides it depends on. Each guide is tagged, and the tag decides how it is read:</w:t>
       </w:r>
     </w:p>
     <w:p>
@@ -559,8 +685,13 @@
         <w:pStyle w:val="BodyText"/>
       </w:pPr>
       <w:r>
-        <w:lastRenderedPageBreak/>
-        <w:t>Solution. Make the call explicit inside the calling skill, so it cannot be missed regardless of wording.</w:t>
+        <w:rPr>
+          <w:b/>
+        </w:rPr>
+        <w:t xml:space="preserve">required — </w:t>
+      </w:r>
+      <w:r>
+        <w:t>no question is asked. Look at the scope of the change: read and apply the guide when its trigger matches that scope (most run on every iteration); otherwise skip it and state the skip reason in the iteration message.</w:t>
       </w:r>
     </w:p>
     <w:p>
@@ -568,7 +699,37 @@
         <w:pStyle w:val="BodyText"/>
       </w:pPr>
       <w:r>
-        <w:t>Example. The user says "create a new parent LWC" — nothing about CSS. The parent task-skill itself names the CSS handoff as a fixed step:</w:t>
+        <w:rPr>
+          <w:b/>
+        </w:rPr>
+        <w:t xml:space="preserve">optional — </w:t>
+      </w:r>
+      <w:r>
+        <w:t>a single AskUserQuestion decides whether the guide is read. Apply it only when the user answers yes; never apply it silently.</w:t>
+      </w:r>
+    </w:p>
+    <w:p>
+      <w:pPr>
+        <w:pStyle w:val="Heading2"/>
+      </w:pPr>
+      <w:r>
+        <w:t>3.2 Project-wide cross-cutting skills live in CLAUDE.md, not in a task-skill</w:t>
+      </w:r>
+    </w:p>
+    <w:p>
+      <w:pPr>
+        <w:pStyle w:val="BodyText"/>
+      </w:pPr>
+      <w:r>
+        <w:t>The performance/ and guard/ skills encode disciplines that apply to any Apex on the project, regardless of which task-skill produced it. They are NOT wired into a task-skill's Mandatory-guides step; CLAUDE.md decides when they fire. That keeps each cross-cutting rule in exactly one place and out of the per-task dependency graph — so adding a task-skill never multiplies edges to the guards. The bulkification chain (governor-limit guard -&gt; bulk-SOQL rewrite -&gt; method monitor) and the soft-delete filter are all triggered this way.</w:t>
+      </w:r>
+    </w:p>
+    <w:p>
+      <w:pPr>
+        <w:pStyle w:val="Heading1"/>
+      </w:pPr>
+      <w:r>
+        <w:t>4. Current file layout (for reference)</w:t>
       </w:r>
     </w:p>
     <w:p>
@@ -576,27 +737,1480 @@
         <w:pStyle w:val="SourceCode"/>
       </w:pPr>
       <w:r>
+        <w:t>force-app/skills/development/</w:t>
+      </w:r>
+      <w:r>
+        <w:br/>
+      </w:r>
+      <w:r>
+        <w:t>├── agile-development-orchastrator-skill.md      &lt;- single entry ('development run')</w:t>
+      </w:r>
+      <w:r>
+        <w:br/>
+      </w:r>
+      <w:r>
+        <w:t>├── guard/                                        &lt;- project-wide, triggered from CLAUDE.md</w:t>
+      </w:r>
+      <w:r>
+        <w:br/>
+      </w:r>
+      <w:r>
+        <w:t>│   ├── apex-governor-limit-guard.md</w:t>
+      </w:r>
+      <w:r>
+        <w:br/>
+      </w:r>
+      <w:r>
+        <w:t>│   └── interview-discpline.md</w:t>
+      </w:r>
+      <w:r>
+        <w:br/>
+      </w:r>
+      <w:r>
+        <w:t>├── performance/                                  &lt;- project-wide, triggered from CLAUDE.md</w:t>
+      </w:r>
+      <w:r>
+        <w:br/>
+      </w:r>
+      <w:r>
+        <w:t>│   ├── apex-bulk-soql.md</w:t>
+      </w:r>
+      <w:r>
+        <w:br/>
+      </w:r>
+      <w:r>
+        <w:t>│   └── apex-method-monitor.md</w:t>
+      </w:r>
+      <w:r>
+        <w:br/>
+      </w:r>
+      <w:r>
+        <w:t>└── task-skill/</w:t>
+      </w:r>
+      <w:r>
+        <w:br/>
+      </w:r>
+      <w:r>
+        <w:t xml:space="preserve">    ├── create-new-parent-lwc-component.md        &lt;- pather router (no direct guides)</w:t>
+      </w:r>
+      <w:r>
+        <w:br/>
+      </w:r>
+      <w:r>
+        <w:t xml:space="preserve">    ├── add-interactive-with-data-persistance-functionality-in-pather.md</w:t>
+      </w:r>
+      <w:r>
+        <w:br/>
+      </w:r>
+      <w:r>
+        <w:t xml:space="preserve">    ├── lwc-parent-event-handler-generator.md</w:t>
+      </w:r>
+      <w:r>
+        <w:br/>
+      </w:r>
+      <w:r>
+        <w:t xml:space="preserve">    ├── create-new-child-lwc-component.md</w:t>
+      </w:r>
+      <w:r>
+        <w:br/>
+      </w:r>
+      <w:r>
+        <w:t xml:space="preserve">    ├── add-functionality-in-child-lwc-component.md</w:t>
+      </w:r>
+      <w:r>
+        <w:br/>
+      </w:r>
+      <w:r>
+        <w:t xml:space="preserve">    ├── shared/</w:t>
+      </w:r>
+      <w:r>
+        <w:br/>
+      </w:r>
+      <w:r>
+        <w:t xml:space="preserve">    │   └── ask-user-for-lwc-validation.md</w:t>
+      </w:r>
+      <w:r>
+        <w:br/>
+      </w:r>
+      <w:r>
+        <w:t xml:space="preserve">    └── guide/                                     &lt;- leaf level (depended on, never depends)</w:t>
+      </w:r>
+      <w:r>
+        <w:br/>
+      </w:r>
+      <w:r>
+        <w:t xml:space="preserve">        ├── lwc-path-architecture-guide.md</w:t>
+      </w:r>
+      <w:r>
+        <w:br/>
+      </w:r>
+      <w:r>
+        <w:t xml:space="preserve">        ├── apex-path-architecture-guide.md</w:t>
+      </w:r>
+      <w:r>
+        <w:br/>
+      </w:r>
+      <w:r>
+        <w:t xml:space="preserve">        ├── apex-method-resolution-guide.md</w:t>
+      </w:r>
+      <w:r>
+        <w:br/>
+      </w:r>
+      <w:r>
+        <w:t xml:space="preserve">        ├── lwc-apex-call-implementation-guide.md</w:t>
+      </w:r>
+      <w:r>
+        <w:br/>
+      </w:r>
+      <w:r>
+        <w:t xml:space="preserve">        ├── lwc-error-handling-guide.md</w:t>
+      </w:r>
+      <w:r>
+        <w:br/>
+      </w:r>
+      <w:r>
+        <w:t xml:space="preserve">        ├── lwc-request-loading-guide.md</w:t>
+      </w:r>
+      <w:r>
+        <w:br/>
+      </w:r>
+      <w:r>
+        <w:t xml:space="preserve">        ├── pather_lwc_state_management_checklist-guide.md</w:t>
+      </w:r>
+      <w:r>
+        <w:br/>
+      </w:r>
+      <w:r>
+        <w:t xml:space="preserve">        ├── lwc-css-design-guide.md</w:t>
+      </w:r>
+      <w:r>
+        <w:br/>
+      </w:r>
+      <w:r>
+        <w:t xml:space="preserve">        └── soql-exclude-deleted-guide.md</w:t>
+      </w:r>
+    </w:p>
+    <w:p>
+      <w:pPr>
+        <w:pStyle w:val="Heading1"/>
+      </w:pPr>
+      <w:r>
+        <w:t>5. Task-skills and their guide dependencies</w:t>
+      </w:r>
+    </w:p>
+    <w:p>
+      <w:pPr>
+        <w:pStyle w:val="BodyText"/>
+      </w:pPr>
+      <w:r>
+        <w:t>For each task-skill below: its name, what it does, and every guide it depends on — the guide's type and the simple condition that governs it. A required guide carries a trigger (when it is read); an optional guide carries the yes/no question that gates it.</w:t>
+      </w:r>
+    </w:p>
+    <w:p>
+      <w:pPr>
+        <w:pStyle w:val="Heading2"/>
+      </w:pPr>
+      <w:r>
+        <w:t>create-new-parent-lwc-component</w:t>
+      </w:r>
+    </w:p>
+    <w:p>
+      <w:pPr>
+        <w:pStyle w:val="BodyText"/>
+      </w:pPr>
+      <w:r>
+        <w:t>Pather (parent) router. Locks the pather's name + purpose once, then loops offering ADD NEW FUNCTIONALITY and HANDLE CHILD EVENT, delegating each to the matching sub-skill below. It emits no code itself, so it declares no guides directly — every guide lives in the sub-skill it routes to.</w:t>
+      </w:r>
+    </w:p>
+    <w:p>
+      <w:pPr>
+        <w:pStyle w:val="BodyText"/>
+      </w:pPr>
+      <w:r>
+        <w:t>Direct guide dependencies: none.</w:t>
+      </w:r>
+    </w:p>
+    <w:p>
+      <w:pPr>
+        <w:pStyle w:val="Heading2"/>
+      </w:pPr>
+      <w:r>
+        <w:t>add-interactive-with-data-persistance-functionality-in-pather</w:t>
+      </w:r>
+    </w:p>
+    <w:p>
+      <w:pPr>
+        <w:pStyle w:val="BodyText"/>
+      </w:pPr>
+      <w:r>
+        <w:t>Six-step interview (sub-components, user stories, behavior, validations, data state, reusable base component) plus Apex-method resolution and wire-style decision, for adding an interactive data-persisting functionality to an existing parent LWC.</w:t>
+      </w:r>
+    </w:p>
+    <w:tbl>
+      <w:tblPr>
+        <w:tblStyle w:val="Table"/>
+        <w:tblW w:type="auto" w:w="0"/>
+        <w:tblLook w:firstColumn="1" w:firstRow="1" w:lastColumn="0" w:lastRow="0" w:noHBand="0" w:noVBand="1" w:val="04A0"/>
+      </w:tblPr>
+      <w:tblGrid>
+        <w:gridCol w:w="3120"/>
+        <w:gridCol w:w="3120"/>
+        <w:gridCol w:w="3120"/>
+      </w:tblGrid>
+      <w:tr>
+        <w:tc>
+          <w:tcPr>
+            <w:tcW w:type="dxa" w:w="3120"/>
+          </w:tcPr>
+          <w:p>
+            <w:r/>
+            <w:r>
+              <w:rPr>
+                <w:b/>
+              </w:rPr>
+              <w:t>Guide</w:t>
+            </w:r>
+          </w:p>
+        </w:tc>
+        <w:tc>
+          <w:tcPr>
+            <w:tcW w:type="dxa" w:w="3120"/>
+          </w:tcPr>
+          <w:p>
+            <w:r/>
+            <w:r>
+              <w:rPr>
+                <w:b/>
+              </w:rPr>
+              <w:t>Type</w:t>
+            </w:r>
+          </w:p>
+        </w:tc>
+        <w:tc>
+          <w:tcPr>
+            <w:tcW w:type="dxa" w:w="3120"/>
+          </w:tcPr>
+          <w:p>
+            <w:r/>
+            <w:r>
+              <w:rPr>
+                <w:b/>
+              </w:rPr>
+              <w:t>When read / question</w:t>
+            </w:r>
+          </w:p>
+        </w:tc>
+      </w:tr>
+      <w:tr>
+        <w:tc>
+          <w:tcPr>
+            <w:tcW w:type="dxa" w:w="3120"/>
+          </w:tcPr>
+          <w:p>
+            <w:r>
+              <w:t>lwc-path-architecture-guide</w:t>
+            </w:r>
+          </w:p>
+        </w:tc>
+        <w:tc>
+          <w:tcPr>
+            <w:tcW w:type="dxa" w:w="3120"/>
+          </w:tcPr>
+          <w:p>
+            <w:r>
+              <w:t>required</w:t>
+            </w:r>
+          </w:p>
+        </w:tc>
+        <w:tc>
+          <w:tcPr>
+            <w:tcW w:type="dxa" w:w="3120"/>
+          </w:tcPr>
+          <w:p>
+            <w:r>
+              <w:t>Always — settle LWC layering before any interview question.</w:t>
+            </w:r>
+          </w:p>
+        </w:tc>
+      </w:tr>
+      <w:tr>
+        <w:tc>
+          <w:tcPr>
+            <w:tcW w:type="dxa" w:w="3120"/>
+          </w:tcPr>
+          <w:p>
+            <w:r>
+              <w:t>apex-method-resolution-guide</w:t>
+            </w:r>
+          </w:p>
+        </w:tc>
+        <w:tc>
+          <w:tcPr>
+            <w:tcW w:type="dxa" w:w="3120"/>
+          </w:tcPr>
+          <w:p>
+            <w:r>
+              <w:t>required</w:t>
+            </w:r>
+          </w:p>
+        </w:tc>
+        <w:tc>
+          <w:tcPr>
+            <w:tcW w:type="dxa" w:w="3120"/>
+          </w:tcPr>
+          <w:p>
+            <w:r>
+              <w:t>Always — resolve which Apex method backs the functionality (3 branches).</w:t>
+            </w:r>
+          </w:p>
+        </w:tc>
+      </w:tr>
+      <w:tr>
+        <w:tc>
+          <w:tcPr>
+            <w:tcW w:type="dxa" w:w="3120"/>
+          </w:tcPr>
+          <w:p>
+            <w:r>
+              <w:t>lwc-apex-call-implementation-guide</w:t>
+            </w:r>
+          </w:p>
+        </w:tc>
+        <w:tc>
+          <w:tcPr>
+            <w:tcW w:type="dxa" w:w="3120"/>
+          </w:tcPr>
+          <w:p>
+            <w:r>
+              <w:t>required</w:t>
+            </w:r>
+          </w:p>
+        </w:tc>
+        <w:tc>
+          <w:tcPr>
+            <w:tcW w:type="dxa" w:w="3120"/>
+          </w:tcPr>
+          <w:p>
+            <w:r>
+              <w:t>Always — decide @wire vs imperative call style from cacheability.</w:t>
+            </w:r>
+          </w:p>
+        </w:tc>
+      </w:tr>
+      <w:tr>
+        <w:tc>
+          <w:tcPr>
+            <w:tcW w:type="dxa" w:w="3120"/>
+          </w:tcPr>
+          <w:p>
+            <w:r>
+              <w:t>lwc-error-handling-guide</w:t>
+            </w:r>
+          </w:p>
+        </w:tc>
+        <w:tc>
+          <w:tcPr>
+            <w:tcW w:type="dxa" w:w="3120"/>
+          </w:tcPr>
+          <w:p>
+            <w:r>
+              <w:t>required</w:t>
+            </w:r>
+          </w:p>
+        </w:tc>
+        <w:tc>
+          <w:tcPr>
+            <w:tcW w:type="dxa" w:w="3120"/>
+          </w:tcPr>
+          <w:p>
+            <w:r>
+              <w:t>Always — route every failure through ShowToastEvent, not an inline banner.</w:t>
+            </w:r>
+          </w:p>
+        </w:tc>
+      </w:tr>
+      <w:tr>
+        <w:tc>
+          <w:tcPr>
+            <w:tcW w:type="dxa" w:w="3120"/>
+          </w:tcPr>
+          <w:p>
+            <w:r>
+              <w:t>pather_lwc_state_management_checklist-guide</w:t>
+            </w:r>
+          </w:p>
+        </w:tc>
+        <w:tc>
+          <w:tcPr>
+            <w:tcW w:type="dxa" w:w="3120"/>
+          </w:tcPr>
+          <w:p>
+            <w:r>
+              <w:t>required</w:t>
+            </w:r>
+          </w:p>
+        </w:tc>
+        <w:tc>
+          <w:tcPr>
+            <w:tcW w:type="dxa" w:w="3120"/>
+          </w:tcPr>
+          <w:p>
+            <w:r>
+              <w:t>Always — walk the state checklist (Rules 0-7) before emitting code.</w:t>
+            </w:r>
+          </w:p>
+        </w:tc>
+      </w:tr>
+      <w:tr>
+        <w:tc>
+          <w:tcPr>
+            <w:tcW w:type="dxa" w:w="3120"/>
+          </w:tcPr>
+          <w:p>
+            <w:r>
+              <w:t>apex-path-architecture-guide</w:t>
+            </w:r>
+          </w:p>
+        </w:tc>
+        <w:tc>
+          <w:tcPr>
+            <w:tcW w:type="dxa" w:w="3120"/>
+          </w:tcPr>
+          <w:p>
+            <w:r>
+              <w:t>required</w:t>
+            </w:r>
+          </w:p>
+        </w:tc>
+        <w:tc>
+          <w:tcPr>
+            <w:tcW w:type="dxa" w:w="3120"/>
+          </w:tcPr>
+          <w:p>
+            <w:r>
+              <w:t>When a new Apex method is implemented (skip if none is created).</w:t>
+            </w:r>
+          </w:p>
+        </w:tc>
+      </w:tr>
+      <w:tr>
+        <w:tc>
+          <w:tcPr>
+            <w:tcW w:type="dxa" w:w="3120"/>
+          </w:tcPr>
+          <w:p>
+            <w:r>
+              <w:t>soql-exclude-deleted-guide</w:t>
+            </w:r>
+          </w:p>
+        </w:tc>
+        <w:tc>
+          <w:tcPr>
+            <w:tcW w:type="dxa" w:w="3120"/>
+          </w:tcPr>
+          <w:p>
+            <w:r>
+              <w:t>optional</w:t>
+            </w:r>
+          </w:p>
+        </w:tc>
+        <w:tc>
+          <w:tcPr>
+            <w:tcW w:type="dxa" w:w="3120"/>
+          </w:tcPr>
+          <w:p>
+            <w:r>
+              <w:t>Q: "Apply the soft-delete filter?" — only when a new SELECT on a RecordStatus__c object is created.</w:t>
+            </w:r>
+          </w:p>
+        </w:tc>
+      </w:tr>
+      <w:tr>
+        <w:tc>
+          <w:tcPr>
+            <w:tcW w:type="dxa" w:w="3120"/>
+          </w:tcPr>
+          <w:p>
+            <w:r>
+              <w:t>lwc-css-design-guide</w:t>
+            </w:r>
+          </w:p>
+        </w:tc>
+        <w:tc>
+          <w:tcPr>
+            <w:tcW w:type="dxa" w:w="3120"/>
+          </w:tcPr>
+          <w:p>
+            <w:r>
+              <w:t>optional</w:t>
+            </w:r>
+          </w:p>
+        </w:tc>
+        <w:tc>
+          <w:tcPr>
+            <w:tcW w:type="dxa" w:w="3120"/>
+          </w:tcPr>
+          <w:p>
+            <w:r>
+              <w:t>Q (Step 5): "Apply the project's CSS design system now?"</w:t>
+            </w:r>
+          </w:p>
+        </w:tc>
+      </w:tr>
+    </w:tbl>
+    <w:p>
+      <w:pPr>
+        <w:pStyle w:val="Heading2"/>
+      </w:pPr>
+      <w:r>
+        <w:t>lwc-parent-event-handler-generator</w:t>
+      </w:r>
+    </w:p>
+    <w:p>
+      <w:pPr>
+        <w:pStyle w:val="BodyText"/>
+      </w:pPr>
+      <w:r>
+        <w:t>Per-event interview for wiring a parent LWC to handle CustomEvents dispatched by a child (state identification -&gt; Apex resolution -&gt; concurrent writes -&gt; visibility urgency -&gt; expand timing), producing state-coherent handlers and the correct @wire/imperative call style.</w:t>
+      </w:r>
+    </w:p>
+    <w:tbl>
+      <w:tblPr>
+        <w:tblStyle w:val="Table"/>
+        <w:tblW w:type="auto" w:w="0"/>
+        <w:tblLook w:firstColumn="1" w:firstRow="1" w:lastColumn="0" w:lastRow="0" w:noHBand="0" w:noVBand="1" w:val="04A0"/>
+      </w:tblPr>
+      <w:tblGrid>
+        <w:gridCol w:w="3120"/>
+        <w:gridCol w:w="3120"/>
+        <w:gridCol w:w="3120"/>
+      </w:tblGrid>
+      <w:tr>
+        <w:tc>
+          <w:tcPr>
+            <w:tcW w:type="dxa" w:w="3120"/>
+          </w:tcPr>
+          <w:p>
+            <w:r/>
+            <w:r>
+              <w:rPr>
+                <w:b/>
+              </w:rPr>
+              <w:t>Guide</w:t>
+            </w:r>
+          </w:p>
+        </w:tc>
+        <w:tc>
+          <w:tcPr>
+            <w:tcW w:type="dxa" w:w="3120"/>
+          </w:tcPr>
+          <w:p>
+            <w:r/>
+            <w:r>
+              <w:rPr>
+                <w:b/>
+              </w:rPr>
+              <w:t>Type</w:t>
+            </w:r>
+          </w:p>
+        </w:tc>
+        <w:tc>
+          <w:tcPr>
+            <w:tcW w:type="dxa" w:w="3120"/>
+          </w:tcPr>
+          <w:p>
+            <w:r/>
+            <w:r>
+              <w:rPr>
+                <w:b/>
+              </w:rPr>
+              <w:t>When read / question</w:t>
+            </w:r>
+          </w:p>
+        </w:tc>
+      </w:tr>
+      <w:tr>
+        <w:tc>
+          <w:tcPr>
+            <w:tcW w:type="dxa" w:w="3120"/>
+          </w:tcPr>
+          <w:p>
+            <w:r>
+              <w:t>lwc-path-architecture-guide</w:t>
+            </w:r>
+          </w:p>
+        </w:tc>
+        <w:tc>
+          <w:tcPr>
+            <w:tcW w:type="dxa" w:w="3120"/>
+          </w:tcPr>
+          <w:p>
+            <w:r>
+              <w:t>required</w:t>
+            </w:r>
+          </w:p>
+        </w:tc>
+        <w:tc>
+          <w:tcPr>
+            <w:tcW w:type="dxa" w:w="3120"/>
+          </w:tcPr>
+          <w:p>
+            <w:r>
+              <w:t>Always — settle LWC layering before any interview question.</w:t>
+            </w:r>
+          </w:p>
+        </w:tc>
+      </w:tr>
+      <w:tr>
+        <w:tc>
+          <w:tcPr>
+            <w:tcW w:type="dxa" w:w="3120"/>
+          </w:tcPr>
+          <w:p>
+            <w:r>
+              <w:t>apex-method-resolution-guide</w:t>
+            </w:r>
+          </w:p>
+        </w:tc>
+        <w:tc>
+          <w:tcPr>
+            <w:tcW w:type="dxa" w:w="3120"/>
+          </w:tcPr>
+          <w:p>
+            <w:r>
+              <w:t>required</w:t>
+            </w:r>
+          </w:p>
+        </w:tc>
+        <w:tc>
+          <w:tcPr>
+            <w:tcW w:type="dxa" w:w="3120"/>
+          </w:tcPr>
+          <w:p>
+            <w:r>
+              <w:t>Always — resolve which Apex method backs each event handler.</w:t>
+            </w:r>
+          </w:p>
+        </w:tc>
+      </w:tr>
+      <w:tr>
+        <w:tc>
+          <w:tcPr>
+            <w:tcW w:type="dxa" w:w="3120"/>
+          </w:tcPr>
+          <w:p>
+            <w:r>
+              <w:t>lwc-apex-call-implementation-guide</w:t>
+            </w:r>
+          </w:p>
+        </w:tc>
+        <w:tc>
+          <w:tcPr>
+            <w:tcW w:type="dxa" w:w="3120"/>
+          </w:tcPr>
+          <w:p>
+            <w:r>
+              <w:t>required</w:t>
+            </w:r>
+          </w:p>
+        </w:tc>
+        <w:tc>
+          <w:tcPr>
+            <w:tcW w:type="dxa" w:w="3120"/>
+          </w:tcPr>
+          <w:p>
+            <w:r>
+              <w:t>Always — decide @wire vs imperative + refreshApex.</w:t>
+            </w:r>
+          </w:p>
+        </w:tc>
+      </w:tr>
+      <w:tr>
+        <w:tc>
+          <w:tcPr>
+            <w:tcW w:type="dxa" w:w="3120"/>
+          </w:tcPr>
+          <w:p>
+            <w:r>
+              <w:t>lwc-error-handling-guide</w:t>
+            </w:r>
+          </w:p>
+        </w:tc>
+        <w:tc>
+          <w:tcPr>
+            <w:tcW w:type="dxa" w:w="3120"/>
+          </w:tcPr>
+          <w:p>
+            <w:r>
+              <w:t>required</w:t>
+            </w:r>
+          </w:p>
+        </w:tc>
+        <w:tc>
+          <w:tcPr>
+            <w:tcW w:type="dxa" w:w="3120"/>
+          </w:tcPr>
+          <w:p>
+            <w:r>
+              <w:t>Always — route every failure through ShowToastEvent.</w:t>
+            </w:r>
+          </w:p>
+        </w:tc>
+      </w:tr>
+      <w:tr>
+        <w:tc>
+          <w:tcPr>
+            <w:tcW w:type="dxa" w:w="3120"/>
+          </w:tcPr>
+          <w:p>
+            <w:r>
+              <w:t>lwc-request-loading-guide</w:t>
+            </w:r>
+          </w:p>
+        </w:tc>
+        <w:tc>
+          <w:tcPr>
+            <w:tcW w:type="dxa" w:w="3120"/>
+          </w:tcPr>
+          <w:p>
+            <w:r>
+              <w:t>required</w:t>
+            </w:r>
+          </w:p>
+        </w:tc>
+        <w:tc>
+          <w:tcPr>
+            <w:tcW w:type="dxa" w:w="3120"/>
+          </w:tcPr>
+          <w:p>
+            <w:r>
+              <w:t>Always — wire the handler's Apex call to the isLoading spinner overlay.</w:t>
+            </w:r>
+          </w:p>
+        </w:tc>
+      </w:tr>
+      <w:tr>
+        <w:tc>
+          <w:tcPr>
+            <w:tcW w:type="dxa" w:w="3120"/>
+          </w:tcPr>
+          <w:p>
+            <w:r>
+              <w:t>pather_lwc_state_management_checklist-guide</w:t>
+            </w:r>
+          </w:p>
+        </w:tc>
+        <w:tc>
+          <w:tcPr>
+            <w:tcW w:type="dxa" w:w="3120"/>
+          </w:tcPr>
+          <w:p>
+            <w:r>
+              <w:t>required</w:t>
+            </w:r>
+          </w:p>
+        </w:tc>
+        <w:tc>
+          <w:tcPr>
+            <w:tcW w:type="dxa" w:w="3120"/>
+          </w:tcPr>
+          <w:p>
+            <w:r>
+              <w:t>Always — walk the state checklist (Rules 0-7) before emitting code.</w:t>
+            </w:r>
+          </w:p>
+        </w:tc>
+      </w:tr>
+      <w:tr>
+        <w:tc>
+          <w:tcPr>
+            <w:tcW w:type="dxa" w:w="3120"/>
+          </w:tcPr>
+          <w:p>
+            <w:r>
+              <w:t>apex-path-architecture-guide</w:t>
+            </w:r>
+          </w:p>
+        </w:tc>
+        <w:tc>
+          <w:tcPr>
+            <w:tcW w:type="dxa" w:w="3120"/>
+          </w:tcPr>
+          <w:p>
+            <w:r>
+              <w:t>required</w:t>
+            </w:r>
+          </w:p>
+        </w:tc>
+        <w:tc>
+          <w:tcPr>
+            <w:tcW w:type="dxa" w:w="3120"/>
+          </w:tcPr>
+          <w:p>
+            <w:r>
+              <w:t>When a new Apex method is implemented (skip if none is created).</w:t>
+            </w:r>
+          </w:p>
+        </w:tc>
+      </w:tr>
+      <w:tr>
+        <w:tc>
+          <w:tcPr>
+            <w:tcW w:type="dxa" w:w="3120"/>
+          </w:tcPr>
+          <w:p>
+            <w:r>
+              <w:t>soql-exclude-deleted-guide</w:t>
+            </w:r>
+          </w:p>
+        </w:tc>
+        <w:tc>
+          <w:tcPr>
+            <w:tcW w:type="dxa" w:w="3120"/>
+          </w:tcPr>
+          <w:p>
+            <w:r>
+              <w:t>optional</w:t>
+            </w:r>
+          </w:p>
+        </w:tc>
+        <w:tc>
+          <w:tcPr>
+            <w:tcW w:type="dxa" w:w="3120"/>
+          </w:tcPr>
+          <w:p>
+            <w:r>
+              <w:t>Q: "Apply the soft-delete filter?" — only when a new SELECT on a RecordStatus__c object is created.</w:t>
+            </w:r>
+          </w:p>
+        </w:tc>
+      </w:tr>
+      <w:tr>
+        <w:tc>
+          <w:tcPr>
+            <w:tcW w:type="dxa" w:w="3120"/>
+          </w:tcPr>
+          <w:p>
+            <w:r>
+              <w:t>lwc-css-design-guide</w:t>
+            </w:r>
+          </w:p>
+        </w:tc>
+        <w:tc>
+          <w:tcPr>
+            <w:tcW w:type="dxa" w:w="3120"/>
+          </w:tcPr>
+          <w:p>
+            <w:r>
+              <w:t>optional</w:t>
+            </w:r>
+          </w:p>
+        </w:tc>
+        <w:tc>
+          <w:tcPr>
+            <w:tcW w:type="dxa" w:w="3120"/>
+          </w:tcPr>
+          <w:p>
+            <w:r>
+              <w:t>Q (Step 5): "Apply the project's CSS design system now?"</w:t>
+            </w:r>
+          </w:p>
+        </w:tc>
+      </w:tr>
+    </w:tbl>
+    <w:p>
+      <w:pPr>
+        <w:pStyle w:val="Heading2"/>
+      </w:pPr>
+      <w:r>
+        <w:t>create-new-child-lwc-component</w:t>
+      </w:r>
+    </w:p>
+    <w:p>
+      <w:pPr>
+        <w:pStyle w:val="BodyText"/>
+      </w:pPr>
+      <w:r>
+        <w:t>Per-sub-component interview (user stories, behavior, validations, @api data state, reusable base component) for scaffolding a brand-new child LWC. Children are presentation-only: no Apex, no @api mutation, draft state with _ + @track, lowercase events dispatched upward.</w:t>
+      </w:r>
+    </w:p>
+    <w:tbl>
+      <w:tblPr>
+        <w:tblStyle w:val="Table"/>
+        <w:tblW w:type="auto" w:w="0"/>
+        <w:tblLook w:firstColumn="1" w:firstRow="1" w:lastColumn="0" w:lastRow="0" w:noHBand="0" w:noVBand="1" w:val="04A0"/>
+      </w:tblPr>
+      <w:tblGrid>
+        <w:gridCol w:w="3120"/>
+        <w:gridCol w:w="3120"/>
+        <w:gridCol w:w="3120"/>
+      </w:tblGrid>
+      <w:tr>
+        <w:tc>
+          <w:tcPr>
+            <w:tcW w:type="dxa" w:w="3120"/>
+          </w:tcPr>
+          <w:p>
+            <w:r/>
+            <w:r>
+              <w:rPr>
+                <w:b/>
+              </w:rPr>
+              <w:t>Guide</w:t>
+            </w:r>
+          </w:p>
+        </w:tc>
+        <w:tc>
+          <w:tcPr>
+            <w:tcW w:type="dxa" w:w="3120"/>
+          </w:tcPr>
+          <w:p>
+            <w:r/>
+            <w:r>
+              <w:rPr>
+                <w:b/>
+              </w:rPr>
+              <w:t>Type</w:t>
+            </w:r>
+          </w:p>
+        </w:tc>
+        <w:tc>
+          <w:tcPr>
+            <w:tcW w:type="dxa" w:w="3120"/>
+          </w:tcPr>
+          <w:p>
+            <w:r/>
+            <w:r>
+              <w:rPr>
+                <w:b/>
+              </w:rPr>
+              <w:t>When read / question</w:t>
+            </w:r>
+          </w:p>
+        </w:tc>
+      </w:tr>
+      <w:tr>
+        <w:tc>
+          <w:tcPr>
+            <w:tcW w:type="dxa" w:w="3120"/>
+          </w:tcPr>
+          <w:p>
+            <w:r>
+              <w:t>lwc-path-architecture-guide</w:t>
+            </w:r>
+          </w:p>
+        </w:tc>
+        <w:tc>
+          <w:tcPr>
+            <w:tcW w:type="dxa" w:w="3120"/>
+          </w:tcPr>
+          <w:p>
+            <w:r>
+              <w:t>required</w:t>
+            </w:r>
+          </w:p>
+        </w:tc>
+        <w:tc>
+          <w:tcPr>
+            <w:tcW w:type="dxa" w:w="3120"/>
+          </w:tcPr>
+          <w:p>
+            <w:r>
+              <w:t>Always — settle LWC layering before any interview question.</w:t>
+            </w:r>
+          </w:p>
+        </w:tc>
+      </w:tr>
+      <w:tr>
+        <w:tc>
+          <w:tcPr>
+            <w:tcW w:type="dxa" w:w="3120"/>
+          </w:tcPr>
+          <w:p>
+            <w:r>
+              <w:t>lwc-error-handling-guide</w:t>
+            </w:r>
+          </w:p>
+        </w:tc>
+        <w:tc>
+          <w:tcPr>
+            <w:tcW w:type="dxa" w:w="3120"/>
+          </w:tcPr>
+          <w:p>
+            <w:r>
+              <w:t>required</w:t>
+            </w:r>
+          </w:p>
+        </w:tc>
+        <w:tc>
+          <w:tcPr>
+            <w:tcW w:type="dxa" w:w="3120"/>
+          </w:tcPr>
+          <w:p>
+            <w:r>
+              <w:t>Always — route every child failure through ShowToastEvent.</w:t>
+            </w:r>
+          </w:p>
+        </w:tc>
+      </w:tr>
+      <w:tr>
+        <w:tc>
+          <w:tcPr>
+            <w:tcW w:type="dxa" w:w="3120"/>
+          </w:tcPr>
+          <w:p>
+            <w:r>
+              <w:t>lwc-css-design-guide</w:t>
+            </w:r>
+          </w:p>
+        </w:tc>
+        <w:tc>
+          <w:tcPr>
+            <w:tcW w:type="dxa" w:w="3120"/>
+          </w:tcPr>
+          <w:p>
+            <w:r>
+              <w:t>optional</w:t>
+            </w:r>
+          </w:p>
+        </w:tc>
+        <w:tc>
+          <w:tcPr>
+            <w:tcW w:type="dxa" w:w="3120"/>
+          </w:tcPr>
+          <w:p>
+            <w:r>
+              <w:t>Q (Step 5): "Apply the project's CSS design system now?"</w:t>
+            </w:r>
+          </w:p>
+        </w:tc>
+      </w:tr>
+    </w:tbl>
+    <w:p>
+      <w:pPr>
+        <w:pStyle w:val="Heading2"/>
+      </w:pPr>
+      <w:r>
+        <w:t>add-functionality-in-child-lwc-component</w:t>
+      </w:r>
+    </w:p>
+    <w:p>
+      <w:pPr>
+        <w:pStyle w:val="BodyText"/>
+      </w:pPr>
+      <w:r>
+        <w:t>Same per-sub-component interview, but extending an existing child LWC in place with a new sub-component or new functionality, preserving the existing sub-components, getters, handlers, and dispatched events.</w:t>
+      </w:r>
+    </w:p>
+    <w:tbl>
+      <w:tblPr>
+        <w:tblStyle w:val="Table"/>
+        <w:tblW w:type="auto" w:w="0"/>
+        <w:tblLook w:firstColumn="1" w:firstRow="1" w:lastColumn="0" w:lastRow="0" w:noHBand="0" w:noVBand="1" w:val="04A0"/>
+      </w:tblPr>
+      <w:tblGrid>
+        <w:gridCol w:w="3120"/>
+        <w:gridCol w:w="3120"/>
+        <w:gridCol w:w="3120"/>
+      </w:tblGrid>
+      <w:tr>
+        <w:tc>
+          <w:tcPr>
+            <w:tcW w:type="dxa" w:w="3120"/>
+          </w:tcPr>
+          <w:p>
+            <w:r/>
+            <w:r>
+              <w:rPr>
+                <w:b/>
+              </w:rPr>
+              <w:t>Guide</w:t>
+            </w:r>
+          </w:p>
+        </w:tc>
+        <w:tc>
+          <w:tcPr>
+            <w:tcW w:type="dxa" w:w="3120"/>
+          </w:tcPr>
+          <w:p>
+            <w:r/>
+            <w:r>
+              <w:rPr>
+                <w:b/>
+              </w:rPr>
+              <w:t>Type</w:t>
+            </w:r>
+          </w:p>
+        </w:tc>
+        <w:tc>
+          <w:tcPr>
+            <w:tcW w:type="dxa" w:w="3120"/>
+          </w:tcPr>
+          <w:p>
+            <w:r/>
+            <w:r>
+              <w:rPr>
+                <w:b/>
+              </w:rPr>
+              <w:t>When read / question</w:t>
+            </w:r>
+          </w:p>
+        </w:tc>
+      </w:tr>
+      <w:tr>
+        <w:tc>
+          <w:tcPr>
+            <w:tcW w:type="dxa" w:w="3120"/>
+          </w:tcPr>
+          <w:p>
+            <w:r>
+              <w:t>lwc-path-architecture-guide</w:t>
+            </w:r>
+          </w:p>
+        </w:tc>
+        <w:tc>
+          <w:tcPr>
+            <w:tcW w:type="dxa" w:w="3120"/>
+          </w:tcPr>
+          <w:p>
+            <w:r>
+              <w:t>required</w:t>
+            </w:r>
+          </w:p>
+        </w:tc>
+        <w:tc>
+          <w:tcPr>
+            <w:tcW w:type="dxa" w:w="3120"/>
+          </w:tcPr>
+          <w:p>
+            <w:r>
+              <w:t>Always — settle LWC layering before any interview question.</w:t>
+            </w:r>
+          </w:p>
+        </w:tc>
+      </w:tr>
+      <w:tr>
+        <w:tc>
+          <w:tcPr>
+            <w:tcW w:type="dxa" w:w="3120"/>
+          </w:tcPr>
+          <w:p>
+            <w:r>
+              <w:t>pather_lwc_state_management_checklist-guide</w:t>
+            </w:r>
+          </w:p>
+        </w:tc>
+        <w:tc>
+          <w:tcPr>
+            <w:tcW w:type="dxa" w:w="3120"/>
+          </w:tcPr>
+          <w:p>
+            <w:r>
+              <w:t>required</w:t>
+            </w:r>
+          </w:p>
+        </w:tc>
+        <w:tc>
+          <w:tcPr>
+            <w:tcW w:type="dxa" w:w="3120"/>
+          </w:tcPr>
+          <w:p>
+            <w:r>
+              <w:t>Always — the parent handling these events must pass the state checklist.</w:t>
+            </w:r>
+          </w:p>
+        </w:tc>
+      </w:tr>
+      <w:tr>
+        <w:tc>
+          <w:tcPr>
+            <w:tcW w:type="dxa" w:w="3120"/>
+          </w:tcPr>
+          <w:p>
+            <w:r>
+              <w:t>lwc-error-handling-guide</w:t>
+            </w:r>
+          </w:p>
+        </w:tc>
+        <w:tc>
+          <w:tcPr>
+            <w:tcW w:type="dxa" w:w="3120"/>
+          </w:tcPr>
+          <w:p>
+            <w:r>
+              <w:t>required</w:t>
+            </w:r>
+          </w:p>
+        </w:tc>
+        <w:tc>
+          <w:tcPr>
+            <w:tcW w:type="dxa" w:w="3120"/>
+          </w:tcPr>
+          <w:p>
+            <w:r>
+              <w:t>Always — route every failure through ShowToastEvent.</w:t>
+            </w:r>
+          </w:p>
+        </w:tc>
+      </w:tr>
+      <w:tr>
+        <w:tc>
+          <w:tcPr>
+            <w:tcW w:type="dxa" w:w="3120"/>
+          </w:tcPr>
+          <w:p>
+            <w:r>
+              <w:t>lwc-css-design-guide</w:t>
+            </w:r>
+          </w:p>
+        </w:tc>
+        <w:tc>
+          <w:tcPr>
+            <w:tcW w:type="dxa" w:w="3120"/>
+          </w:tcPr>
+          <w:p>
+            <w:r>
+              <w:t>optional</w:t>
+            </w:r>
+          </w:p>
+        </w:tc>
+        <w:tc>
+          <w:tcPr>
+            <w:tcW w:type="dxa" w:w="3120"/>
+          </w:tcPr>
+          <w:p>
+            <w:r>
+              <w:t>Q (Step 5): "Apply the project's CSS design system now?"</w:t>
+            </w:r>
+          </w:p>
+        </w:tc>
+      </w:tr>
+    </w:tbl>
+    <w:p>
+      <w:pPr>
+        <w:pStyle w:val="Heading2"/>
+      </w:pPr>
+      <w:r>
+        <w:t>Shared sub-step</w:t>
+      </w:r>
+    </w:p>
+    <w:p>
+      <w:pPr>
+        <w:pStyle w:val="BodyText"/>
+      </w:pPr>
+      <w:r>
+        <w:t>shared/ask-user-for-lwc-validation.md is a leaf shared sub-step (not a guide) for the "Validation rules" interview question. All four functionality/child task-skills load it verbatim instead of inlining the validation branches, so the rule lives in one file.</w:t>
+      </w:r>
+    </w:p>
+    <w:p>
+      <w:pPr>
+        <w:pStyle w:val="Heading2"/>
+      </w:pPr>
+      <w:r>
+        <w:t>Project-wide cross-cutting skills (triggered from CLAUDE.md)</w:t>
+      </w:r>
+    </w:p>
+    <w:p>
+      <w:pPr>
+        <w:pStyle w:val="BodyText"/>
+      </w:pPr>
+      <w:r>
+        <w:t>These are not listed in any task-skill's Mandatory-guides step. CLAUDE.md decides when they fire, so they stay in one place and out of the per-task dependency graph.</w:t>
+      </w:r>
+    </w:p>
+    <w:tbl>
+      <w:tblPr>
+        <w:tblStyle w:val="Table"/>
+        <w:tblW w:type="auto" w:w="0"/>
+        <w:tblLook w:firstColumn="1" w:firstRow="1" w:lastColumn="0" w:lastRow="0" w:noHBand="0" w:noVBand="1" w:val="04A0"/>
+      </w:tblPr>
+      <w:tblGrid>
+        <w:gridCol w:w="4680"/>
+        <w:gridCol w:w="4680"/>
+      </w:tblGrid>
+      <w:tr>
+        <w:tc>
+          <w:tcPr>
+            <w:tcW w:type="dxa" w:w="4680"/>
+          </w:tcPr>
+          <w:p>
+            <w:r/>
+            <w:r>
+              <w:rPr>
+                <w:b/>
+              </w:rPr>
+              <w:t>Skill</w:t>
+            </w:r>
+          </w:p>
+        </w:tc>
+        <w:tc>
+          <w:tcPr>
+            <w:tcW w:type="dxa" w:w="4680"/>
+          </w:tcPr>
+          <w:p>
+            <w:r/>
+            <w:r>
+              <w:rPr>
+                <w:b/>
+              </w:rPr>
+              <w:t>When it fires</w:t>
+            </w:r>
+          </w:p>
+        </w:tc>
+      </w:tr>
+      <w:tr>
+        <w:tc>
+          <w:tcPr>
+            <w:tcW w:type="dxa" w:w="4680"/>
+          </w:tcPr>
+          <w:p>
+            <w:r>
+              <w:t>guard/apex-governor-limit-guard</w:t>
+            </w:r>
+          </w:p>
+        </w:tc>
+        <w:tc>
+          <w:tcPr>
+            <w:tcW w:type="dxa" w:w="4680"/>
+          </w:tcPr>
+          <w:p>
+            <w:r>
+              <w:t>Detect — when a bulk query/command (SELECT or DML over &gt;1 record) is written or edited.</w:t>
+            </w:r>
+          </w:p>
+        </w:tc>
+      </w:tr>
+      <w:tr>
+        <w:tc>
+          <w:tcPr>
+            <w:tcW w:type="dxa" w:w="4680"/>
+          </w:tcPr>
+          <w:p>
+            <w:r>
+              <w:t>performance/apex-bulk-soql</w:t>
+            </w:r>
+          </w:p>
+        </w:tc>
+        <w:tc>
+          <w:tcPr>
+            <w:tcW w:type="dxa" w:w="4680"/>
+          </w:tcPr>
+          <w:p>
+            <w:r>
+              <w:t>Rewrite — same trigger, or when the guard flags an N+1 pattern.</w:t>
+            </w:r>
+          </w:p>
+        </w:tc>
+      </w:tr>
+      <w:tr>
+        <w:tc>
+          <w:tcPr>
+            <w:tcW w:type="dxa" w:w="4680"/>
+          </w:tcPr>
+          <w:p>
+            <w:r>
+              <w:t>performance/apex-method-monitor</w:t>
+            </w:r>
+          </w:p>
+        </w:tc>
+        <w:tc>
+          <w:tcPr>
+            <w:tcW w:type="dxa" w:w="4680"/>
+          </w:tcPr>
+          <w:p>
+            <w:r>
+              <w:t>Measure — after creating/editing an @AuraEnabled method that does SOQL/SOSL/DML (asks first).</w:t>
+            </w:r>
+          </w:p>
+        </w:tc>
+      </w:tr>
+      <w:tr>
+        <w:tc>
+          <w:tcPr>
+            <w:tcW w:type="dxa" w:w="4680"/>
+          </w:tcPr>
+          <w:p>
+            <w:r>
+              <w:t>guard/interview-discpline</w:t>
+            </w:r>
+          </w:p>
+        </w:tc>
+        <w:tc>
+          <w:tcPr>
+            <w:tcW w:type="dxa" w:w="4680"/>
+          </w:tcPr>
+          <w:p>
+            <w:r>
+              <w:t>On every iteration that has a question step.</w:t>
+            </w:r>
+          </w:p>
+        </w:tc>
+      </w:tr>
+      <w:tr>
+        <w:tc>
+          <w:tcPr>
+            <w:tcW w:type="dxa" w:w="4680"/>
+          </w:tcPr>
+          <w:p>
+            <w:r>
+              <w:t>guide/soql-exclude-deleted-guide</w:t>
+            </w:r>
+          </w:p>
+        </w:tc>
+        <w:tc>
+          <w:tcPr>
+            <w:tcW w:type="dxa" w:w="4680"/>
+          </w:tcPr>
+          <w:p>
+            <w:r>
+              <w:t>For any SELECT on a RecordStatus__c object (mandatory via CLAUDE.md; also surfaced as the optional question inside the parent functionality skills).</w:t>
+            </w:r>
+          </w:p>
+        </w:tc>
+      </w:tr>
+    </w:tbl>
+    <w:p>
+      <w:pPr>
+        <w:pStyle w:val="Heading1"/>
+      </w:pPr>
+      <w:r>
+        <w:t>6. How the leaf-guide design resolves the spaghetti dependency</w:t>
+      </w:r>
+    </w:p>
+    <w:p>
+      <w:pPr>
+        <w:pStyle w:val="BodyText"/>
+      </w:pPr>
+      <w:r>
+        <w:t>The earlier design let task-skills inline their sub-steps and reference one another, so a single rule lived in many copies and a new task could force edits across the others. The current design removes that with a few invariants:</w:t>
+      </w:r>
+    </w:p>
+    <w:p>
+      <w:pPr>
+        <w:pStyle w:val="BodyText"/>
+      </w:pPr>
+      <w:r>
         <w:rPr>
-          <w:rFonts w:ascii="Consolas" w:hAnsi="Consolas"/>
-          <w:sz w:val="18"/>
+          <w:b/>
         </w:rPr>
-        <w:t>create-new-parent-lwc-component.md (line 207)</w:t>
-      </w:r>
+        <w:t xml:space="preserve">Three layers, edges point down. </w:t>
+      </w:r>
+      <w:r>
+        <w:t>orchestrator -&gt; task-skill -&gt; guide. There is no fourth hop and no sideways edge between task-skills.</w:t>
+      </w:r>
+    </w:p>
+    <w:p>
+      <w:pPr>
+        <w:pStyle w:val="BodyText"/>
+      </w:pPr>
       <w:r>
         <w:rPr>
-          <w:rFonts w:ascii="Consolas" w:hAnsi="Consolas"/>
-          <w:sz w:val="18"/>
+          <w:b/>
         </w:rPr>
-        <w:br/>
-        <w:t>Step 4 — Optionally apply lwc-css-design</w:t>
-      </w:r>
-    </w:p>
-    <w:p>
-      <w:pPr>
-        <w:pStyle w:val="Heading2"/>
-      </w:pPr>
-      <w:r>
-        <w:t>2.2 Consistency — same intent, same path, every time</w:t>
+        <w:t xml:space="preserve">Guides are leaves. </w:t>
+      </w:r>
+      <w:r>
+        <w:t>A guide never imports another guide or a task-skill, so the graph has no cycles and no mesh.</w:t>
       </w:r>
     </w:p>
     <w:p>
@@ -604,7 +2218,13 @@
         <w:pStyle w:val="BodyText"/>
       </w:pPr>
       <w:r>
-        <w:t>Problem. With N skills directly addressable, the user's wording decides which one fires. Same intent, different phrasings, different paths.</w:t>
+        <w:rPr>
+          <w:b/>
+        </w:rPr>
+        <w:t xml:space="preserve">One rule, one home. </w:t>
+      </w:r>
+      <w:r>
+        <w:t>A shared rule lives in exactly one guide; N task-skills reference it by listing it in their Mandatory-guides step, not by copying it — change it once and every caller gets the change.</w:t>
       </w:r>
     </w:p>
     <w:p>
@@ -612,7 +2232,13 @@
         <w:pStyle w:val="BodyText"/>
       </w:pPr>
       <w:r>
-        <w:t>Solution. One entry point — the orchestrator — and an AskUserQuestion flow that turns the prompt into a fixed set of answers, so the user's intent is captured with 100% certainty.</w:t>
+        <w:rPr>
+          <w:b/>
+        </w:rPr>
+        <w:t xml:space="preserve">Adding a task-skill is additive. </w:t>
+      </w:r>
+      <w:r>
+        <w:t>A new task-skill only adds edges to existing leaf guides; it never forces an edit in a sibling task-skill.</w:t>
       </w:r>
     </w:p>
     <w:p>
@@ -620,320 +2246,13 @@
         <w:pStyle w:val="BodyText"/>
       </w:pPr>
       <w:r>
-        <w:t>Example. Any dev request enters agile-development-orchastrator-skill.md and answers two AskUserQuestion calls: bug vs. task, then A/B/C + parent/child. Three different phrasings of "build a feature on a parent LWC" all land on the same row:</w:t>
-      </w:r>
-    </w:p>
-    <w:p>
-      <w:pPr>
-        <w:pStyle w:val="SourceCode"/>
-      </w:pPr>
-      <w:r>
         <w:rPr>
-          <w:rFonts w:ascii="Consolas" w:hAnsi="Consolas"/>
-          <w:sz w:val="18"/>
+          <w:b/>
         </w:rPr>
-        <w:t>B — create new functionality / parent →</w:t>
-      </w:r>
-      <w:r>
-        <w:rPr>
-          <w:rFonts w:ascii="Consolas" w:hAnsi="Consolas"/>
-          <w:sz w:val="18"/>
-        </w:rPr>
-        <w:br/>
-        <w:t>add-interactive-with-data-persistance-functionality-in-pather.md</w:t>
-      </w:r>
-    </w:p>
-    <w:p>
-      <w:pPr>
-        <w:pStyle w:val="Heading2"/>
-      </w:pPr>
-      <w:r>
-        <w:t>2.3 Maintainability — a new task can't fan out edits across every other task</w:t>
-      </w:r>
-    </w:p>
-    <w:p>
-      <w:pPr>
-        <w:pStyle w:val="BodyText"/>
-      </w:pPr>
-      <w:r>
-        <w:t>Problem. When several task-skills need the same sub-step, in-lining it in each one means every change has to touch every copy.</w:t>
-      </w:r>
-    </w:p>
-    <w:p>
-      <w:pPr>
-        <w:pStyle w:val="BodyText"/>
-      </w:pPr>
-      <w:r>
-        <w:t>Solution. Extract the shared sub-step into one file under task-skill/shared/ and have each task-skill call it.</w:t>
-      </w:r>
-    </w:p>
-    <w:p>
-      <w:pPr>
-        <w:pStyle w:val="BodyText"/>
-      </w:pPr>
-      <w:r>
-        <w:t>Example. Both add-interactive-with-data-persistance-functionality-in-pather.md and lwc-parent-event-handler-generator.md need to resolve "which Apex method backs this?". Instead of asking that interview manually in each file, both call shared/apex-method-resolution.md — the three-branch interview (existing-known / existing-find / create-new) lives in exactly one file.</w:t>
-      </w:r>
-    </w:p>
-    <w:p>
-      <w:pPr>
-        <w:pStyle w:val="Heading1"/>
-      </w:pPr>
-      <w:r>
-        <w:t>3. Adaptation to project architecture and rules</w:t>
-      </w:r>
-    </w:p>
-    <w:p>
-      <w:pPr>
-        <w:pStyle w:val="BodyText"/>
-      </w:pPr>
-      <w:r>
-        <w:t>The orchestrator does not invent rules — it routes work into skills that already encode the project's rules. The chain of constraints, as they fire during a typical "create a new parent LWC" iteration:</w:t>
-      </w:r>
-    </w:p>
-    <w:p>
-      <w:pPr>
-        <w:pStyle w:val="BodyText"/>
-      </w:pPr>
-      <w:r>
-        <w:t>• Orchestrator — classifies as task / option A / parent.</w:t>
-      </w:r>
-    </w:p>
-    <w:p>
-      <w:pPr>
-        <w:pStyle w:val="BodyText"/>
-      </w:pPr>
-      <w:r>
-        <w:lastRenderedPageBreak/>
-        <w:t>• create-new-parent-lwc-component — Step 0 mandates lwc-architecture end-to-end (page vs. child, principal state shape, localStorage keys, Apex methods, event names, sidecar utils / validator, meta.xml exposure).</w:t>
-      </w:r>
-    </w:p>
-    <w:p>
-      <w:pPr>
-        <w:pStyle w:val="BodyText"/>
-      </w:pPr>
-      <w:r>
-        <w:t>• Per-iteration sub-skill (A → functionality, B → event handler) runs its full disciplined interview, then hands off to the shared Apex-method-resolution protocol when controller methods need to be resolved.</w:t>
-      </w:r>
-    </w:p>
-    <w:p>
-      <w:pPr>
-        <w:pStyle w:val="BodyText"/>
-      </w:pPr>
-      <w:r>
-        <w:t>• Final Verification — the project-wide MANDATORY skills declared in CLAUDE.md are checked: bulkified Apex (apex-bulk-soql), soft-delete filter (soql-exclude-deleted), required fields per OBJECT_VALIDATION_LWC_APEX.md (object-required-fields), thin controller → Service → APIResponse layering (lwc-architecture).</w:t>
-      </w:r>
-    </w:p>
-    <w:p>
-      <w:pPr>
-        <w:pStyle w:val="BodyText"/>
-      </w:pPr>
-      <w:r>
-        <w:t>• Optional CSS handoff — Step 4 asks whether to apply lwc-css-design so the new parent drops in next to manageBacklog / manageWorkflow without visual tuning.</w:t>
-      </w:r>
-    </w:p>
-    <w:p>
-      <w:pPr>
-        <w:pStyle w:val="BodyText"/>
-      </w:pPr>
-      <w:r>
-        <w:t>Every project-specific rule has exactly one home, and the orchestrator guarantees the rules are REACHED — not left to the model to remember.</w:t>
-      </w:r>
-    </w:p>
-    <w:p>
-      <w:pPr>
-        <w:pStyle w:val="Heading1"/>
-      </w:pPr>
-      <w:r>
-        <w:t>4. Current file layout (for reference)</w:t>
-      </w:r>
-    </w:p>
-    <w:p>
-      <w:pPr>
-        <w:pStyle w:val="SourceCode"/>
-      </w:pPr>
-      <w:r>
-        <w:rPr>
-          <w:rFonts w:ascii="Consolas" w:hAnsi="Consolas"/>
-          <w:sz w:val="18"/>
-        </w:rPr>
-        <w:t>force-app/skills/development/</w:t>
-      </w:r>
-      <w:r>
-        <w:rPr>
-          <w:rFonts w:ascii="Consolas" w:hAnsi="Consolas"/>
-          <w:sz w:val="18"/>
-        </w:rPr>
-        <w:br/>
-        <w:t>├── agile-development-orchastrator-skill.md     ← single entry</w:t>
-      </w:r>
-      <w:r>
-        <w:rPr>
-          <w:rFonts w:ascii="Consolas" w:hAnsi="Consolas"/>
-          <w:sz w:val="18"/>
-        </w:rPr>
-        <w:br/>
-        <w:t>├── architecture/</w:t>
-      </w:r>
-      <w:r>
-        <w:rPr>
-          <w:rFonts w:ascii="Consolas" w:hAnsi="Consolas"/>
-          <w:sz w:val="18"/>
-        </w:rPr>
-        <w:br/>
-        <w:t>│   ├── lwc-architecture.md</w:t>
-      </w:r>
-      <w:r>
-        <w:rPr>
-          <w:rFonts w:ascii="Consolas" w:hAnsi="Consolas"/>
-          <w:sz w:val="18"/>
-        </w:rPr>
-        <w:br/>
-        <w:t>│   └── lwc-css-design.md</w:t>
-      </w:r>
-      <w:r>
-        <w:rPr>
-          <w:rFonts w:ascii="Consolas" w:hAnsi="Consolas"/>
-          <w:sz w:val="18"/>
-        </w:rPr>
-        <w:br/>
-        <w:t>├── contract/</w:t>
-      </w:r>
-      <w:r>
-        <w:rPr>
-          <w:rFonts w:ascii="Consolas" w:hAnsi="Consolas"/>
-          <w:sz w:val="18"/>
-        </w:rPr>
-        <w:br/>
-        <w:t>│   ├── object-required-fields-skill.md</w:t>
-      </w:r>
-      <w:r>
-        <w:rPr>
-          <w:rFonts w:ascii="Consolas" w:hAnsi="Consolas"/>
-          <w:sz w:val="18"/>
-        </w:rPr>
-        <w:br/>
-        <w:t>│   └── soql-exclude-deleted-skill.md</w:t>
-      </w:r>
-      <w:r>
-        <w:rPr>
-          <w:rFonts w:ascii="Consolas" w:hAnsi="Consolas"/>
-          <w:sz w:val="18"/>
-        </w:rPr>
-        <w:br/>
-        <w:t>├── guard/</w:t>
-      </w:r>
-      <w:r>
-        <w:rPr>
-          <w:rFonts w:ascii="Consolas" w:hAnsi="Consolas"/>
-          <w:sz w:val="18"/>
-        </w:rPr>
-        <w:br/>
-        <w:t>│   ├── apex-governor-limit-guard.md</w:t>
-      </w:r>
-      <w:r>
-        <w:rPr>
-          <w:rFonts w:ascii="Consolas" w:hAnsi="Consolas"/>
-          <w:sz w:val="18"/>
-        </w:rPr>
-        <w:br/>
-        <w:t>│   ├── lwc-apex-loading.md</w:t>
-      </w:r>
-      <w:r>
-        <w:rPr>
-          <w:rFonts w:ascii="Consolas" w:hAnsi="Consolas"/>
-          <w:sz w:val="18"/>
-        </w:rPr>
-        <w:br/>
-        <w:t>│   └── lwc-error-handling-skill.md</w:t>
-      </w:r>
-      <w:r>
-        <w:rPr>
-          <w:rFonts w:ascii="Consolas" w:hAnsi="Consolas"/>
-          <w:sz w:val="18"/>
-        </w:rPr>
-        <w:br/>
-        <w:t>├── performance/</w:t>
-      </w:r>
-      <w:r>
-        <w:rPr>
-          <w:rFonts w:ascii="Consolas" w:hAnsi="Consolas"/>
-          <w:sz w:val="18"/>
-        </w:rPr>
-        <w:br/>
-        <w:t>│   ├── apex-bulk-soql.md</w:t>
-      </w:r>
-      <w:r>
-        <w:rPr>
-          <w:rFonts w:ascii="Consolas" w:hAnsi="Consolas"/>
-          <w:sz w:val="18"/>
-        </w:rPr>
-        <w:br/>
-        <w:t>│   └── apex-method-monitor.md</w:t>
-      </w:r>
-      <w:r>
-        <w:rPr>
-          <w:rFonts w:ascii="Consolas" w:hAnsi="Consolas"/>
-          <w:sz w:val="18"/>
-        </w:rPr>
-        <w:br/>
-        <w:t>└── task-skill/</w:t>
-      </w:r>
-      <w:r>
-        <w:rPr>
-          <w:rFonts w:ascii="Consolas" w:hAnsi="Consolas"/>
-          <w:sz w:val="18"/>
-        </w:rPr>
-        <w:br/>
-        <w:t xml:space="preserve">    ├── add-functionality-in-child-lwc-component.md</w:t>
-      </w:r>
-      <w:r>
-        <w:rPr>
-          <w:rFonts w:ascii="Consolas" w:hAnsi="Consolas"/>
-          <w:sz w:val="18"/>
-        </w:rPr>
-        <w:br/>
-        <w:t xml:space="preserve">    ├── add-interactive-with-data-persistance-functionality-in-pather.md</w:t>
-      </w:r>
-      <w:r>
-        <w:rPr>
-          <w:rFonts w:ascii="Consolas" w:hAnsi="Consolas"/>
-          <w:sz w:val="18"/>
-        </w:rPr>
-        <w:br/>
-        <w:t xml:space="preserve">    ├── create-new-child-lwc-component.md</w:t>
-      </w:r>
-      <w:r>
-        <w:rPr>
-          <w:rFonts w:ascii="Consolas" w:hAnsi="Consolas"/>
-          <w:sz w:val="18"/>
-        </w:rPr>
-        <w:br/>
-        <w:t xml:space="preserve">    ├── create-new-parent-lwc-component.md</w:t>
-      </w:r>
-      <w:r>
-        <w:rPr>
-          <w:rFonts w:ascii="Consolas" w:hAnsi="Consolas"/>
-          <w:sz w:val="18"/>
-        </w:rPr>
-        <w:br/>
-        <w:t xml:space="preserve">    ├── lwc-parent-event-handler-generator.md</w:t>
-      </w:r>
-      <w:r>
-        <w:rPr>
-          <w:rFonts w:ascii="Consolas" w:hAnsi="Consolas"/>
-          <w:sz w:val="18"/>
-        </w:rPr>
-        <w:br/>
-        <w:t xml:space="preserve">    └── shared/</w:t>
-      </w:r>
-      <w:r>
-        <w:rPr>
-          <w:rFonts w:ascii="Consolas" w:hAnsi="Consolas"/>
-          <w:sz w:val="18"/>
-        </w:rPr>
-        <w:br/>
-        <w:t xml:space="preserve">        └── apex-method-resolution.md</w:t>
+        <w:t xml:space="preserve">Cross-cutting rules are lifted out. </w:t>
+      </w:r>
+      <w:r>
+        <w:t>performance/ and guard/ are triggered from CLAUDE.md rather than wired into the task graph, so they do not multiply edges across task-skills.</w:t>
       </w:r>
     </w:p>
     <w:sectPr>

--- a/jira_clone/docs/Skills_Path_Architecture.docx
+++ b/jira_clone/docs/Skills_Path_Architecture.docx
@@ -669,7 +669,7 @@
         <w:pStyle w:val="Heading2"/>
       </w:pPr>
       <w:r>
-        <w:t>3.1 The Mandatory-guides step: required vs optional</w:t>
+        <w:t>3.1 The Mandatory-guides step: the activation contract lives on the guide</w:t>
       </w:r>
     </w:p>
     <w:p>
@@ -677,7 +677,7 @@
         <w:pStyle w:val="BodyText"/>
       </w:pPr>
       <w:r>
-        <w:t>Every task-skill opens with a Step 0 — Mandatory guides that lists the leaf guides it depends on. Each guide is tagged, and the tag decides how it is read:</w:t>
+        <w:t>Every task-skill opens with a Step 0 — Mandatory guides, but that step lists guide NAMES only — it does not restate when each guide fires. The trigger lives with the guide: every file under task-skill/guide/ declares an activation: block in its frontmatter (mode, applies_when, and — for optional guides — question). One rule in CLAUDE.md says how to read that block, so the activation logic is written once instead of being copied into every task-skill that lists the guide:</w:t>
       </w:r>
     </w:p>
     <w:p>
@@ -691,7 +691,7 @@
         <w:t xml:space="preserve">required — </w:t>
       </w:r>
       <w:r>
-        <w:t>no question is asked. Look at the scope of the change: read and apply the guide when its trigger matches that scope (most run on every iteration); otherwise skip it and state the skip reason in the iteration message.</w:t>
+        <w:t>no question. Read and apply the guide when its applies_when matches the change scope; otherwise skip it and state the skip reason in the iteration message.</w:t>
       </w:r>
     </w:p>
     <w:p>
@@ -705,7 +705,21 @@
         <w:t xml:space="preserve">optional — </w:t>
       </w:r>
       <w:r>
-        <w:t>a single AskUserQuestion decides whether the guide is read. Apply it only when the user answers yes; never apply it silently.</w:t>
+        <w:t>ask the guide's declared question first; apply only on yes, never silently.</w:t>
+      </w:r>
+    </w:p>
+    <w:p>
+      <w:pPr>
+        <w:pStyle w:val="BodyText"/>
+      </w:pPr>
+      <w:r>
+        <w:rPr>
+          <w:b/>
+        </w:rPr>
+        <w:t xml:space="preserve">cross-cutting — </w:t>
+      </w:r>
+      <w:r>
+        <w:t>the guide is project-wide and fires from CLAUDE.md, never gated by a task-skill's Mandatory-guides question (e.g. soql-exclude-deleted).</w:t>
       </w:r>
     </w:p>
     <w:p>
@@ -903,7 +917,7 @@
         <w:pStyle w:val="BodyText"/>
       </w:pPr>
       <w:r>
-        <w:t>For each task-skill below: its name, what it does, and every guide it depends on — the guide's type and the simple condition that governs it. A required guide carries a trigger (when it is read); an optional guide carries the yes/no question that gates it.</w:t>
+        <w:t>For each task-skill below: its name, what it does, and the guide NAMES its Step 0 lists. The condition that governs each guide is no longer restated per task-skill — it lives in the guide's own activation: contract (reproduced here for reference, but read from the guide at runtime).</w:t>
       </w:r>
     </w:p>
     <w:p>
@@ -1200,38 +1214,6 @@
           </w:tcPr>
           <w:p>
             <w:r>
-              <w:t>soql-exclude-deleted-guide</w:t>
-            </w:r>
-          </w:p>
-        </w:tc>
-        <w:tc>
-          <w:tcPr>
-            <w:tcW w:type="dxa" w:w="3120"/>
-          </w:tcPr>
-          <w:p>
-            <w:r>
-              <w:t>optional</w:t>
-            </w:r>
-          </w:p>
-        </w:tc>
-        <w:tc>
-          <w:tcPr>
-            <w:tcW w:type="dxa" w:w="3120"/>
-          </w:tcPr>
-          <w:p>
-            <w:r>
-              <w:t>Q: "Apply the soft-delete filter?" — only when a new SELECT on a RecordStatus__c object is created.</w:t>
-            </w:r>
-          </w:p>
-        </w:tc>
-      </w:tr>
-      <w:tr>
-        <w:tc>
-          <w:tcPr>
-            <w:tcW w:type="dxa" w:w="3120"/>
-          </w:tcPr>
-          <w:p>
-            <w:r>
               <w:t>lwc-css-design-guide</w:t>
             </w:r>
           </w:p>
@@ -1258,6 +1240,14 @@
         </w:tc>
       </w:tr>
     </w:tbl>
+    <w:p>
+      <w:pPr>
+        <w:pStyle w:val="BodyText"/>
+      </w:pPr>
+      <w:r>
+        <w:t>Soft-delete filtering (soql-exclude-deleted) is no longer a row here: it is cross-cutting and fires from CLAUDE.md whenever a new/edited SELECT touches a RecordStatus__c object.</w:t>
+      </w:r>
+    </w:p>
     <w:p>
       <w:pPr>
         <w:pStyle w:val="Heading2"/>
@@ -1560,38 +1550,6 @@
           </w:tcPr>
           <w:p>
             <w:r>
-              <w:t>soql-exclude-deleted-guide</w:t>
-            </w:r>
-          </w:p>
-        </w:tc>
-        <w:tc>
-          <w:tcPr>
-            <w:tcW w:type="dxa" w:w="3120"/>
-          </w:tcPr>
-          <w:p>
-            <w:r>
-              <w:t>optional</w:t>
-            </w:r>
-          </w:p>
-        </w:tc>
-        <w:tc>
-          <w:tcPr>
-            <w:tcW w:type="dxa" w:w="3120"/>
-          </w:tcPr>
-          <w:p>
-            <w:r>
-              <w:t>Q: "Apply the soft-delete filter?" — only when a new SELECT on a RecordStatus__c object is created.</w:t>
-            </w:r>
-          </w:p>
-        </w:tc>
-      </w:tr>
-      <w:tr>
-        <w:tc>
-          <w:tcPr>
-            <w:tcW w:type="dxa" w:w="3120"/>
-          </w:tcPr>
-          <w:p>
-            <w:r>
               <w:t>lwc-css-design-guide</w:t>
             </w:r>
           </w:p>
@@ -1618,6 +1576,14 @@
         </w:tc>
       </w:tr>
     </w:tbl>
+    <w:p>
+      <w:pPr>
+        <w:pStyle w:val="BodyText"/>
+      </w:pPr>
+      <w:r>
+        <w:t>As above, soft-delete filtering is cross-cutting (CLAUDE.md), not a row in this skill's Step 0.</w:t>
+      </w:r>
+    </w:p>
     <w:p>
       <w:pPr>
         <w:pStyle w:val="Heading2"/>
@@ -2163,7 +2129,7 @@
           </w:tcPr>
           <w:p>
             <w:r>
-              <w:t>For any SELECT on a RecordStatus__c object (mandatory via CLAUDE.md; also surfaced as the optional question inside the parent functionality skills).</w:t>
+              <w:t>For any new/edited SELECT on a RecordStatus__c object — fires silently, project-wide, from CLAUDE.md. Single home: not gated by any task-skill question (its activation: mode is cross-cutting).</w:t>
             </w:r>
           </w:p>
         </w:tc>
@@ -2225,6 +2191,20 @@
       </w:r>
       <w:r>
         <w:t>A shared rule lives in exactly one guide; N task-skills reference it by listing it in their Mandatory-guides step, not by copying it — change it once and every caller gets the change.</w:t>
+      </w:r>
+    </w:p>
+    <w:p>
+      <w:pPr>
+        <w:pStyle w:val="BodyText"/>
+      </w:pPr>
+      <w:r>
+        <w:rPr>
+          <w:b/>
+        </w:rPr>
+        <w:t xml:space="preserve">Activation is declared once, on the guide. </w:t>
+      </w:r>
+      <w:r>
+        <w:t>When a guide fires — its mode and applies_when, plus the question for optional guides — lives in the guide's activation: frontmatter, read via a single rule in CLAUDE.md. A task-skill's Step 0 lists guide names only, so the trigger text is never copied across the task-skills that share a guide.</w:t>
       </w:r>
     </w:p>
     <w:p>

--- a/jira_clone/docs/Skills_Path_Architecture.docx
+++ b/jira_clone/docs/Skills_Path_Architecture.docx
@@ -20,7 +20,7 @@
           <w:noProof/>
         </w:rPr>
         <w:drawing>
-          <wp:inline distT="0" distB="0" distL="0" distR="0" wp14:anchorId="2D8B98AB" wp14:editId="5F6CAFA3">
+          <wp:inline distT="0" distB="0" distL="0" distR="0" wp14:anchorId="16464DDB" wp14:editId="22258BC0">
             <wp:extent cx="3467100" cy="3147060"/>
             <wp:effectExtent l="0" t="0" r="0" b="0"/>
             <wp:docPr id="1" name="Picture 1"/>
@@ -270,6 +270,7 @@
         <w:pStyle w:val="Heading1"/>
       </w:pPr>
       <w:r>
+        <w:lastRenderedPageBreak/>
         <w:t>Abstract</w:t>
       </w:r>
     </w:p>
@@ -300,20 +301,22 @@
     <w:tbl>
       <w:tblPr>
         <w:tblStyle w:val="Table"/>
-        <w:tblW w:type="auto" w:w="0"/>
-        <w:tblLook w:firstColumn="1" w:firstRow="1" w:lastColumn="0" w:lastRow="0" w:noHBand="0" w:noVBand="1" w:val="04A0"/>
+        <w:tblW w:w="0" w:type="auto"/>
+        <w:tblLook w:val="04A0" w:firstRow="1" w:lastRow="0" w:firstColumn="1" w:lastColumn="0" w:noHBand="0" w:noVBand="1"/>
       </w:tblPr>
       <w:tblGrid>
         <w:gridCol w:w="4680"/>
         <w:gridCol w:w="4680"/>
       </w:tblGrid>
       <w:tr>
-        <w:tc>
-          <w:tcPr>
-            <w:tcW w:type="dxa" w:w="4680"/>
-          </w:tcPr>
-          <w:p>
-            <w:r/>
+        <w:trPr>
+          <w:cnfStyle w:val="100000000000" w:firstRow="1" w:lastRow="0" w:firstColumn="0" w:lastColumn="0" w:oddVBand="0" w:evenVBand="0" w:oddHBand="0" w:evenHBand="0" w:firstRowFirstColumn="0" w:firstRowLastColumn="0" w:lastRowFirstColumn="0" w:lastRowLastColumn="0"/>
+        </w:trPr>
+        <w:tc>
+          <w:tcPr>
+            <w:tcW w:w="4680" w:type="dxa"/>
+          </w:tcPr>
+          <w:p>
             <w:r>
               <w:rPr>
                 <w:b/>
@@ -324,10 +327,9 @@
         </w:tc>
         <w:tc>
           <w:tcPr>
-            <w:tcW w:type="dxa" w:w="4680"/>
-          </w:tcPr>
-          <w:p>
-            <w:r/>
+            <w:tcW w:w="4680" w:type="dxa"/>
+          </w:tcPr>
+          <w:p>
             <w:r>
               <w:rPr>
                 <w:b/>
@@ -340,7 +342,7 @@
       <w:tr>
         <w:tc>
           <w:tcPr>
-            <w:tcW w:type="dxa" w:w="4680"/>
+            <w:tcW w:w="4680" w:type="dxa"/>
           </w:tcPr>
           <w:p>
             <w:r>
@@ -350,7 +352,7 @@
         </w:tc>
         <w:tc>
           <w:tcPr>
-            <w:tcW w:type="dxa" w:w="4680"/>
+            <w:tcW w:w="4680" w:type="dxa"/>
           </w:tcPr>
           <w:p>
             <w:r>
@@ -362,7 +364,7 @@
       <w:tr>
         <w:tc>
           <w:tcPr>
-            <w:tcW w:type="dxa" w:w="4680"/>
+            <w:tcW w:w="4680" w:type="dxa"/>
           </w:tcPr>
           <w:p>
             <w:r>
@@ -372,7 +374,7 @@
         </w:tc>
         <w:tc>
           <w:tcPr>
-            <w:tcW w:type="dxa" w:w="4680"/>
+            <w:tcW w:w="4680" w:type="dxa"/>
           </w:tcPr>
           <w:p>
             <w:r>
@@ -384,7 +386,7 @@
       <w:tr>
         <w:tc>
           <w:tcPr>
-            <w:tcW w:type="dxa" w:w="4680"/>
+            <w:tcW w:w="4680" w:type="dxa"/>
           </w:tcPr>
           <w:p>
             <w:r>
@@ -394,7 +396,7 @@
         </w:tc>
         <w:tc>
           <w:tcPr>
-            <w:tcW w:type="dxa" w:w="4680"/>
+            <w:tcW w:w="4680" w:type="dxa"/>
           </w:tcPr>
           <w:p>
             <w:r>
@@ -406,7 +408,7 @@
       <w:tr>
         <w:tc>
           <w:tcPr>
-            <w:tcW w:type="dxa" w:w="4680"/>
+            <w:tcW w:w="4680" w:type="dxa"/>
           </w:tcPr>
           <w:p>
             <w:r>
@@ -416,11 +418,35 @@
         </w:tc>
         <w:tc>
           <w:tcPr>
-            <w:tcW w:type="dxa" w:w="4680"/>
-          </w:tcPr>
-          <w:p>
-            <w:r>
-              <w:t>The project's architecture and rules — LWC layering, Apex bulkification, soft-delete filter, required fields, and the Controller -&gt; APIResponse -&gt; Service -&gt; DomainCorrectness layering.</w:t>
+            <w:tcW w:w="4680" w:type="dxa"/>
+          </w:tcPr>
+          <w:p>
+            <w:r>
+              <w:t xml:space="preserve">The project's architecture and rules — LWC layering, Apex </w:t>
+            </w:r>
+            <w:proofErr w:type="spellStart"/>
+            <w:r>
+              <w:t>bulkification</w:t>
+            </w:r>
+            <w:proofErr w:type="spellEnd"/>
+            <w:r>
+              <w:t xml:space="preserve">, soft-delete filter, required fields, and the Controller -&gt; </w:t>
+            </w:r>
+            <w:proofErr w:type="spellStart"/>
+            <w:r>
+              <w:t>APIResponse</w:t>
+            </w:r>
+            <w:proofErr w:type="spellEnd"/>
+            <w:r>
+              <w:t xml:space="preserve"> -&gt; Service -&gt; </w:t>
+            </w:r>
+            <w:proofErr w:type="spellStart"/>
+            <w:r>
+              <w:t>DomainCorrectness</w:t>
+            </w:r>
+            <w:proofErr w:type="spellEnd"/>
+            <w:r>
+              <w:t xml:space="preserve"> layering.</w:t>
             </w:r>
           </w:p>
         </w:tc>
@@ -455,6 +481,7 @@
         <w:pStyle w:val="Heading1"/>
       </w:pPr>
       <w:r>
+        <w:lastRenderedPageBreak/>
         <w:t>2. The three challenges (with examples)</w:t>
       </w:r>
     </w:p>
@@ -491,7 +518,15 @@
         <w:t xml:space="preserve">Solution. </w:t>
       </w:r>
       <w:r>
-        <w:t>Make the call explicit inside the calling task-skill. Each task-skill's Step 0 — Mandatory guides names the leaf guides it depends on, so they fire regardless of wording.</w:t>
+        <w:t xml:space="preserve">Make the call explicit inside the calling task-skill. Each task-skill's Step 0 — Mandatory guides </w:t>
+      </w:r>
+      <w:proofErr w:type="gramStart"/>
+      <w:r>
+        <w:t>names</w:t>
+      </w:r>
+      <w:proofErr w:type="gramEnd"/>
+      <w:r>
+        <w:t xml:space="preserve"> the leaf guides it depends on, so they fire regardless of wording.</w:t>
       </w:r>
     </w:p>
     <w:p>
@@ -517,21 +552,36 @@
       </w:r>
       <w:r>
         <w:br/>
-      </w:r>
-      <w:r>
         <w:t xml:space="preserve">  Step 0 — Mandatory guides (required, no question):</w:t>
       </w:r>
       <w:r>
         <w:br/>
-      </w:r>
-      <w:r>
-        <w:t xml:space="preserve">    lwc-path-architecture-guide  ·  lwc-error-handling-guide  ·</w:t>
-      </w:r>
+        <w:t xml:space="preserve">    lwc-path-architecture-</w:t>
+      </w:r>
+      <w:proofErr w:type="gramStart"/>
+      <w:r>
+        <w:t>guide  ·</w:t>
+      </w:r>
+      <w:proofErr w:type="gramEnd"/>
+      <w:r>
+        <w:t xml:space="preserve">  lwc-error-handling-</w:t>
+      </w:r>
+      <w:proofErr w:type="gramStart"/>
+      <w:r>
+        <w:t>guide  ·</w:t>
+      </w:r>
+      <w:proofErr w:type="gramEnd"/>
       <w:r>
         <w:br/>
-      </w:r>
-      <w:r>
-        <w:t xml:space="preserve">    pather_lwc_state_management_checklist-guide</w:t>
+        <w:t xml:space="preserve">    </w:t>
+      </w:r>
+      <w:proofErr w:type="spellStart"/>
+      <w:r>
+        <w:t>pather_lwc_state_management_checklist</w:t>
+      </w:r>
+      <w:proofErr w:type="spellEnd"/>
+      <w:r>
+        <w:t>-guide</w:t>
       </w:r>
     </w:p>
     <w:p>
@@ -567,7 +617,15 @@
         <w:t xml:space="preserve">Solution. </w:t>
       </w:r>
       <w:r>
-        <w:t>One entry point — the orchestrator (triggered by "development run") — and an AskUserQuestion flow that turns the prompt into a fixed set of answers, so the user's intent is captured with 100% certainty.</w:t>
+        <w:t xml:space="preserve">One entry point — the orchestrator (triggered by "development run") — and an </w:t>
+      </w:r>
+      <w:proofErr w:type="spellStart"/>
+      <w:r>
+        <w:t>AskUserQuestion</w:t>
+      </w:r>
+      <w:proofErr w:type="spellEnd"/>
+      <w:r>
+        <w:t xml:space="preserve"> flow that turns the prompt into a fixed set of answers, so the user's intent is captured with 100% certainty.</w:t>
       </w:r>
     </w:p>
     <w:p>
@@ -593,8 +651,6 @@
       </w:r>
       <w:r>
         <w:br/>
-      </w:r>
-      <w:r>
         <w:t>add-interactive-with-data-persistance-functionality-in-pather.md</w:t>
       </w:r>
     </w:p>
@@ -645,7 +701,11 @@
         <w:t xml:space="preserve">Example. </w:t>
       </w:r>
       <w:r>
-        <w:t>Both add-interactive-with-data-persistance-functionality-in-pather.md and lwc-parent-event-handler-generator.md need to resolve "which Apex method backs this?". Instead of asking that interview manually in each file, both depend on guide/apex-method-resolution-guide.md — the three-branch interview (existing-known / existing-find / create-new) lives in exactly one leaf guide.</w:t>
+        <w:t xml:space="preserve">Both add-interactive-with-data-persistance-functionality-in-pather.md and lwc-parent-event-handler-generator.md need to resolve "which Apex method backs this?". </w:t>
+      </w:r>
+      <w:r>
+        <w:lastRenderedPageBreak/>
+        <w:t>Instead of asking that interview manually in each file, both depend on guide/apex-method-resolution-guide.md — the three-branch interview (existing-known / existing-find / create-new) lives in exactly one leaf guide.</w:t>
       </w:r>
     </w:p>
     <w:p>
@@ -677,7 +737,15 @@
         <w:pStyle w:val="BodyText"/>
       </w:pPr>
       <w:r>
-        <w:t>Every task-skill opens with a Step 0 — Mandatory guides, but that step lists guide NAMES only — it does not restate when each guide fires. The trigger lives with the guide: every file under task-skill/guide/ declares an activation: block in its frontmatter (mode, applies_when, and — for optional guides — question). One rule in CLAUDE.md says how to read that block, so the activation logic is written once instead of being copied into every task-skill that lists the guide:</w:t>
+        <w:t xml:space="preserve">Every task-skill opens with a Step 0 — Mandatory guides, but that step lists guide NAMES only — it does not restate when each guide fires. The trigger lives with the guide: every file under task-skill/guide/ declares an activation: block in its frontmatter (mode, </w:t>
+      </w:r>
+      <w:proofErr w:type="spellStart"/>
+      <w:r>
+        <w:t>applies_when</w:t>
+      </w:r>
+      <w:proofErr w:type="spellEnd"/>
+      <w:r>
+        <w:t>, and — for optional guides — question). One rule in CLAUDE.md says how to read that block, so the activation logic is written once instead of being copied into every task-skill that lists the guide:</w:t>
       </w:r>
     </w:p>
     <w:p>
@@ -691,7 +759,23 @@
         <w:t xml:space="preserve">required — </w:t>
       </w:r>
       <w:r>
-        <w:t>no question. Read and apply the guide when its applies_when matches the change scope; otherwise skip it and state the skip reason in the iteration message.</w:t>
+        <w:t xml:space="preserve">no question. Read and apply the guide when </w:t>
+      </w:r>
+      <w:proofErr w:type="gramStart"/>
+      <w:r>
+        <w:t>its</w:t>
+      </w:r>
+      <w:proofErr w:type="gramEnd"/>
+      <w:r>
+        <w:t xml:space="preserve"> </w:t>
+      </w:r>
+      <w:proofErr w:type="spellStart"/>
+      <w:r>
+        <w:t>applies_when</w:t>
+      </w:r>
+      <w:proofErr w:type="spellEnd"/>
+      <w:r>
+        <w:t xml:space="preserve"> matches the change scope; otherwise skip it and state the skip reason in the iteration message.</w:t>
       </w:r>
     </w:p>
     <w:p>
@@ -719,7 +803,15 @@
         <w:t xml:space="preserve">cross-cutting — </w:t>
       </w:r>
       <w:r>
-        <w:t>the guide is project-wide and fires from CLAUDE.md, never gated by a task-skill's Mandatory-guides question (e.g. soql-exclude-deleted).</w:t>
+        <w:t xml:space="preserve">the guide is project-wide and fires from CLAUDE.md, never gated by a task-skill's Mandatory-guides question (e.g. </w:t>
+      </w:r>
+      <w:proofErr w:type="spellStart"/>
+      <w:r>
+        <w:t>soql</w:t>
+      </w:r>
+      <w:proofErr w:type="spellEnd"/>
+      <w:r>
+        <w:t>-exclude-deleted).</w:t>
       </w:r>
     </w:p>
     <w:p>
@@ -735,7 +827,15 @@
         <w:pStyle w:val="BodyText"/>
       </w:pPr>
       <w:r>
-        <w:t>The performance/ and guard/ skills encode disciplines that apply to any Apex on the project, regardless of which task-skill produced it. They are NOT wired into a task-skill's Mandatory-guides step; CLAUDE.md decides when they fire. That keeps each cross-cutting rule in exactly one place and out of the per-task dependency graph — so adding a task-skill never multiplies edges to the guards. The bulkification chain (governor-limit guard -&gt; bulk-SOQL rewrite -&gt; method monitor) and the soft-delete filter are all triggered this way.</w:t>
+        <w:t xml:space="preserve">The performance/ and guard/ skills encode disciplines that apply to any Apex on the project, regardless of which task-skill produced it. They are NOT wired into a task-skill's Mandatory-guides step; CLAUDE.md decides when they fire. That keeps each cross-cutting rule in exactly one place and out of the per-task dependency graph — so adding a task-skill never multiplies edges to the guards. The </w:t>
+      </w:r>
+      <w:proofErr w:type="spellStart"/>
+      <w:r>
+        <w:t>bulkification</w:t>
+      </w:r>
+      <w:proofErr w:type="spellEnd"/>
+      <w:r>
+        <w:t xml:space="preserve"> chain (governor-limit guard -&gt; bulk-SOQL rewrite -&gt; method monitor) and the soft-delete filter are all triggered this way.</w:t>
       </w:r>
     </w:p>
     <w:p>
@@ -755,152 +855,105 @@
       </w:r>
       <w:r>
         <w:br/>
-      </w:r>
-      <w:r>
         <w:t>├── agile-development-orchastrator-skill.md      &lt;- single entry ('development run')</w:t>
       </w:r>
       <w:r>
         <w:br/>
-      </w:r>
-      <w:r>
         <w:t>├── guard/                                        &lt;- project-wide, triggered from CLAUDE.md</w:t>
       </w:r>
       <w:r>
         <w:br/>
-      </w:r>
-      <w:r>
         <w:t>│   ├── apex-governor-limit-guard.md</w:t>
       </w:r>
       <w:r>
         <w:br/>
-      </w:r>
-      <w:r>
         <w:t>│   └── interview-discpline.md</w:t>
       </w:r>
       <w:r>
         <w:br/>
       </w:r>
       <w:r>
+        <w:lastRenderedPageBreak/>
         <w:t>├── performance/                                  &lt;- project-wide, triggered from CLAUDE.md</w:t>
       </w:r>
       <w:r>
         <w:br/>
-      </w:r>
-      <w:r>
         <w:t>│   ├── apex-bulk-soql.md</w:t>
       </w:r>
       <w:r>
         <w:br/>
-      </w:r>
-      <w:r>
         <w:t>│   └── apex-method-monitor.md</w:t>
       </w:r>
       <w:r>
         <w:br/>
-      </w:r>
-      <w:r>
         <w:t>└── task-skill/</w:t>
       </w:r>
       <w:r>
         <w:br/>
-      </w:r>
-      <w:r>
         <w:t xml:space="preserve">    ├── create-new-parent-lwc-component.md        &lt;- pather router (no direct guides)</w:t>
       </w:r>
       <w:r>
         <w:br/>
-      </w:r>
-      <w:r>
         <w:t xml:space="preserve">    ├── add-interactive-with-data-persistance-functionality-in-pather.md</w:t>
       </w:r>
       <w:r>
         <w:br/>
-      </w:r>
-      <w:r>
         <w:t xml:space="preserve">    ├── lwc-parent-event-handler-generator.md</w:t>
       </w:r>
       <w:r>
         <w:br/>
-      </w:r>
-      <w:r>
         <w:t xml:space="preserve">    ├── create-new-child-lwc-component.md</w:t>
       </w:r>
       <w:r>
         <w:br/>
-      </w:r>
-      <w:r>
         <w:t xml:space="preserve">    ├── add-functionality-in-child-lwc-component.md</w:t>
       </w:r>
       <w:r>
         <w:br/>
-      </w:r>
-      <w:r>
         <w:t xml:space="preserve">    ├── shared/</w:t>
       </w:r>
       <w:r>
         <w:br/>
-      </w:r>
-      <w:r>
         <w:t xml:space="preserve">    │   └── ask-user-for-lwc-validation.md</w:t>
       </w:r>
       <w:r>
         <w:br/>
-      </w:r>
-      <w:r>
         <w:t xml:space="preserve">    └── guide/                                     &lt;- leaf level (depended on, never depends)</w:t>
       </w:r>
       <w:r>
         <w:br/>
-      </w:r>
-      <w:r>
         <w:t xml:space="preserve">        ├── lwc-path-architecture-guide.md</w:t>
       </w:r>
       <w:r>
         <w:br/>
-      </w:r>
-      <w:r>
         <w:t xml:space="preserve">        ├── apex-path-architecture-guide.md</w:t>
       </w:r>
       <w:r>
         <w:br/>
-      </w:r>
-      <w:r>
         <w:t xml:space="preserve">        ├── apex-method-resolution-guide.md</w:t>
       </w:r>
       <w:r>
         <w:br/>
-      </w:r>
-      <w:r>
         <w:t xml:space="preserve">        ├── lwc-apex-call-implementation-guide.md</w:t>
       </w:r>
       <w:r>
         <w:br/>
-      </w:r>
-      <w:r>
         <w:t xml:space="preserve">        ├── lwc-error-handling-guide.md</w:t>
       </w:r>
       <w:r>
         <w:br/>
-      </w:r>
-      <w:r>
         <w:t xml:space="preserve">        ├── lwc-request-loading-guide.md</w:t>
       </w:r>
       <w:r>
         <w:br/>
-      </w:r>
-      <w:r>
         <w:t xml:space="preserve">        ├── pather_lwc_state_management_checklist-guide.md</w:t>
       </w:r>
       <w:r>
         <w:br/>
-      </w:r>
-      <w:r>
         <w:t xml:space="preserve">        ├── lwc-css-design-guide.md</w:t>
       </w:r>
       <w:r>
         <w:br/>
-      </w:r>
-      <w:r>
         <w:t xml:space="preserve">        └── soql-exclude-deleted-guide.md</w:t>
       </w:r>
     </w:p>
@@ -933,7 +986,15 @@
         <w:pStyle w:val="BodyText"/>
       </w:pPr>
       <w:r>
-        <w:t>Pather (parent) router. Locks the pather's name + purpose once, then loops offering ADD NEW FUNCTIONALITY and HANDLE CHILD EVENT, delegating each to the matching sub-skill below. It emits no code itself, so it declares no guides directly — every guide lives in the sub-skill it routes to.</w:t>
+        <w:t xml:space="preserve">Pather (parent) router. Locks the </w:t>
+      </w:r>
+      <w:proofErr w:type="spellStart"/>
+      <w:r>
+        <w:t>pather's</w:t>
+      </w:r>
+      <w:proofErr w:type="spellEnd"/>
+      <w:r>
+        <w:t xml:space="preserve"> name + purpose once, then loops offering ADD NEW FUNCTIONALITY and HANDLE CHILD EVENT, delegating each to the matching sub-skill below. It emits no code itself, so it declares no guides directly — every guide lives in the sub-skill it routes to.</w:t>
       </w:r>
     </w:p>
     <w:p>
@@ -963,8 +1024,740 @@
     <w:tbl>
       <w:tblPr>
         <w:tblStyle w:val="Table"/>
-        <w:tblW w:type="auto" w:w="0"/>
-        <w:tblLook w:firstColumn="1" w:firstRow="1" w:lastColumn="0" w:lastRow="0" w:noHBand="0" w:noVBand="1" w:val="04A0"/>
+        <w:tblW w:w="0" w:type="auto"/>
+        <w:tblLook w:val="04A0" w:firstRow="1" w:lastRow="0" w:firstColumn="1" w:lastColumn="0" w:noHBand="0" w:noVBand="1"/>
+      </w:tblPr>
+      <w:tblGrid>
+        <w:gridCol w:w="4623"/>
+        <w:gridCol w:w="2150"/>
+        <w:gridCol w:w="2587"/>
+      </w:tblGrid>
+      <w:tr>
+        <w:trPr>
+          <w:cnfStyle w:val="100000000000" w:firstRow="1" w:lastRow="0" w:firstColumn="0" w:lastColumn="0" w:oddVBand="0" w:evenVBand="0" w:oddHBand="0" w:evenHBand="0" w:firstRowFirstColumn="0" w:firstRowLastColumn="0" w:lastRowFirstColumn="0" w:lastRowLastColumn="0"/>
+        </w:trPr>
+        <w:tc>
+          <w:tcPr>
+            <w:tcW w:w="3120" w:type="dxa"/>
+          </w:tcPr>
+          <w:p>
+            <w:r>
+              <w:rPr>
+                <w:b/>
+              </w:rPr>
+              <w:lastRenderedPageBreak/>
+              <w:t>Guide</w:t>
+            </w:r>
+          </w:p>
+        </w:tc>
+        <w:tc>
+          <w:tcPr>
+            <w:tcW w:w="3120" w:type="dxa"/>
+          </w:tcPr>
+          <w:p>
+            <w:r>
+              <w:rPr>
+                <w:b/>
+              </w:rPr>
+              <w:t>Type</w:t>
+            </w:r>
+          </w:p>
+        </w:tc>
+        <w:tc>
+          <w:tcPr>
+            <w:tcW w:w="3120" w:type="dxa"/>
+          </w:tcPr>
+          <w:p>
+            <w:r>
+              <w:rPr>
+                <w:b/>
+              </w:rPr>
+              <w:t>When read / question</w:t>
+            </w:r>
+          </w:p>
+        </w:tc>
+      </w:tr>
+      <w:tr>
+        <w:tc>
+          <w:tcPr>
+            <w:tcW w:w="3120" w:type="dxa"/>
+          </w:tcPr>
+          <w:p>
+            <w:r>
+              <w:t>lwc-path-architecture-guide</w:t>
+            </w:r>
+          </w:p>
+        </w:tc>
+        <w:tc>
+          <w:tcPr>
+            <w:tcW w:w="3120" w:type="dxa"/>
+          </w:tcPr>
+          <w:p>
+            <w:r>
+              <w:t>required</w:t>
+            </w:r>
+          </w:p>
+        </w:tc>
+        <w:tc>
+          <w:tcPr>
+            <w:tcW w:w="3120" w:type="dxa"/>
+          </w:tcPr>
+          <w:p>
+            <w:r>
+              <w:t>Always — settle LWC layering before any interview question.</w:t>
+            </w:r>
+          </w:p>
+        </w:tc>
+      </w:tr>
+      <w:tr>
+        <w:tc>
+          <w:tcPr>
+            <w:tcW w:w="3120" w:type="dxa"/>
+          </w:tcPr>
+          <w:p>
+            <w:r>
+              <w:t>apex-method-resolution-guide</w:t>
+            </w:r>
+          </w:p>
+        </w:tc>
+        <w:tc>
+          <w:tcPr>
+            <w:tcW w:w="3120" w:type="dxa"/>
+          </w:tcPr>
+          <w:p>
+            <w:r>
+              <w:t>required</w:t>
+            </w:r>
+          </w:p>
+        </w:tc>
+        <w:tc>
+          <w:tcPr>
+            <w:tcW w:w="3120" w:type="dxa"/>
+          </w:tcPr>
+          <w:p>
+            <w:r>
+              <w:t>Always — resolve which Apex method backs the functionality (3 branches).</w:t>
+            </w:r>
+          </w:p>
+        </w:tc>
+      </w:tr>
+      <w:tr>
+        <w:tc>
+          <w:tcPr>
+            <w:tcW w:w="3120" w:type="dxa"/>
+          </w:tcPr>
+          <w:p>
+            <w:r>
+              <w:t>lwc-apex-call-implementation-guide</w:t>
+            </w:r>
+          </w:p>
+        </w:tc>
+        <w:tc>
+          <w:tcPr>
+            <w:tcW w:w="3120" w:type="dxa"/>
+          </w:tcPr>
+          <w:p>
+            <w:r>
+              <w:t>required</w:t>
+            </w:r>
+          </w:p>
+        </w:tc>
+        <w:tc>
+          <w:tcPr>
+            <w:tcW w:w="3120" w:type="dxa"/>
+          </w:tcPr>
+          <w:p>
+            <w:r>
+              <w:t xml:space="preserve">Always — decide @wire vs imperative call style from </w:t>
+            </w:r>
+            <w:proofErr w:type="spellStart"/>
+            <w:r>
+              <w:t>cacheability</w:t>
+            </w:r>
+            <w:proofErr w:type="spellEnd"/>
+            <w:r>
+              <w:t>.</w:t>
+            </w:r>
+          </w:p>
+        </w:tc>
+      </w:tr>
+      <w:tr>
+        <w:tc>
+          <w:tcPr>
+            <w:tcW w:w="3120" w:type="dxa"/>
+          </w:tcPr>
+          <w:p>
+            <w:r>
+              <w:t>lwc-error-handling-guide</w:t>
+            </w:r>
+          </w:p>
+        </w:tc>
+        <w:tc>
+          <w:tcPr>
+            <w:tcW w:w="3120" w:type="dxa"/>
+          </w:tcPr>
+          <w:p>
+            <w:r>
+              <w:t>required</w:t>
+            </w:r>
+          </w:p>
+        </w:tc>
+        <w:tc>
+          <w:tcPr>
+            <w:tcW w:w="3120" w:type="dxa"/>
+          </w:tcPr>
+          <w:p>
+            <w:r>
+              <w:t xml:space="preserve">Always — route every failure through </w:t>
+            </w:r>
+            <w:proofErr w:type="spellStart"/>
+            <w:r>
+              <w:t>ShowToastEvent</w:t>
+            </w:r>
+            <w:proofErr w:type="spellEnd"/>
+            <w:r>
+              <w:t>, not an inline banner.</w:t>
+            </w:r>
+          </w:p>
+        </w:tc>
+      </w:tr>
+      <w:tr>
+        <w:tc>
+          <w:tcPr>
+            <w:tcW w:w="3120" w:type="dxa"/>
+          </w:tcPr>
+          <w:p>
+            <w:proofErr w:type="spellStart"/>
+            <w:r>
+              <w:t>pather_lwc_state_management_checklist</w:t>
+            </w:r>
+            <w:proofErr w:type="spellEnd"/>
+            <w:r>
+              <w:t>-guide</w:t>
+            </w:r>
+          </w:p>
+        </w:tc>
+        <w:tc>
+          <w:tcPr>
+            <w:tcW w:w="3120" w:type="dxa"/>
+          </w:tcPr>
+          <w:p>
+            <w:r>
+              <w:t>required</w:t>
+            </w:r>
+          </w:p>
+        </w:tc>
+        <w:tc>
+          <w:tcPr>
+            <w:tcW w:w="3120" w:type="dxa"/>
+          </w:tcPr>
+          <w:p>
+            <w:r>
+              <w:t>Always — walk the state checklist (Rules 0-7) before emitting code.</w:t>
+            </w:r>
+          </w:p>
+        </w:tc>
+      </w:tr>
+      <w:tr>
+        <w:tc>
+          <w:tcPr>
+            <w:tcW w:w="3120" w:type="dxa"/>
+          </w:tcPr>
+          <w:p>
+            <w:r>
+              <w:t>apex-path-architecture-guide</w:t>
+            </w:r>
+          </w:p>
+        </w:tc>
+        <w:tc>
+          <w:tcPr>
+            <w:tcW w:w="3120" w:type="dxa"/>
+          </w:tcPr>
+          <w:p>
+            <w:r>
+              <w:t>required</w:t>
+            </w:r>
+          </w:p>
+        </w:tc>
+        <w:tc>
+          <w:tcPr>
+            <w:tcW w:w="3120" w:type="dxa"/>
+          </w:tcPr>
+          <w:p>
+            <w:r>
+              <w:t>When a new Apex method is implemented (skip if none is created).</w:t>
+            </w:r>
+          </w:p>
+        </w:tc>
+      </w:tr>
+      <w:tr>
+        <w:tc>
+          <w:tcPr>
+            <w:tcW w:w="3120" w:type="dxa"/>
+          </w:tcPr>
+          <w:p>
+            <w:r>
+              <w:t>lwc-</w:t>
+            </w:r>
+            <w:proofErr w:type="spellStart"/>
+            <w:r>
+              <w:t>css</w:t>
+            </w:r>
+            <w:proofErr w:type="spellEnd"/>
+            <w:r>
+              <w:t>-design-guide</w:t>
+            </w:r>
+          </w:p>
+        </w:tc>
+        <w:tc>
+          <w:tcPr>
+            <w:tcW w:w="3120" w:type="dxa"/>
+          </w:tcPr>
+          <w:p>
+            <w:r>
+              <w:t>optional</w:t>
+            </w:r>
+          </w:p>
+        </w:tc>
+        <w:tc>
+          <w:tcPr>
+            <w:tcW w:w="3120" w:type="dxa"/>
+          </w:tcPr>
+          <w:p>
+            <w:r>
+              <w:t>Q (Step 5): "Apply the project's CSS design system now?"</w:t>
+            </w:r>
+          </w:p>
+        </w:tc>
+      </w:tr>
+    </w:tbl>
+    <w:p>
+      <w:pPr>
+        <w:pStyle w:val="BodyText"/>
+      </w:pPr>
+      <w:r>
+        <w:t>Soft-delete filtering (</w:t>
+      </w:r>
+      <w:proofErr w:type="spellStart"/>
+      <w:r>
+        <w:t>soql</w:t>
+      </w:r>
+      <w:proofErr w:type="spellEnd"/>
+      <w:r>
+        <w:t xml:space="preserve">-exclude-deleted) is no longer a row here: it is cross-cutting and fires from CLAUDE.md whenever a new/edited SELECT touches a </w:t>
+      </w:r>
+      <w:proofErr w:type="spellStart"/>
+      <w:r>
+        <w:t>RecordStatus</w:t>
+      </w:r>
+      <w:proofErr w:type="spellEnd"/>
+      <w:r>
+        <w:t>__c object.</w:t>
+      </w:r>
+    </w:p>
+    <w:p>
+      <w:pPr>
+        <w:pStyle w:val="Heading2"/>
+      </w:pPr>
+      <w:r>
+        <w:t>lwc-parent-event-handler-generator</w:t>
+      </w:r>
+    </w:p>
+    <w:p>
+      <w:pPr>
+        <w:pStyle w:val="BodyText"/>
+      </w:pPr>
+      <w:r>
+        <w:t xml:space="preserve">Per-event interview for wiring a parent LWC to handle </w:t>
+      </w:r>
+      <w:proofErr w:type="spellStart"/>
+      <w:r>
+        <w:t>CustomEvents</w:t>
+      </w:r>
+      <w:proofErr w:type="spellEnd"/>
+      <w:r>
+        <w:t xml:space="preserve"> dispatched by a child (state identification -&gt; Apex resolution -&gt; concurrent writes -&gt; visibility urgency -&gt; expand timing), producing state-coherent handlers and the correct @wire/imperative call style.</w:t>
+      </w:r>
+    </w:p>
+    <w:tbl>
+      <w:tblPr>
+        <w:tblStyle w:val="Table"/>
+        <w:tblW w:w="0" w:type="auto"/>
+        <w:tblLook w:val="04A0" w:firstRow="1" w:lastRow="0" w:firstColumn="1" w:lastColumn="0" w:noHBand="0" w:noVBand="1"/>
+      </w:tblPr>
+      <w:tblGrid>
+        <w:gridCol w:w="4623"/>
+        <w:gridCol w:w="2150"/>
+        <w:gridCol w:w="2587"/>
+      </w:tblGrid>
+      <w:tr>
+        <w:trPr>
+          <w:cnfStyle w:val="100000000000" w:firstRow="1" w:lastRow="0" w:firstColumn="0" w:lastColumn="0" w:oddVBand="0" w:evenVBand="0" w:oddHBand="0" w:evenHBand="0" w:firstRowFirstColumn="0" w:firstRowLastColumn="0" w:lastRowFirstColumn="0" w:lastRowLastColumn="0"/>
+        </w:trPr>
+        <w:tc>
+          <w:tcPr>
+            <w:tcW w:w="3120" w:type="dxa"/>
+          </w:tcPr>
+          <w:p>
+            <w:r>
+              <w:rPr>
+                <w:b/>
+              </w:rPr>
+              <w:t>Guide</w:t>
+            </w:r>
+          </w:p>
+        </w:tc>
+        <w:tc>
+          <w:tcPr>
+            <w:tcW w:w="3120" w:type="dxa"/>
+          </w:tcPr>
+          <w:p>
+            <w:r>
+              <w:rPr>
+                <w:b/>
+              </w:rPr>
+              <w:t>Type</w:t>
+            </w:r>
+          </w:p>
+        </w:tc>
+        <w:tc>
+          <w:tcPr>
+            <w:tcW w:w="3120" w:type="dxa"/>
+          </w:tcPr>
+          <w:p>
+            <w:r>
+              <w:rPr>
+                <w:b/>
+              </w:rPr>
+              <w:t>When read / question</w:t>
+            </w:r>
+          </w:p>
+        </w:tc>
+      </w:tr>
+      <w:tr>
+        <w:tc>
+          <w:tcPr>
+            <w:tcW w:w="3120" w:type="dxa"/>
+          </w:tcPr>
+          <w:p>
+            <w:r>
+              <w:lastRenderedPageBreak/>
+              <w:t>lwc-path-architecture-guide</w:t>
+            </w:r>
+          </w:p>
+        </w:tc>
+        <w:tc>
+          <w:tcPr>
+            <w:tcW w:w="3120" w:type="dxa"/>
+          </w:tcPr>
+          <w:p>
+            <w:r>
+              <w:t>required</w:t>
+            </w:r>
+          </w:p>
+        </w:tc>
+        <w:tc>
+          <w:tcPr>
+            <w:tcW w:w="3120" w:type="dxa"/>
+          </w:tcPr>
+          <w:p>
+            <w:r>
+              <w:t>Always — settle LWC layering before any interview question.</w:t>
+            </w:r>
+          </w:p>
+        </w:tc>
+      </w:tr>
+      <w:tr>
+        <w:tc>
+          <w:tcPr>
+            <w:tcW w:w="3120" w:type="dxa"/>
+          </w:tcPr>
+          <w:p>
+            <w:r>
+              <w:t>apex-method-resolution-guide</w:t>
+            </w:r>
+          </w:p>
+        </w:tc>
+        <w:tc>
+          <w:tcPr>
+            <w:tcW w:w="3120" w:type="dxa"/>
+          </w:tcPr>
+          <w:p>
+            <w:r>
+              <w:t>required</w:t>
+            </w:r>
+          </w:p>
+        </w:tc>
+        <w:tc>
+          <w:tcPr>
+            <w:tcW w:w="3120" w:type="dxa"/>
+          </w:tcPr>
+          <w:p>
+            <w:r>
+              <w:t>Always — resolve which Apex method backs each event handler.</w:t>
+            </w:r>
+          </w:p>
+        </w:tc>
+      </w:tr>
+      <w:tr>
+        <w:tc>
+          <w:tcPr>
+            <w:tcW w:w="3120" w:type="dxa"/>
+          </w:tcPr>
+          <w:p>
+            <w:r>
+              <w:t>lwc-apex-call-implementation-guide</w:t>
+            </w:r>
+          </w:p>
+        </w:tc>
+        <w:tc>
+          <w:tcPr>
+            <w:tcW w:w="3120" w:type="dxa"/>
+          </w:tcPr>
+          <w:p>
+            <w:r>
+              <w:t>required</w:t>
+            </w:r>
+          </w:p>
+        </w:tc>
+        <w:tc>
+          <w:tcPr>
+            <w:tcW w:w="3120" w:type="dxa"/>
+          </w:tcPr>
+          <w:p>
+            <w:r>
+              <w:t xml:space="preserve">Always — decide @wire vs imperative + </w:t>
+            </w:r>
+            <w:proofErr w:type="spellStart"/>
+            <w:r>
+              <w:t>refreshApex</w:t>
+            </w:r>
+            <w:proofErr w:type="spellEnd"/>
+            <w:r>
+              <w:t>.</w:t>
+            </w:r>
+          </w:p>
+        </w:tc>
+      </w:tr>
+      <w:tr>
+        <w:tc>
+          <w:tcPr>
+            <w:tcW w:w="3120" w:type="dxa"/>
+          </w:tcPr>
+          <w:p>
+            <w:r>
+              <w:t>lwc-error-handling-guide</w:t>
+            </w:r>
+          </w:p>
+        </w:tc>
+        <w:tc>
+          <w:tcPr>
+            <w:tcW w:w="3120" w:type="dxa"/>
+          </w:tcPr>
+          <w:p>
+            <w:r>
+              <w:t>required</w:t>
+            </w:r>
+          </w:p>
+        </w:tc>
+        <w:tc>
+          <w:tcPr>
+            <w:tcW w:w="3120" w:type="dxa"/>
+          </w:tcPr>
+          <w:p>
+            <w:r>
+              <w:t xml:space="preserve">Always — route every failure through </w:t>
+            </w:r>
+            <w:proofErr w:type="spellStart"/>
+            <w:r>
+              <w:t>ShowToastEvent</w:t>
+            </w:r>
+            <w:proofErr w:type="spellEnd"/>
+            <w:r>
+              <w:t>.</w:t>
+            </w:r>
+          </w:p>
+        </w:tc>
+      </w:tr>
+      <w:tr>
+        <w:tc>
+          <w:tcPr>
+            <w:tcW w:w="3120" w:type="dxa"/>
+          </w:tcPr>
+          <w:p>
+            <w:r>
+              <w:t>lwc-request-loading-guide</w:t>
+            </w:r>
+          </w:p>
+        </w:tc>
+        <w:tc>
+          <w:tcPr>
+            <w:tcW w:w="3120" w:type="dxa"/>
+          </w:tcPr>
+          <w:p>
+            <w:r>
+              <w:t>required</w:t>
+            </w:r>
+          </w:p>
+        </w:tc>
+        <w:tc>
+          <w:tcPr>
+            <w:tcW w:w="3120" w:type="dxa"/>
+          </w:tcPr>
+          <w:p>
+            <w:r>
+              <w:t xml:space="preserve">Always — wire the handler's Apex call to the </w:t>
+            </w:r>
+            <w:proofErr w:type="spellStart"/>
+            <w:r>
+              <w:t>isLoading</w:t>
+            </w:r>
+            <w:proofErr w:type="spellEnd"/>
+            <w:r>
+              <w:t xml:space="preserve"> spinner overlay.</w:t>
+            </w:r>
+          </w:p>
+        </w:tc>
+      </w:tr>
+      <w:tr>
+        <w:tc>
+          <w:tcPr>
+            <w:tcW w:w="3120" w:type="dxa"/>
+          </w:tcPr>
+          <w:p>
+            <w:proofErr w:type="spellStart"/>
+            <w:r>
+              <w:t>pather_lwc_state_management_checklist</w:t>
+            </w:r>
+            <w:proofErr w:type="spellEnd"/>
+            <w:r>
+              <w:t>-guide</w:t>
+            </w:r>
+          </w:p>
+        </w:tc>
+        <w:tc>
+          <w:tcPr>
+            <w:tcW w:w="3120" w:type="dxa"/>
+          </w:tcPr>
+          <w:p>
+            <w:r>
+              <w:t>required</w:t>
+            </w:r>
+          </w:p>
+        </w:tc>
+        <w:tc>
+          <w:tcPr>
+            <w:tcW w:w="3120" w:type="dxa"/>
+          </w:tcPr>
+          <w:p>
+            <w:r>
+              <w:t>Always — walk the state checklist (Rules 0-7) before emitting code.</w:t>
+            </w:r>
+          </w:p>
+        </w:tc>
+      </w:tr>
+      <w:tr>
+        <w:tc>
+          <w:tcPr>
+            <w:tcW w:w="3120" w:type="dxa"/>
+          </w:tcPr>
+          <w:p>
+            <w:r>
+              <w:t>apex-path-architecture-guide</w:t>
+            </w:r>
+          </w:p>
+        </w:tc>
+        <w:tc>
+          <w:tcPr>
+            <w:tcW w:w="3120" w:type="dxa"/>
+          </w:tcPr>
+          <w:p>
+            <w:r>
+              <w:t>required</w:t>
+            </w:r>
+          </w:p>
+        </w:tc>
+        <w:tc>
+          <w:tcPr>
+            <w:tcW w:w="3120" w:type="dxa"/>
+          </w:tcPr>
+          <w:p>
+            <w:r>
+              <w:t>When a new Apex method is implemented (skip if none is created).</w:t>
+            </w:r>
+          </w:p>
+        </w:tc>
+      </w:tr>
+      <w:tr>
+        <w:tc>
+          <w:tcPr>
+            <w:tcW w:w="3120" w:type="dxa"/>
+          </w:tcPr>
+          <w:p>
+            <w:r>
+              <w:t>lwc-</w:t>
+            </w:r>
+            <w:proofErr w:type="spellStart"/>
+            <w:r>
+              <w:t>css</w:t>
+            </w:r>
+            <w:proofErr w:type="spellEnd"/>
+            <w:r>
+              <w:t>-design-guide</w:t>
+            </w:r>
+          </w:p>
+        </w:tc>
+        <w:tc>
+          <w:tcPr>
+            <w:tcW w:w="3120" w:type="dxa"/>
+          </w:tcPr>
+          <w:p>
+            <w:r>
+              <w:t>optional</w:t>
+            </w:r>
+          </w:p>
+        </w:tc>
+        <w:tc>
+          <w:tcPr>
+            <w:tcW w:w="3120" w:type="dxa"/>
+          </w:tcPr>
+          <w:p>
+            <w:r>
+              <w:t>Q (Step 5): "Apply the project's CSS design system now?"</w:t>
+            </w:r>
+          </w:p>
+        </w:tc>
+      </w:tr>
+    </w:tbl>
+    <w:p>
+      <w:pPr>
+        <w:pStyle w:val="BodyText"/>
+      </w:pPr>
+      <w:r>
+        <w:t>As above, soft-delete filtering is cross-cutting (CLAUDE.md), not a row in this skill's Step 0.</w:t>
+      </w:r>
+    </w:p>
+    <w:p>
+      <w:pPr>
+        <w:pStyle w:val="Heading2"/>
+      </w:pPr>
+      <w:r>
+        <w:t>create-new-child-lwc-component</w:t>
+      </w:r>
+    </w:p>
+    <w:p>
+      <w:pPr>
+        <w:pStyle w:val="BodyText"/>
+      </w:pPr>
+      <w:r>
+        <w:t>Per-sub-component interview (user stories, behavior, validations, @api data state, reusable base component) for scaffolding a brand-new child LWC. Children are presentation-only: no Apex, no @api mutation, draft state with _ + @track, lowercase events dispatched upward.</w:t>
+      </w:r>
+    </w:p>
+    <w:tbl>
+      <w:tblPr>
+        <w:tblStyle w:val="Table"/>
+        <w:tblW w:w="0" w:type="auto"/>
+        <w:tblLook w:val="04A0" w:firstRow="1" w:lastRow="0" w:firstColumn="1" w:lastColumn="0" w:noHBand="0" w:noVBand="1"/>
       </w:tblPr>
       <w:tblGrid>
         <w:gridCol w:w="3120"/>
@@ -972,12 +1765,14 @@
         <w:gridCol w:w="3120"/>
       </w:tblGrid>
       <w:tr>
-        <w:tc>
-          <w:tcPr>
-            <w:tcW w:type="dxa" w:w="3120"/>
-          </w:tcPr>
-          <w:p>
-            <w:r/>
+        <w:trPr>
+          <w:cnfStyle w:val="100000000000" w:firstRow="1" w:lastRow="0" w:firstColumn="0" w:lastColumn="0" w:oddVBand="0" w:evenVBand="0" w:oddHBand="0" w:evenHBand="0" w:firstRowFirstColumn="0" w:firstRowLastColumn="0" w:lastRowFirstColumn="0" w:lastRowLastColumn="0"/>
+        </w:trPr>
+        <w:tc>
+          <w:tcPr>
+            <w:tcW w:w="3120" w:type="dxa"/>
+          </w:tcPr>
+          <w:p>
             <w:r>
               <w:rPr>
                 <w:b/>
@@ -988,10 +1783,9 @@
         </w:tc>
         <w:tc>
           <w:tcPr>
-            <w:tcW w:type="dxa" w:w="3120"/>
-          </w:tcPr>
-          <w:p>
-            <w:r/>
+            <w:tcW w:w="3120" w:type="dxa"/>
+          </w:tcPr>
+          <w:p>
             <w:r>
               <w:rPr>
                 <w:b/>
@@ -1002,10 +1796,9 @@
         </w:tc>
         <w:tc>
           <w:tcPr>
-            <w:tcW w:type="dxa" w:w="3120"/>
-          </w:tcPr>
-          <w:p>
-            <w:r/>
+            <w:tcW w:w="3120" w:type="dxa"/>
+          </w:tcPr>
+          <w:p>
             <w:r>
               <w:rPr>
                 <w:b/>
@@ -1018,17 +1811,18 @@
       <w:tr>
         <w:tc>
           <w:tcPr>
-            <w:tcW w:type="dxa" w:w="3120"/>
-          </w:tcPr>
-          <w:p>
-            <w:r>
+            <w:tcW w:w="3120" w:type="dxa"/>
+          </w:tcPr>
+          <w:p>
+            <w:r>
+              <w:lastRenderedPageBreak/>
               <w:t>lwc-path-architecture-guide</w:t>
             </w:r>
           </w:p>
         </w:tc>
         <w:tc>
           <w:tcPr>
-            <w:tcW w:type="dxa" w:w="3120"/>
+            <w:tcW w:w="3120" w:type="dxa"/>
           </w:tcPr>
           <w:p>
             <w:r>
@@ -1038,7 +1832,7 @@
         </w:tc>
         <w:tc>
           <w:tcPr>
-            <w:tcW w:type="dxa" w:w="3120"/>
+            <w:tcW w:w="3120" w:type="dxa"/>
           </w:tcPr>
           <w:p>
             <w:r>
@@ -1050,17 +1844,17 @@
       <w:tr>
         <w:tc>
           <w:tcPr>
-            <w:tcW w:type="dxa" w:w="3120"/>
-          </w:tcPr>
-          <w:p>
-            <w:r>
-              <w:t>apex-method-resolution-guide</w:t>
-            </w:r>
-          </w:p>
-        </w:tc>
-        <w:tc>
-          <w:tcPr>
-            <w:tcW w:type="dxa" w:w="3120"/>
+            <w:tcW w:w="3120" w:type="dxa"/>
+          </w:tcPr>
+          <w:p>
+            <w:r>
+              <w:t>lwc-error-handling-guide</w:t>
+            </w:r>
+          </w:p>
+        </w:tc>
+        <w:tc>
+          <w:tcPr>
+            <w:tcW w:w="3120" w:type="dxa"/>
           </w:tcPr>
           <w:p>
             <w:r>
@@ -1070,11 +1864,19 @@
         </w:tc>
         <w:tc>
           <w:tcPr>
-            <w:tcW w:type="dxa" w:w="3120"/>
-          </w:tcPr>
-          <w:p>
-            <w:r>
-              <w:t>Always — resolve which Apex method backs the functionality (3 branches).</w:t>
+            <w:tcW w:w="3120" w:type="dxa"/>
+          </w:tcPr>
+          <w:p>
+            <w:r>
+              <w:t xml:space="preserve">Always — route every child failure through </w:t>
+            </w:r>
+            <w:proofErr w:type="spellStart"/>
+            <w:r>
+              <w:t>ShowToastEvent</w:t>
+            </w:r>
+            <w:proofErr w:type="spellEnd"/>
+            <w:r>
+              <w:t>.</w:t>
             </w:r>
           </w:p>
         </w:tc>
@@ -1082,145 +1884,25 @@
       <w:tr>
         <w:tc>
           <w:tcPr>
-            <w:tcW w:type="dxa" w:w="3120"/>
-          </w:tcPr>
-          <w:p>
-            <w:r>
-              <w:t>lwc-apex-call-implementation-guide</w:t>
-            </w:r>
-          </w:p>
-        </w:tc>
-        <w:tc>
-          <w:tcPr>
-            <w:tcW w:type="dxa" w:w="3120"/>
-          </w:tcPr>
-          <w:p>
-            <w:r>
-              <w:t>required</w:t>
-            </w:r>
-          </w:p>
-        </w:tc>
-        <w:tc>
-          <w:tcPr>
-            <w:tcW w:type="dxa" w:w="3120"/>
-          </w:tcPr>
-          <w:p>
-            <w:r>
-              <w:t>Always — decide @wire vs imperative call style from cacheability.</w:t>
-            </w:r>
-          </w:p>
-        </w:tc>
-      </w:tr>
-      <w:tr>
-        <w:tc>
-          <w:tcPr>
-            <w:tcW w:type="dxa" w:w="3120"/>
-          </w:tcPr>
-          <w:p>
-            <w:r>
-              <w:t>lwc-error-handling-guide</w:t>
-            </w:r>
-          </w:p>
-        </w:tc>
-        <w:tc>
-          <w:tcPr>
-            <w:tcW w:type="dxa" w:w="3120"/>
-          </w:tcPr>
-          <w:p>
-            <w:r>
-              <w:t>required</w:t>
-            </w:r>
-          </w:p>
-        </w:tc>
-        <w:tc>
-          <w:tcPr>
-            <w:tcW w:type="dxa" w:w="3120"/>
-          </w:tcPr>
-          <w:p>
-            <w:r>
-              <w:t>Always — route every failure through ShowToastEvent, not an inline banner.</w:t>
-            </w:r>
-          </w:p>
-        </w:tc>
-      </w:tr>
-      <w:tr>
-        <w:tc>
-          <w:tcPr>
-            <w:tcW w:type="dxa" w:w="3120"/>
-          </w:tcPr>
-          <w:p>
-            <w:r>
-              <w:t>pather_lwc_state_management_checklist-guide</w:t>
-            </w:r>
-          </w:p>
-        </w:tc>
-        <w:tc>
-          <w:tcPr>
-            <w:tcW w:type="dxa" w:w="3120"/>
-          </w:tcPr>
-          <w:p>
-            <w:r>
-              <w:t>required</w:t>
-            </w:r>
-          </w:p>
-        </w:tc>
-        <w:tc>
-          <w:tcPr>
-            <w:tcW w:type="dxa" w:w="3120"/>
-          </w:tcPr>
-          <w:p>
-            <w:r>
-              <w:t>Always — walk the state checklist (Rules 0-7) before emitting code.</w:t>
-            </w:r>
-          </w:p>
-        </w:tc>
-      </w:tr>
-      <w:tr>
-        <w:tc>
-          <w:tcPr>
-            <w:tcW w:type="dxa" w:w="3120"/>
-          </w:tcPr>
-          <w:p>
-            <w:r>
-              <w:t>apex-path-architecture-guide</w:t>
-            </w:r>
-          </w:p>
-        </w:tc>
-        <w:tc>
-          <w:tcPr>
-            <w:tcW w:type="dxa" w:w="3120"/>
-          </w:tcPr>
-          <w:p>
-            <w:r>
-              <w:t>required</w:t>
-            </w:r>
-          </w:p>
-        </w:tc>
-        <w:tc>
-          <w:tcPr>
-            <w:tcW w:type="dxa" w:w="3120"/>
-          </w:tcPr>
-          <w:p>
-            <w:r>
-              <w:t>When a new Apex method is implemented (skip if none is created).</w:t>
-            </w:r>
-          </w:p>
-        </w:tc>
-      </w:tr>
-      <w:tr>
-        <w:tc>
-          <w:tcPr>
-            <w:tcW w:type="dxa" w:w="3120"/>
-          </w:tcPr>
-          <w:p>
-            <w:r>
-              <w:t>lwc-css-design-guide</w:t>
-            </w:r>
-          </w:p>
-        </w:tc>
-        <w:tc>
-          <w:tcPr>
-            <w:tcW w:type="dxa" w:w="3120"/>
+            <w:tcW w:w="3120" w:type="dxa"/>
+          </w:tcPr>
+          <w:p>
+            <w:r>
+              <w:t>lwc-</w:t>
+            </w:r>
+            <w:proofErr w:type="spellStart"/>
+            <w:r>
+              <w:t>css</w:t>
+            </w:r>
+            <w:proofErr w:type="spellEnd"/>
+            <w:r>
+              <w:t>-design-guide</w:t>
+            </w:r>
+          </w:p>
+        </w:tc>
+        <w:tc>
+          <w:tcPr>
+            <w:tcW w:w="3120" w:type="dxa"/>
           </w:tcPr>
           <w:p>
             <w:r>
@@ -1230,7 +1912,7 @@
         </w:tc>
         <w:tc>
           <w:tcPr>
-            <w:tcW w:type="dxa" w:w="3120"/>
+            <w:tcW w:w="3120" w:type="dxa"/>
           </w:tcPr>
           <w:p>
             <w:r>
@@ -1242,46 +1924,40 @@
     </w:tbl>
     <w:p>
       <w:pPr>
-        <w:pStyle w:val="BodyText"/>
-      </w:pPr>
-      <w:r>
-        <w:t>Soft-delete filtering (soql-exclude-deleted) is no longer a row here: it is cross-cutting and fires from CLAUDE.md whenever a new/edited SELECT touches a RecordStatus__c object.</w:t>
-      </w:r>
-    </w:p>
-    <w:p>
-      <w:pPr>
         <w:pStyle w:val="Heading2"/>
       </w:pPr>
       <w:r>
-        <w:t>lwc-parent-event-handler-generator</w:t>
-      </w:r>
-    </w:p>
-    <w:p>
-      <w:pPr>
-        <w:pStyle w:val="BodyText"/>
-      </w:pPr>
-      <w:r>
-        <w:t>Per-event interview for wiring a parent LWC to handle CustomEvents dispatched by a child (state identification -&gt; Apex resolution -&gt; concurrent writes -&gt; visibility urgency -&gt; expand timing), producing state-coherent handlers and the correct @wire/imperative call style.</w:t>
+        <w:t>add-functionality-in-child-lwc-component</w:t>
+      </w:r>
+    </w:p>
+    <w:p>
+      <w:pPr>
+        <w:pStyle w:val="BodyText"/>
+      </w:pPr>
+      <w:r>
+        <w:t>Same per-sub-component interview, but extending an existing child LWC in place with a new sub-component or new functionality, preserving the existing sub-components, getters, handlers, and dispatched events.</w:t>
       </w:r>
     </w:p>
     <w:tbl>
       <w:tblPr>
         <w:tblStyle w:val="Table"/>
-        <w:tblW w:type="auto" w:w="0"/>
-        <w:tblLook w:firstColumn="1" w:firstRow="1" w:lastColumn="0" w:lastRow="0" w:noHBand="0" w:noVBand="1" w:val="04A0"/>
+        <w:tblW w:w="0" w:type="auto"/>
+        <w:tblLook w:val="04A0" w:firstRow="1" w:lastRow="0" w:firstColumn="1" w:lastColumn="0" w:noHBand="0" w:noVBand="1"/>
       </w:tblPr>
       <w:tblGrid>
-        <w:gridCol w:w="3120"/>
-        <w:gridCol w:w="3120"/>
-        <w:gridCol w:w="3120"/>
+        <w:gridCol w:w="4623"/>
+        <w:gridCol w:w="2150"/>
+        <w:gridCol w:w="2587"/>
       </w:tblGrid>
       <w:tr>
-        <w:tc>
-          <w:tcPr>
-            <w:tcW w:type="dxa" w:w="3120"/>
-          </w:tcPr>
-          <w:p>
-            <w:r/>
+        <w:trPr>
+          <w:cnfStyle w:val="100000000000" w:firstRow="1" w:lastRow="0" w:firstColumn="0" w:lastColumn="0" w:oddVBand="0" w:evenVBand="0" w:oddHBand="0" w:evenHBand="0" w:firstRowFirstColumn="0" w:firstRowLastColumn="0" w:lastRowFirstColumn="0" w:lastRowLastColumn="0"/>
+        </w:trPr>
+        <w:tc>
+          <w:tcPr>
+            <w:tcW w:w="3120" w:type="dxa"/>
+          </w:tcPr>
+          <w:p>
             <w:r>
               <w:rPr>
                 <w:b/>
@@ -1292,10 +1968,9 @@
         </w:tc>
         <w:tc>
           <w:tcPr>
-            <w:tcW w:type="dxa" w:w="3120"/>
-          </w:tcPr>
-          <w:p>
-            <w:r/>
+            <w:tcW w:w="3120" w:type="dxa"/>
+          </w:tcPr>
+          <w:p>
             <w:r>
               <w:rPr>
                 <w:b/>
@@ -1306,10 +1981,9 @@
         </w:tc>
         <w:tc>
           <w:tcPr>
-            <w:tcW w:type="dxa" w:w="3120"/>
-          </w:tcPr>
-          <w:p>
-            <w:r/>
+            <w:tcW w:w="3120" w:type="dxa"/>
+          </w:tcPr>
+          <w:p>
             <w:r>
               <w:rPr>
                 <w:b/>
@@ -1322,7 +1996,7 @@
       <w:tr>
         <w:tc>
           <w:tcPr>
-            <w:tcW w:type="dxa" w:w="3120"/>
+            <w:tcW w:w="3120" w:type="dxa"/>
           </w:tcPr>
           <w:p>
             <w:r>
@@ -1332,7 +2006,7 @@
         </w:tc>
         <w:tc>
           <w:tcPr>
-            <w:tcW w:type="dxa" w:w="3120"/>
+            <w:tcW w:w="3120" w:type="dxa"/>
           </w:tcPr>
           <w:p>
             <w:r>
@@ -1342,7 +2016,7 @@
         </w:tc>
         <w:tc>
           <w:tcPr>
-            <w:tcW w:type="dxa" w:w="3120"/>
+            <w:tcW w:w="3120" w:type="dxa"/>
           </w:tcPr>
           <w:p>
             <w:r>
@@ -1354,17 +2028,22 @@
       <w:tr>
         <w:tc>
           <w:tcPr>
-            <w:tcW w:type="dxa" w:w="3120"/>
-          </w:tcPr>
-          <w:p>
-            <w:r>
-              <w:t>apex-method-resolution-guide</w:t>
-            </w:r>
-          </w:p>
-        </w:tc>
-        <w:tc>
-          <w:tcPr>
-            <w:tcW w:type="dxa" w:w="3120"/>
+            <w:tcW w:w="3120" w:type="dxa"/>
+          </w:tcPr>
+          <w:p>
+            <w:proofErr w:type="spellStart"/>
+            <w:r>
+              <w:t>pather_lwc_state_management_checklist</w:t>
+            </w:r>
+            <w:proofErr w:type="spellEnd"/>
+            <w:r>
+              <w:t>-guide</w:t>
+            </w:r>
+          </w:p>
+        </w:tc>
+        <w:tc>
+          <w:tcPr>
+            <w:tcW w:w="3120" w:type="dxa"/>
           </w:tcPr>
           <w:p>
             <w:r>
@@ -1374,11 +2053,11 @@
         </w:tc>
         <w:tc>
           <w:tcPr>
-            <w:tcW w:type="dxa" w:w="3120"/>
-          </w:tcPr>
-          <w:p>
-            <w:r>
-              <w:t>Always — resolve which Apex method backs each event handler.</w:t>
+            <w:tcW w:w="3120" w:type="dxa"/>
+          </w:tcPr>
+          <w:p>
+            <w:r>
+              <w:t>Always — the parent handling these events must pass the state checklist.</w:t>
             </w:r>
           </w:p>
         </w:tc>
@@ -1386,17 +2065,17 @@
       <w:tr>
         <w:tc>
           <w:tcPr>
-            <w:tcW w:type="dxa" w:w="3120"/>
-          </w:tcPr>
-          <w:p>
-            <w:r>
-              <w:t>lwc-apex-call-implementation-guide</w:t>
-            </w:r>
-          </w:p>
-        </w:tc>
-        <w:tc>
-          <w:tcPr>
-            <w:tcW w:type="dxa" w:w="3120"/>
+            <w:tcW w:w="3120" w:type="dxa"/>
+          </w:tcPr>
+          <w:p>
+            <w:r>
+              <w:t>lwc-error-handling-guide</w:t>
+            </w:r>
+          </w:p>
+        </w:tc>
+        <w:tc>
+          <w:tcPr>
+            <w:tcW w:w="3120" w:type="dxa"/>
           </w:tcPr>
           <w:p>
             <w:r>
@@ -1406,11 +2085,19 @@
         </w:tc>
         <w:tc>
           <w:tcPr>
-            <w:tcW w:type="dxa" w:w="3120"/>
-          </w:tcPr>
-          <w:p>
-            <w:r>
-              <w:t>Always — decide @wire vs imperative + refreshApex.</w:t>
+            <w:tcW w:w="3120" w:type="dxa"/>
+          </w:tcPr>
+          <w:p>
+            <w:r>
+              <w:t xml:space="preserve">Always — route every failure through </w:t>
+            </w:r>
+            <w:proofErr w:type="spellStart"/>
+            <w:r>
+              <w:t>ShowToastEvent</w:t>
+            </w:r>
+            <w:proofErr w:type="spellEnd"/>
+            <w:r>
+              <w:t>.</w:t>
             </w:r>
           </w:p>
         </w:tc>
@@ -1418,145 +2105,25 @@
       <w:tr>
         <w:tc>
           <w:tcPr>
-            <w:tcW w:type="dxa" w:w="3120"/>
-          </w:tcPr>
-          <w:p>
-            <w:r>
-              <w:t>lwc-error-handling-guide</w:t>
-            </w:r>
-          </w:p>
-        </w:tc>
-        <w:tc>
-          <w:tcPr>
-            <w:tcW w:type="dxa" w:w="3120"/>
-          </w:tcPr>
-          <w:p>
-            <w:r>
-              <w:t>required</w:t>
-            </w:r>
-          </w:p>
-        </w:tc>
-        <w:tc>
-          <w:tcPr>
-            <w:tcW w:type="dxa" w:w="3120"/>
-          </w:tcPr>
-          <w:p>
-            <w:r>
-              <w:t>Always — route every failure through ShowToastEvent.</w:t>
-            </w:r>
-          </w:p>
-        </w:tc>
-      </w:tr>
-      <w:tr>
-        <w:tc>
-          <w:tcPr>
-            <w:tcW w:type="dxa" w:w="3120"/>
-          </w:tcPr>
-          <w:p>
-            <w:r>
-              <w:t>lwc-request-loading-guide</w:t>
-            </w:r>
-          </w:p>
-        </w:tc>
-        <w:tc>
-          <w:tcPr>
-            <w:tcW w:type="dxa" w:w="3120"/>
-          </w:tcPr>
-          <w:p>
-            <w:r>
-              <w:t>required</w:t>
-            </w:r>
-          </w:p>
-        </w:tc>
-        <w:tc>
-          <w:tcPr>
-            <w:tcW w:type="dxa" w:w="3120"/>
-          </w:tcPr>
-          <w:p>
-            <w:r>
-              <w:t>Always — wire the handler's Apex call to the isLoading spinner overlay.</w:t>
-            </w:r>
-          </w:p>
-        </w:tc>
-      </w:tr>
-      <w:tr>
-        <w:tc>
-          <w:tcPr>
-            <w:tcW w:type="dxa" w:w="3120"/>
-          </w:tcPr>
-          <w:p>
-            <w:r>
-              <w:t>pather_lwc_state_management_checklist-guide</w:t>
-            </w:r>
-          </w:p>
-        </w:tc>
-        <w:tc>
-          <w:tcPr>
-            <w:tcW w:type="dxa" w:w="3120"/>
-          </w:tcPr>
-          <w:p>
-            <w:r>
-              <w:t>required</w:t>
-            </w:r>
-          </w:p>
-        </w:tc>
-        <w:tc>
-          <w:tcPr>
-            <w:tcW w:type="dxa" w:w="3120"/>
-          </w:tcPr>
-          <w:p>
-            <w:r>
-              <w:t>Always — walk the state checklist (Rules 0-7) before emitting code.</w:t>
-            </w:r>
-          </w:p>
-        </w:tc>
-      </w:tr>
-      <w:tr>
-        <w:tc>
-          <w:tcPr>
-            <w:tcW w:type="dxa" w:w="3120"/>
-          </w:tcPr>
-          <w:p>
-            <w:r>
-              <w:t>apex-path-architecture-guide</w:t>
-            </w:r>
-          </w:p>
-        </w:tc>
-        <w:tc>
-          <w:tcPr>
-            <w:tcW w:type="dxa" w:w="3120"/>
-          </w:tcPr>
-          <w:p>
-            <w:r>
-              <w:t>required</w:t>
-            </w:r>
-          </w:p>
-        </w:tc>
-        <w:tc>
-          <w:tcPr>
-            <w:tcW w:type="dxa" w:w="3120"/>
-          </w:tcPr>
-          <w:p>
-            <w:r>
-              <w:t>When a new Apex method is implemented (skip if none is created).</w:t>
-            </w:r>
-          </w:p>
-        </w:tc>
-      </w:tr>
-      <w:tr>
-        <w:tc>
-          <w:tcPr>
-            <w:tcW w:type="dxa" w:w="3120"/>
-          </w:tcPr>
-          <w:p>
-            <w:r>
-              <w:t>lwc-css-design-guide</w:t>
-            </w:r>
-          </w:p>
-        </w:tc>
-        <w:tc>
-          <w:tcPr>
-            <w:tcW w:type="dxa" w:w="3120"/>
+            <w:tcW w:w="3120" w:type="dxa"/>
+          </w:tcPr>
+          <w:p>
+            <w:r>
+              <w:t>lwc-</w:t>
+            </w:r>
+            <w:proofErr w:type="spellStart"/>
+            <w:r>
+              <w:t>css</w:t>
+            </w:r>
+            <w:proofErr w:type="spellEnd"/>
+            <w:r>
+              <w:t>-design-guide</w:t>
+            </w:r>
+          </w:p>
+        </w:tc>
+        <w:tc>
+          <w:tcPr>
+            <w:tcW w:w="3120" w:type="dxa"/>
           </w:tcPr>
           <w:p>
             <w:r>
@@ -1566,7 +2133,7 @@
         </w:tc>
         <w:tc>
           <w:tcPr>
-            <w:tcW w:type="dxa" w:w="3120"/>
+            <w:tcW w:w="3120" w:type="dxa"/>
           </w:tcPr>
           <w:p>
             <w:r>
@@ -1578,429 +2145,56 @@
     </w:tbl>
     <w:p>
       <w:pPr>
-        <w:pStyle w:val="BodyText"/>
-      </w:pPr>
-      <w:r>
-        <w:t>As above, soft-delete filtering is cross-cutting (CLAUDE.md), not a row in this skill's Step 0.</w:t>
-      </w:r>
-    </w:p>
-    <w:p>
-      <w:pPr>
         <w:pStyle w:val="Heading2"/>
       </w:pPr>
       <w:r>
-        <w:t>create-new-child-lwc-component</w:t>
-      </w:r>
-    </w:p>
-    <w:p>
-      <w:pPr>
-        <w:pStyle w:val="BodyText"/>
-      </w:pPr>
-      <w:r>
-        <w:t>Per-sub-component interview (user stories, behavior, validations, @api data state, reusable base component) for scaffolding a brand-new child LWC. Children are presentation-only: no Apex, no @api mutation, draft state with _ + @track, lowercase events dispatched upward.</w:t>
+        <w:t>Shared sub-step</w:t>
+      </w:r>
+    </w:p>
+    <w:p>
+      <w:pPr>
+        <w:pStyle w:val="BodyText"/>
+      </w:pPr>
+      <w:r>
+        <w:t>shared/ask-user-for-lwc-validation.md is a leaf shared sub-step (not a guide) for the "Validation rules" interview question. All four functionality/child task-skills load it verbatim instead of inlining the validation branches, so the rule lives in one file.</w:t>
+      </w:r>
+    </w:p>
+    <w:p>
+      <w:pPr>
+        <w:pStyle w:val="Heading2"/>
+      </w:pPr>
+      <w:r>
+        <w:lastRenderedPageBreak/>
+        <w:t>Project-wide cross-cutting skills (triggered from CLAUDE.md)</w:t>
+      </w:r>
+    </w:p>
+    <w:p>
+      <w:pPr>
+        <w:pStyle w:val="BodyText"/>
+      </w:pPr>
+      <w:r>
+        <w:t>These are not listed in any task-skill's Mandatory-guides step. CLAUDE.md decides when they fire, so they stay in one place and out of the per-task dependency graph.</w:t>
       </w:r>
     </w:p>
     <w:tbl>
       <w:tblPr>
         <w:tblStyle w:val="Table"/>
-        <w:tblW w:type="auto" w:w="0"/>
-        <w:tblLook w:firstColumn="1" w:firstRow="1" w:lastColumn="0" w:lastRow="0" w:noHBand="0" w:noVBand="1" w:val="04A0"/>
-      </w:tblPr>
-      <w:tblGrid>
-        <w:gridCol w:w="3120"/>
-        <w:gridCol w:w="3120"/>
-        <w:gridCol w:w="3120"/>
-      </w:tblGrid>
-      <w:tr>
-        <w:tc>
-          <w:tcPr>
-            <w:tcW w:type="dxa" w:w="3120"/>
-          </w:tcPr>
-          <w:p>
-            <w:r/>
-            <w:r>
-              <w:rPr>
-                <w:b/>
-              </w:rPr>
-              <w:t>Guide</w:t>
-            </w:r>
-          </w:p>
-        </w:tc>
-        <w:tc>
-          <w:tcPr>
-            <w:tcW w:type="dxa" w:w="3120"/>
-          </w:tcPr>
-          <w:p>
-            <w:r/>
-            <w:r>
-              <w:rPr>
-                <w:b/>
-              </w:rPr>
-              <w:t>Type</w:t>
-            </w:r>
-          </w:p>
-        </w:tc>
-        <w:tc>
-          <w:tcPr>
-            <w:tcW w:type="dxa" w:w="3120"/>
-          </w:tcPr>
-          <w:p>
-            <w:r/>
-            <w:r>
-              <w:rPr>
-                <w:b/>
-              </w:rPr>
-              <w:t>When read / question</w:t>
-            </w:r>
-          </w:p>
-        </w:tc>
-      </w:tr>
-      <w:tr>
-        <w:tc>
-          <w:tcPr>
-            <w:tcW w:type="dxa" w:w="3120"/>
-          </w:tcPr>
-          <w:p>
-            <w:r>
-              <w:t>lwc-path-architecture-guide</w:t>
-            </w:r>
-          </w:p>
-        </w:tc>
-        <w:tc>
-          <w:tcPr>
-            <w:tcW w:type="dxa" w:w="3120"/>
-          </w:tcPr>
-          <w:p>
-            <w:r>
-              <w:t>required</w:t>
-            </w:r>
-          </w:p>
-        </w:tc>
-        <w:tc>
-          <w:tcPr>
-            <w:tcW w:type="dxa" w:w="3120"/>
-          </w:tcPr>
-          <w:p>
-            <w:r>
-              <w:t>Always — settle LWC layering before any interview question.</w:t>
-            </w:r>
-          </w:p>
-        </w:tc>
-      </w:tr>
-      <w:tr>
-        <w:tc>
-          <w:tcPr>
-            <w:tcW w:type="dxa" w:w="3120"/>
-          </w:tcPr>
-          <w:p>
-            <w:r>
-              <w:t>lwc-error-handling-guide</w:t>
-            </w:r>
-          </w:p>
-        </w:tc>
-        <w:tc>
-          <w:tcPr>
-            <w:tcW w:type="dxa" w:w="3120"/>
-          </w:tcPr>
-          <w:p>
-            <w:r>
-              <w:t>required</w:t>
-            </w:r>
-          </w:p>
-        </w:tc>
-        <w:tc>
-          <w:tcPr>
-            <w:tcW w:type="dxa" w:w="3120"/>
-          </w:tcPr>
-          <w:p>
-            <w:r>
-              <w:t>Always — route every child failure through ShowToastEvent.</w:t>
-            </w:r>
-          </w:p>
-        </w:tc>
-      </w:tr>
-      <w:tr>
-        <w:tc>
-          <w:tcPr>
-            <w:tcW w:type="dxa" w:w="3120"/>
-          </w:tcPr>
-          <w:p>
-            <w:r>
-              <w:t>lwc-css-design-guide</w:t>
-            </w:r>
-          </w:p>
-        </w:tc>
-        <w:tc>
-          <w:tcPr>
-            <w:tcW w:type="dxa" w:w="3120"/>
-          </w:tcPr>
-          <w:p>
-            <w:r>
-              <w:t>optional</w:t>
-            </w:r>
-          </w:p>
-        </w:tc>
-        <w:tc>
-          <w:tcPr>
-            <w:tcW w:type="dxa" w:w="3120"/>
-          </w:tcPr>
-          <w:p>
-            <w:r>
-              <w:t>Q (Step 5): "Apply the project's CSS design system now?"</w:t>
-            </w:r>
-          </w:p>
-        </w:tc>
-      </w:tr>
-    </w:tbl>
-    <w:p>
-      <w:pPr>
-        <w:pStyle w:val="Heading2"/>
-      </w:pPr>
-      <w:r>
-        <w:t>add-functionality-in-child-lwc-component</w:t>
-      </w:r>
-    </w:p>
-    <w:p>
-      <w:pPr>
-        <w:pStyle w:val="BodyText"/>
-      </w:pPr>
-      <w:r>
-        <w:t>Same per-sub-component interview, but extending an existing child LWC in place with a new sub-component or new functionality, preserving the existing sub-components, getters, handlers, and dispatched events.</w:t>
-      </w:r>
-    </w:p>
-    <w:tbl>
-      <w:tblPr>
-        <w:tblStyle w:val="Table"/>
-        <w:tblW w:type="auto" w:w="0"/>
-        <w:tblLook w:firstColumn="1" w:firstRow="1" w:lastColumn="0" w:lastRow="0" w:noHBand="0" w:noVBand="1" w:val="04A0"/>
-      </w:tblPr>
-      <w:tblGrid>
-        <w:gridCol w:w="3120"/>
-        <w:gridCol w:w="3120"/>
-        <w:gridCol w:w="3120"/>
-      </w:tblGrid>
-      <w:tr>
-        <w:tc>
-          <w:tcPr>
-            <w:tcW w:type="dxa" w:w="3120"/>
-          </w:tcPr>
-          <w:p>
-            <w:r/>
-            <w:r>
-              <w:rPr>
-                <w:b/>
-              </w:rPr>
-              <w:t>Guide</w:t>
-            </w:r>
-          </w:p>
-        </w:tc>
-        <w:tc>
-          <w:tcPr>
-            <w:tcW w:type="dxa" w:w="3120"/>
-          </w:tcPr>
-          <w:p>
-            <w:r/>
-            <w:r>
-              <w:rPr>
-                <w:b/>
-              </w:rPr>
-              <w:t>Type</w:t>
-            </w:r>
-          </w:p>
-        </w:tc>
-        <w:tc>
-          <w:tcPr>
-            <w:tcW w:type="dxa" w:w="3120"/>
-          </w:tcPr>
-          <w:p>
-            <w:r/>
-            <w:r>
-              <w:rPr>
-                <w:b/>
-              </w:rPr>
-              <w:t>When read / question</w:t>
-            </w:r>
-          </w:p>
-        </w:tc>
-      </w:tr>
-      <w:tr>
-        <w:tc>
-          <w:tcPr>
-            <w:tcW w:type="dxa" w:w="3120"/>
-          </w:tcPr>
-          <w:p>
-            <w:r>
-              <w:t>lwc-path-architecture-guide</w:t>
-            </w:r>
-          </w:p>
-        </w:tc>
-        <w:tc>
-          <w:tcPr>
-            <w:tcW w:type="dxa" w:w="3120"/>
-          </w:tcPr>
-          <w:p>
-            <w:r>
-              <w:t>required</w:t>
-            </w:r>
-          </w:p>
-        </w:tc>
-        <w:tc>
-          <w:tcPr>
-            <w:tcW w:type="dxa" w:w="3120"/>
-          </w:tcPr>
-          <w:p>
-            <w:r>
-              <w:t>Always — settle LWC layering before any interview question.</w:t>
-            </w:r>
-          </w:p>
-        </w:tc>
-      </w:tr>
-      <w:tr>
-        <w:tc>
-          <w:tcPr>
-            <w:tcW w:type="dxa" w:w="3120"/>
-          </w:tcPr>
-          <w:p>
-            <w:r>
-              <w:t>pather_lwc_state_management_checklist-guide</w:t>
-            </w:r>
-          </w:p>
-        </w:tc>
-        <w:tc>
-          <w:tcPr>
-            <w:tcW w:type="dxa" w:w="3120"/>
-          </w:tcPr>
-          <w:p>
-            <w:r>
-              <w:t>required</w:t>
-            </w:r>
-          </w:p>
-        </w:tc>
-        <w:tc>
-          <w:tcPr>
-            <w:tcW w:type="dxa" w:w="3120"/>
-          </w:tcPr>
-          <w:p>
-            <w:r>
-              <w:t>Always — the parent handling these events must pass the state checklist.</w:t>
-            </w:r>
-          </w:p>
-        </w:tc>
-      </w:tr>
-      <w:tr>
-        <w:tc>
-          <w:tcPr>
-            <w:tcW w:type="dxa" w:w="3120"/>
-          </w:tcPr>
-          <w:p>
-            <w:r>
-              <w:t>lwc-error-handling-guide</w:t>
-            </w:r>
-          </w:p>
-        </w:tc>
-        <w:tc>
-          <w:tcPr>
-            <w:tcW w:type="dxa" w:w="3120"/>
-          </w:tcPr>
-          <w:p>
-            <w:r>
-              <w:t>required</w:t>
-            </w:r>
-          </w:p>
-        </w:tc>
-        <w:tc>
-          <w:tcPr>
-            <w:tcW w:type="dxa" w:w="3120"/>
-          </w:tcPr>
-          <w:p>
-            <w:r>
-              <w:t>Always — route every failure through ShowToastEvent.</w:t>
-            </w:r>
-          </w:p>
-        </w:tc>
-      </w:tr>
-      <w:tr>
-        <w:tc>
-          <w:tcPr>
-            <w:tcW w:type="dxa" w:w="3120"/>
-          </w:tcPr>
-          <w:p>
-            <w:r>
-              <w:t>lwc-css-design-guide</w:t>
-            </w:r>
-          </w:p>
-        </w:tc>
-        <w:tc>
-          <w:tcPr>
-            <w:tcW w:type="dxa" w:w="3120"/>
-          </w:tcPr>
-          <w:p>
-            <w:r>
-              <w:t>optional</w:t>
-            </w:r>
-          </w:p>
-        </w:tc>
-        <w:tc>
-          <w:tcPr>
-            <w:tcW w:type="dxa" w:w="3120"/>
-          </w:tcPr>
-          <w:p>
-            <w:r>
-              <w:t>Q (Step 5): "Apply the project's CSS design system now?"</w:t>
-            </w:r>
-          </w:p>
-        </w:tc>
-      </w:tr>
-    </w:tbl>
-    <w:p>
-      <w:pPr>
-        <w:pStyle w:val="Heading2"/>
-      </w:pPr>
-      <w:r>
-        <w:t>Shared sub-step</w:t>
-      </w:r>
-    </w:p>
-    <w:p>
-      <w:pPr>
-        <w:pStyle w:val="BodyText"/>
-      </w:pPr>
-      <w:r>
-        <w:t>shared/ask-user-for-lwc-validation.md is a leaf shared sub-step (not a guide) for the "Validation rules" interview question. All four functionality/child task-skills load it verbatim instead of inlining the validation branches, so the rule lives in one file.</w:t>
-      </w:r>
-    </w:p>
-    <w:p>
-      <w:pPr>
-        <w:pStyle w:val="Heading2"/>
-      </w:pPr>
-      <w:r>
-        <w:t>Project-wide cross-cutting skills (triggered from CLAUDE.md)</w:t>
-      </w:r>
-    </w:p>
-    <w:p>
-      <w:pPr>
-        <w:pStyle w:val="BodyText"/>
-      </w:pPr>
-      <w:r>
-        <w:t>These are not listed in any task-skill's Mandatory-guides step. CLAUDE.md decides when they fire, so they stay in one place and out of the per-task dependency graph.</w:t>
-      </w:r>
-    </w:p>
-    <w:tbl>
-      <w:tblPr>
-        <w:tblStyle w:val="Table"/>
-        <w:tblW w:type="auto" w:w="0"/>
-        <w:tblLook w:firstColumn="1" w:firstRow="1" w:lastColumn="0" w:lastRow="0" w:noHBand="0" w:noVBand="1" w:val="04A0"/>
+        <w:tblW w:w="0" w:type="auto"/>
+        <w:tblLook w:val="04A0" w:firstRow="1" w:lastRow="0" w:firstColumn="1" w:lastColumn="0" w:noHBand="0" w:noVBand="1"/>
       </w:tblPr>
       <w:tblGrid>
         <w:gridCol w:w="4680"/>
         <w:gridCol w:w="4680"/>
       </w:tblGrid>
       <w:tr>
-        <w:tc>
-          <w:tcPr>
-            <w:tcW w:type="dxa" w:w="4680"/>
-          </w:tcPr>
-          <w:p>
-            <w:r/>
+        <w:trPr>
+          <w:cnfStyle w:val="100000000000" w:firstRow="1" w:lastRow="0" w:firstColumn="0" w:lastColumn="0" w:oddVBand="0" w:evenVBand="0" w:oddHBand="0" w:evenHBand="0" w:firstRowFirstColumn="0" w:firstRowLastColumn="0" w:lastRowFirstColumn="0" w:lastRowLastColumn="0"/>
+        </w:trPr>
+        <w:tc>
+          <w:tcPr>
+            <w:tcW w:w="4680" w:type="dxa"/>
+          </w:tcPr>
+          <w:p>
             <w:r>
               <w:rPr>
                 <w:b/>
@@ -2011,10 +2205,9 @@
         </w:tc>
         <w:tc>
           <w:tcPr>
-            <w:tcW w:type="dxa" w:w="4680"/>
-          </w:tcPr>
-          <w:p>
-            <w:r/>
+            <w:tcW w:w="4680" w:type="dxa"/>
+          </w:tcPr>
+          <w:p>
             <w:r>
               <w:rPr>
                 <w:b/>
@@ -2027,7 +2220,7 @@
       <w:tr>
         <w:tc>
           <w:tcPr>
-            <w:tcW w:type="dxa" w:w="4680"/>
+            <w:tcW w:w="4680" w:type="dxa"/>
           </w:tcPr>
           <w:p>
             <w:r>
@@ -2037,7 +2230,7 @@
         </w:tc>
         <w:tc>
           <w:tcPr>
-            <w:tcW w:type="dxa" w:w="4680"/>
+            <w:tcW w:w="4680" w:type="dxa"/>
           </w:tcPr>
           <w:p>
             <w:r>
@@ -2049,17 +2242,22 @@
       <w:tr>
         <w:tc>
           <w:tcPr>
-            <w:tcW w:type="dxa" w:w="4680"/>
-          </w:tcPr>
-          <w:p>
-            <w:r>
-              <w:t>performance/apex-bulk-soql</w:t>
-            </w:r>
-          </w:p>
-        </w:tc>
-        <w:tc>
-          <w:tcPr>
-            <w:tcW w:type="dxa" w:w="4680"/>
+            <w:tcW w:w="4680" w:type="dxa"/>
+          </w:tcPr>
+          <w:p>
+            <w:r>
+              <w:t>performance/apex-bulk-</w:t>
+            </w:r>
+            <w:proofErr w:type="spellStart"/>
+            <w:r>
+              <w:t>soql</w:t>
+            </w:r>
+            <w:proofErr w:type="spellEnd"/>
+          </w:p>
+        </w:tc>
+        <w:tc>
+          <w:tcPr>
+            <w:tcW w:w="4680" w:type="dxa"/>
           </w:tcPr>
           <w:p>
             <w:r>
@@ -2071,7 +2269,7 @@
       <w:tr>
         <w:tc>
           <w:tcPr>
-            <w:tcW w:type="dxa" w:w="4680"/>
+            <w:tcW w:w="4680" w:type="dxa"/>
           </w:tcPr>
           <w:p>
             <w:r>
@@ -2081,7 +2279,7 @@
         </w:tc>
         <w:tc>
           <w:tcPr>
-            <w:tcW w:type="dxa" w:w="4680"/>
+            <w:tcW w:w="4680" w:type="dxa"/>
           </w:tcPr>
           <w:p>
             <w:r>
@@ -2093,17 +2291,22 @@
       <w:tr>
         <w:tc>
           <w:tcPr>
-            <w:tcW w:type="dxa" w:w="4680"/>
-          </w:tcPr>
-          <w:p>
-            <w:r>
-              <w:t>guard/interview-discpline</w:t>
-            </w:r>
-          </w:p>
-        </w:tc>
-        <w:tc>
-          <w:tcPr>
-            <w:tcW w:type="dxa" w:w="4680"/>
+            <w:tcW w:w="4680" w:type="dxa"/>
+          </w:tcPr>
+          <w:p>
+            <w:r>
+              <w:t>guard/interview-</w:t>
+            </w:r>
+            <w:proofErr w:type="spellStart"/>
+            <w:r>
+              <w:t>discpline</w:t>
+            </w:r>
+            <w:proofErr w:type="spellEnd"/>
+          </w:p>
+        </w:tc>
+        <w:tc>
+          <w:tcPr>
+            <w:tcW w:w="4680" w:type="dxa"/>
           </w:tcPr>
           <w:p>
             <w:r>
@@ -2115,21 +2318,37 @@
       <w:tr>
         <w:tc>
           <w:tcPr>
-            <w:tcW w:type="dxa" w:w="4680"/>
-          </w:tcPr>
-          <w:p>
-            <w:r>
-              <w:t>guide/soql-exclude-deleted-guide</w:t>
-            </w:r>
-          </w:p>
-        </w:tc>
-        <w:tc>
-          <w:tcPr>
-            <w:tcW w:type="dxa" w:w="4680"/>
-          </w:tcPr>
-          <w:p>
-            <w:r>
-              <w:t>For any new/edited SELECT on a RecordStatus__c object — fires silently, project-wide, from CLAUDE.md. Single home: not gated by any task-skill question (its activation: mode is cross-cutting).</w:t>
+            <w:tcW w:w="4680" w:type="dxa"/>
+          </w:tcPr>
+          <w:p>
+            <w:r>
+              <w:t>guide/</w:t>
+            </w:r>
+            <w:proofErr w:type="spellStart"/>
+            <w:r>
+              <w:t>soql</w:t>
+            </w:r>
+            <w:proofErr w:type="spellEnd"/>
+            <w:r>
+              <w:t>-exclude-deleted-guide</w:t>
+            </w:r>
+          </w:p>
+        </w:tc>
+        <w:tc>
+          <w:tcPr>
+            <w:tcW w:w="4680" w:type="dxa"/>
+          </w:tcPr>
+          <w:p>
+            <w:r>
+              <w:t xml:space="preserve">For any new/edited SELECT on a </w:t>
+            </w:r>
+            <w:proofErr w:type="spellStart"/>
+            <w:r>
+              <w:t>RecordStatus</w:t>
+            </w:r>
+            <w:proofErr w:type="spellEnd"/>
+            <w:r>
+              <w:t>__c object — fires silently, project-wide, from CLAUDE.md. Single home: not gated by any task-skill question (its activation: mode is cross-cutting).</w:t>
             </w:r>
           </w:p>
         </w:tc>
@@ -2162,7 +2381,15 @@
         <w:t xml:space="preserve">Three layers, edges point down. </w:t>
       </w:r>
       <w:r>
-        <w:t>orchestrator -&gt; task-skill -&gt; guide. There is no fourth hop and no sideways edge between task-skills.</w:t>
+        <w:t xml:space="preserve">orchestrator -&gt; task-skill -&gt; guide. There </w:t>
+      </w:r>
+      <w:proofErr w:type="gramStart"/>
+      <w:r>
+        <w:t>is</w:t>
+      </w:r>
+      <w:proofErr w:type="gramEnd"/>
+      <w:r>
+        <w:t xml:space="preserve"> no fourth hop and no sideways edge between task-skills.</w:t>
       </w:r>
     </w:p>
     <w:p>
@@ -2204,7 +2431,19 @@
         <w:t xml:space="preserve">Activation is declared once, on the guide. </w:t>
       </w:r>
       <w:r>
-        <w:t>When a guide fires — its mode and applies_when, plus the question for optional guides — lives in the guide's activation: frontmatter, read via a single rule in CLAUDE.md. A task-skill's Step 0 lists guide names only, so the trigger text is never copied across the task-skills that share a guide.</w:t>
+        <w:t xml:space="preserve">When a guide fires — its mode and </w:t>
+      </w:r>
+      <w:proofErr w:type="spellStart"/>
+      <w:r>
+        <w:t>applies_when</w:t>
+      </w:r>
+      <w:proofErr w:type="spellEnd"/>
+      <w:r>
+        <w:t xml:space="preserve">, plus the question for optional guides — lives in the guide's activation: </w:t>
+      </w:r>
+      <w:r>
+        <w:lastRenderedPageBreak/>
+        <w:t>frontmatter, read via a single rule in CLAUDE.md. A task-skill's Step 0 lists guide names only, so the trigger text is never copied across the task-skills that share a guide.</w:t>
       </w:r>
     </w:p>
     <w:p>
@@ -2234,6 +2473,155 @@
       <w:r>
         <w:t>performance/ and guard/ are triggered from CLAUDE.md rather than wired into the task graph, so they do not multiply edges across task-skills.</w:t>
       </w:r>
+    </w:p>
+    <w:p>
+      <w:pPr>
+        <w:pStyle w:val="Heading1"/>
+      </w:pPr>
+      <w:r>
+        <w:t>7</w:t>
+      </w:r>
+      <w:r>
+        <w:t xml:space="preserve">. </w:t>
+      </w:r>
+      <w:r>
+        <w:t xml:space="preserve">How the </w:t>
+      </w:r>
+      <w:proofErr w:type="spellStart"/>
+      <w:r>
+        <w:t>taskskill</w:t>
+      </w:r>
+      <w:proofErr w:type="spellEnd"/>
+      <w:r>
+        <w:t xml:space="preserve"> format </w:t>
+      </w:r>
+      <w:proofErr w:type="gramStart"/>
+      <w:r>
+        <w:t>is ?</w:t>
+      </w:r>
+      <w:proofErr w:type="gramEnd"/>
+      <w:r>
+        <w:t xml:space="preserve"> </w:t>
+      </w:r>
+    </w:p>
+    <w:p>
+      <w:pPr>
+        <w:pStyle w:val="BodyText"/>
+        <w:rPr>
+          <w:b/>
+        </w:rPr>
+      </w:pPr>
+      <w:r>
+        <w:rPr>
+          <w:b/>
+        </w:rPr>
+        <w:t xml:space="preserve">- Name </w:t>
+      </w:r>
+    </w:p>
+    <w:p>
+      <w:pPr>
+        <w:pStyle w:val="BodyText"/>
+        <w:rPr>
+          <w:b/>
+        </w:rPr>
+      </w:pPr>
+      <w:r>
+        <w:rPr>
+          <w:b/>
+        </w:rPr>
+        <w:t xml:space="preserve">- Activation string </w:t>
+      </w:r>
+    </w:p>
+    <w:p>
+      <w:pPr>
+        <w:pStyle w:val="BodyText"/>
+        <w:rPr>
+          <w:b/>
+        </w:rPr>
+      </w:pPr>
+      <w:r>
+        <w:rPr>
+          <w:b/>
+        </w:rPr>
+        <w:t>- Description</w:t>
+      </w:r>
+    </w:p>
+    <w:p>
+      <w:pPr>
+        <w:pStyle w:val="BodyText"/>
+        <w:rPr>
+          <w:b/>
+        </w:rPr>
+      </w:pPr>
+      <w:r>
+        <w:rPr>
+          <w:b/>
+        </w:rPr>
+        <w:t>- Instruction and order</w:t>
+      </w:r>
+    </w:p>
+    <w:p>
+      <w:pPr>
+        <w:pStyle w:val="BodyText"/>
+      </w:pPr>
+      <w:r>
+        <w:rPr>
+          <w:b/>
+        </w:rPr>
+        <w:t xml:space="preserve">- </w:t>
+      </w:r>
+      <w:proofErr w:type="gramStart"/>
+      <w:r>
+        <w:rPr>
+          <w:b/>
+        </w:rPr>
+        <w:t>example(</w:t>
+      </w:r>
+      <w:proofErr w:type="gramEnd"/>
+      <w:r>
+        <w:rPr>
+          <w:b/>
+        </w:rPr>
+        <w:t>optional zero-</w:t>
+      </w:r>
+      <w:proofErr w:type="gramStart"/>
+      <w:r>
+        <w:rPr>
+          <w:b/>
+        </w:rPr>
+        <w:t>shoot ,</w:t>
+      </w:r>
+      <w:proofErr w:type="gramEnd"/>
+      <w:r>
+        <w:rPr>
+          <w:b/>
+        </w:rPr>
+        <w:t xml:space="preserve"> 1-</w:t>
+      </w:r>
+      <w:proofErr w:type="gramStart"/>
+      <w:r>
+        <w:rPr>
+          <w:b/>
+        </w:rPr>
+        <w:t>shoot ,</w:t>
+      </w:r>
+      <w:proofErr w:type="gramEnd"/>
+      <w:r>
+        <w:rPr>
+          <w:b/>
+        </w:rPr>
+        <w:t xml:space="preserve"> many-shoot)</w:t>
+      </w:r>
+    </w:p>
+    <w:p>
+      <w:pPr>
+        <w:pStyle w:val="BodyText"/>
+      </w:pPr>
+    </w:p>
+    <w:p>
+      <w:pPr>
+        <w:pStyle w:val="BodyText"/>
+      </w:pPr>
     </w:p>
     <w:sectPr>
       <w:footnotePr>
@@ -3231,6 +3619,7 @@
   <w:style w:type="paragraph" w:styleId="BodyText">
     <w:name w:val="Body Text"/>
     <w:basedOn w:val="Normal"/>
+    <w:link w:val="BodyTextChar"/>
     <w:qFormat/>
     <w:pPr>
       <w:spacing w:before="180" w:after="180"/>
@@ -3955,6 +4344,12 @@
     <w:rPr>
       <w:rFonts w:asciiTheme="majorHAnsi" w:eastAsiaTheme="majorEastAsia" w:hAnsiTheme="majorHAnsi" w:cstheme="majorBidi"/>
     </w:rPr>
+  </w:style>
+  <w:style w:type="character" w:customStyle="1" w:styleId="BodyTextChar">
+    <w:name w:val="Body Text Char"/>
+    <w:basedOn w:val="DefaultParagraphFont"/>
+    <w:link w:val="BodyText"/>
+    <w:rsid w:val="001153BA"/>
   </w:style>
 </w:styles>
 </file>

--- a/jira_clone/docs/Skills_Path_Architecture.docx
+++ b/jira_clone/docs/Skills_Path_Architecture.docx
@@ -267,19 +267,10 @@
     </w:p>
     <w:p>
       <w:pPr>
-        <w:pStyle w:val="Heading1"/>
-      </w:pPr>
-      <w:r>
-        <w:lastRenderedPageBreak/>
-        <w:t>Abstract</w:t>
-      </w:r>
-    </w:p>
-    <w:p>
-      <w:pPr>
-        <w:pStyle w:val="Abstract"/>
-      </w:pPr>
-      <w:r>
-        <w:t>This report describes how the development skills directory in this Salesforce/LWC project is shaped to automate the Development phase of the Agile SDLC for the developer — to set a repeatable definition of done for task development — while adapting to the project's architecture and rules. It is organized around the three challenges the architecture solves — reliability, consistency, and maintainability. The current design pushes every reusable rule down to a leaf level of guide files under task-skill/guide/. Each task-skill opens with a Mandatory-guides step that names exactly which guides it depends on, tagged required or optional, so the dependency graph is a shallow tree (orchestrator -&gt; task-skill -&gt; guide) instead of a mesh. Cross-cutting performance and governor-limit guards are not owned by any single task-skill; they are project-wide and triggered from CLAUDE.md.</w:t>
+        <w:pStyle w:val="BodyText"/>
+      </w:pPr>
+      <w:r>
+        <w:t>How force-app/skills/development/ is shaped to automate the Development phase of the Agile SDLC for the developer while adapting to this project's architecture and rules, and how that shape resolves three concrete challenges: reliability, consistency, maintainability.</w:t>
       </w:r>
     </w:p>
     <w:p>
@@ -301,22 +292,20 @@
     <w:tbl>
       <w:tblPr>
         <w:tblStyle w:val="Table"/>
-        <w:tblW w:w="0" w:type="auto"/>
-        <w:tblLook w:val="04A0" w:firstRow="1" w:lastRow="0" w:firstColumn="1" w:lastColumn="0" w:noHBand="0" w:noVBand="1"/>
+        <w:tblW w:type="auto" w:w="0"/>
+        <w:tblLook w:firstColumn="1" w:firstRow="1" w:lastColumn="0" w:lastRow="0" w:noHBand="0" w:noVBand="1" w:val="04A0"/>
       </w:tblPr>
       <w:tblGrid>
         <w:gridCol w:w="4680"/>
         <w:gridCol w:w="4680"/>
       </w:tblGrid>
       <w:tr>
-        <w:trPr>
-          <w:cnfStyle w:val="100000000000" w:firstRow="1" w:lastRow="0" w:firstColumn="0" w:lastColumn="0" w:oddVBand="0" w:evenVBand="0" w:oddHBand="0" w:evenHBand="0" w:firstRowFirstColumn="0" w:firstRowLastColumn="0" w:lastRowFirstColumn="0" w:lastRowLastColumn="0"/>
-        </w:trPr>
         <w:tc>
           <w:tcPr>
-            <w:tcW w:w="4680" w:type="dxa"/>
+            <w:tcW w:type="dxa" w:w="4680"/>
           </w:tcPr>
           <w:p>
+            <w:r/>
             <w:r>
               <w:rPr>
                 <w:b/>
@@ -327,9 +316,10 @@
         </w:tc>
         <w:tc>
           <w:tcPr>
-            <w:tcW w:w="4680" w:type="dxa"/>
+            <w:tcW w:type="dxa" w:w="4680"/>
           </w:tcPr>
           <w:p>
+            <w:r/>
             <w:r>
               <w:rPr>
                 <w:b/>
@@ -342,7 +332,7 @@
       <w:tr>
         <w:tc>
           <w:tcPr>
-            <w:tcW w:w="4680" w:type="dxa"/>
+            <w:tcW w:type="dxa" w:w="4680"/>
           </w:tcPr>
           <w:p>
             <w:r>
@@ -352,7 +342,7 @@
         </w:tc>
         <w:tc>
           <w:tcPr>
-            <w:tcW w:w="4680" w:type="dxa"/>
+            <w:tcW w:type="dxa" w:w="4680"/>
           </w:tcPr>
           <w:p>
             <w:r>
@@ -364,7 +354,7 @@
       <w:tr>
         <w:tc>
           <w:tcPr>
-            <w:tcW w:w="4680" w:type="dxa"/>
+            <w:tcW w:type="dxa" w:w="4680"/>
           </w:tcPr>
           <w:p>
             <w:r>
@@ -374,7 +364,7 @@
         </w:tc>
         <w:tc>
           <w:tcPr>
-            <w:tcW w:w="4680" w:type="dxa"/>
+            <w:tcW w:type="dxa" w:w="4680"/>
           </w:tcPr>
           <w:p>
             <w:r>
@@ -386,7 +376,7 @@
       <w:tr>
         <w:tc>
           <w:tcPr>
-            <w:tcW w:w="4680" w:type="dxa"/>
+            <w:tcW w:type="dxa" w:w="4680"/>
           </w:tcPr>
           <w:p>
             <w:r>
@@ -396,7 +386,7 @@
         </w:tc>
         <w:tc>
           <w:tcPr>
-            <w:tcW w:w="4680" w:type="dxa"/>
+            <w:tcW w:type="dxa" w:w="4680"/>
           </w:tcPr>
           <w:p>
             <w:r>
@@ -408,7 +398,7 @@
       <w:tr>
         <w:tc>
           <w:tcPr>
-            <w:tcW w:w="4680" w:type="dxa"/>
+            <w:tcW w:type="dxa" w:w="4680"/>
           </w:tcPr>
           <w:p>
             <w:r>
@@ -418,35 +408,11 @@
         </w:tc>
         <w:tc>
           <w:tcPr>
-            <w:tcW w:w="4680" w:type="dxa"/>
+            <w:tcW w:type="dxa" w:w="4680"/>
           </w:tcPr>
           <w:p>
             <w:r>
-              <w:t xml:space="preserve">The project's architecture and rules — LWC layering, Apex </w:t>
-            </w:r>
-            <w:proofErr w:type="spellStart"/>
-            <w:r>
-              <w:t>bulkification</w:t>
-            </w:r>
-            <w:proofErr w:type="spellEnd"/>
-            <w:r>
-              <w:t xml:space="preserve">, soft-delete filter, required fields, and the Controller -&gt; </w:t>
-            </w:r>
-            <w:proofErr w:type="spellStart"/>
-            <w:r>
-              <w:t>APIResponse</w:t>
-            </w:r>
-            <w:proofErr w:type="spellEnd"/>
-            <w:r>
-              <w:t xml:space="preserve"> -&gt; Service -&gt; </w:t>
-            </w:r>
-            <w:proofErr w:type="spellStart"/>
-            <w:r>
-              <w:t>DomainCorrectness</w:t>
-            </w:r>
-            <w:proofErr w:type="spellEnd"/>
-            <w:r>
-              <w:t xml:space="preserve"> layering.</w:t>
+              <w:t>The project's architecture and rules — LWC architecture, Apex bulkification, soft-delete filter, required fields, controller -&gt; Service -&gt; APIResponse layering.</w:t>
             </w:r>
           </w:p>
         </w:tc>
@@ -481,8 +447,15 @@
         <w:pStyle w:val="Heading1"/>
       </w:pPr>
       <w:r>
-        <w:lastRenderedPageBreak/>
-        <w:t>2. The three challenges (with examples)</w:t>
+        <w:t>2. From a flat pool to an orchestrator</w:t>
+      </w:r>
+    </w:p>
+    <w:p>
+      <w:pPr>
+        <w:pStyle w:val="BodyText"/>
+      </w:pPr>
+      <w:r>
+        <w:t>The current shape is the third design in a progression — each step fixes the problem the previous one left open.</w:t>
       </w:r>
     </w:p>
     <w:p>
@@ -490,6 +463,208 @@
         <w:pStyle w:val="Heading2"/>
       </w:pPr>
       <w:r>
+        <w:t>Solution 1 — One flat pool of skills</w:t>
+      </w:r>
+    </w:p>
+    <w:p>
+      <w:r>
+        <w:rPr>
+          <w:i/>
+        </w:rPr>
+        <w:t>Figure: One flat pool of skills.</w:t>
+      </w:r>
+    </w:p>
+    <w:p>
+      <w:r>
+        <w:t>Each circle is a single .md skill, all sitting at the same level.</w:t>
+      </w:r>
+    </w:p>
+    <w:p>
+      <w:pPr>
+        <w:pStyle w:val="BodyText"/>
+      </w:pPr>
+      <w:r>
+        <w:t>- Each circle is a single .md skill, all sitting at the same level.</w:t>
+      </w:r>
+    </w:p>
+    <w:p>
+      <w:r>
+        <w:t>From the prompt the model picks one file — but two skills can overlap on a point.</w:t>
+      </w:r>
+    </w:p>
+    <w:p>
+      <w:pPr>
+        <w:pStyle w:val="BodyText"/>
+      </w:pPr>
+      <w:r>
+        <w:t>- From the prompt the model picks one file — but two skills can overlap on a point.</w:t>
+      </w:r>
+    </w:p>
+    <w:p>
+      <w:r>
+        <w:t>To avoid grabbing the wrong one, the developer must stay aware of every skill's description at once.</w:t>
+      </w:r>
+    </w:p>
+    <w:p>
+      <w:pPr>
+        <w:pStyle w:val="BodyText"/>
+      </w:pPr>
+      <w:r>
+        <w:t>- To avoid grabbing the wrong one, the developer must stay aware of every skill's description at once.</w:t>
+      </w:r>
+    </w:p>
+    <w:p>
+      <w:pPr>
+        <w:pStyle w:val="BodyText"/>
+      </w:pPr>
+      <w:r>
+        <w:rPr>
+          <w:b/>
+        </w:rPr>
+        <w:t xml:space="preserve">Doesn't scale. </w:t>
+      </w:r>
+      <w:r>
+        <w:t>Being aware of every skill is impossible once the system grows, and it costs more time on every prompt. The more skills you add, the noisier and less reliable selection gets.</w:t>
+      </w:r>
+    </w:p>
+    <w:p>
+      <w:pPr>
+        <w:pStyle w:val="Heading2"/>
+      </w:pPr>
+      <w:r>
+        <w:t>Solution 2 — Group into skills &amp; sub-skills</w:t>
+      </w:r>
+    </w:p>
+    <w:p>
+      <w:r>
+        <w:rPr>
+          <w:i/>
+        </w:rPr>
+        <w:t>Figure: Group into skills and sub-skills.</w:t>
+      </w:r>
+    </w:p>
+    <w:p>
+      <w:r>
+        <w:t>Circles are bundled: each big shape is one skill; the small circles become guides (sub-skills), each with its own activation point.</w:t>
+      </w:r>
+    </w:p>
+    <w:p>
+      <w:pPr>
+        <w:pStyle w:val="BodyText"/>
+      </w:pPr>
+      <w:r>
+        <w:t>- Circles are bundled: each big shape is one skill; the small circles become guides (sub-skills), each with its own activation point.</w:t>
+      </w:r>
+    </w:p>
+    <w:p>
+      <w:r>
+        <w:t>A prompt activates a sub-skill inside the right skill instead of scanning a flat pile.</w:t>
+      </w:r>
+    </w:p>
+    <w:p>
+      <w:pPr>
+        <w:pStyle w:val="BodyText"/>
+      </w:pPr>
+      <w:r>
+        <w:t>- A prompt activates a sub-skill inside the right skill instead of scanning a flat pile.</w:t>
+      </w:r>
+    </w:p>
+    <w:p>
+      <w:pPr>
+        <w:pStyle w:val="BodyText"/>
+      </w:pPr>
+      <w:r>
+        <w:rPr>
+          <w:b/>
+        </w:rPr>
+        <w:t xml:space="preserve">Better, but not enough. </w:t>
+      </w:r>
+      <w:r>
+        <w:t>Selection still happens by meaning — a semantic guess — so it can still pick the wrong file when two sub-skills are close.</w:t>
+      </w:r>
+    </w:p>
+    <w:p>
+      <w:pPr>
+        <w:pStyle w:val="Heading2"/>
+      </w:pPr>
+      <w:r>
+        <w:t>Solution 3 — Wrap it in an orchestrator</w:t>
+      </w:r>
+    </w:p>
+    <w:p>
+      <w:r>
+        <w:rPr>
+          <w:i/>
+        </w:rPr>
+        <w:t>Figure: Wrap it in an orchestrator.</w:t>
+      </w:r>
+    </w:p>
+    <w:p>
+      <w:r>
+        <w:t>The whole structure is enclosed in an orchestrator.</w:t>
+      </w:r>
+    </w:p>
+    <w:p>
+      <w:pPr>
+        <w:pStyle w:val="BodyText"/>
+      </w:pPr>
+      <w:r>
+        <w:t>- The whole structure is enclosed in an orchestrator.</w:t>
+      </w:r>
+    </w:p>
+    <w:p>
+      <w:r>
+        <w:t>It does not select "by meaning", so the overlap/ambiguity problem is eliminated.</w:t>
+      </w:r>
+    </w:p>
+    <w:p>
+      <w:pPr>
+        <w:pStyle w:val="BodyText"/>
+      </w:pPr>
+      <w:r>
+        <w:t>- It does not select "by meaning", so the overlap/ambiguity problem is eliminated.</w:t>
+      </w:r>
+    </w:p>
+    <w:p>
+      <w:r>
+        <w:t>It determines the exact file to load from the specific user question.</w:t>
+      </w:r>
+    </w:p>
+    <w:p>
+      <w:pPr>
+        <w:pStyle w:val="BodyText"/>
+      </w:pPr>
+      <w:r>
+        <w:t>- It determines the exact file to load from the specific user question.</w:t>
+      </w:r>
+    </w:p>
+    <w:p>
+      <w:pPr>
+        <w:pStyle w:val="BodyText"/>
+      </w:pPr>
+      <w:r>
+        <w:rPr>
+          <w:b/>
+        </w:rPr>
+        <w:t xml:space="preserve">Precise &amp; scalable. </w:t>
+      </w:r>
+      <w:r>
+        <w:t>Routing points to one exact sub-skill, and it keeps working as the number of skills grows.</w:t>
+      </w:r>
+    </w:p>
+    <w:p>
+      <w:pPr>
+        <w:pStyle w:val="Heading1"/>
+      </w:pPr>
+      <w:r>
+        <w:t>3. The three challenges (with examples)</w:t>
+      </w:r>
+    </w:p>
+    <w:p>
+      <w:pPr>
+        <w:pStyle w:val="Heading2"/>
+      </w:pPr>
+      <w:r>
         <w:t>2.1 Reliability — the right skill must fire even when the user didn't name it</w:t>
       </w:r>
     </w:p>
@@ -504,7 +679,7 @@
         <w:t xml:space="preserve">Problem. </w:t>
       </w:r>
       <w:r>
-        <w:t>A skill (or guide) only fires if the model picks it. If the user's prompt doesn't name a downstream guide, it gets silently skipped.</w:t>
+        <w:t>A skill only fires if the model picks it. If the user's prompt doesn't name a downstream skill, it gets silently skipped.</w:t>
       </w:r>
     </w:p>
     <w:p>
@@ -518,15 +693,7 @@
         <w:t xml:space="preserve">Solution. </w:t>
       </w:r>
       <w:r>
-        <w:t xml:space="preserve">Make the call explicit inside the calling task-skill. Each task-skill's Step 0 — Mandatory guides </w:t>
-      </w:r>
-      <w:proofErr w:type="gramStart"/>
-      <w:r>
-        <w:t>names</w:t>
-      </w:r>
-      <w:proofErr w:type="gramEnd"/>
-      <w:r>
-        <w:t xml:space="preserve"> the leaf guides it depends on, so they fire regardless of wording.</w:t>
+        <w:t>Make the call explicit inside the calling skill, so it cannot be missed regardless of wording.</w:t>
       </w:r>
     </w:p>
     <w:p>
@@ -540,7 +707,230 @@
         <w:t xml:space="preserve">Example. </w:t>
       </w:r>
       <w:r>
-        <w:t>The user says "add this functionality to my parent" — nothing about layering, error handling, or state rules. The task-skill's Step 0 names those guides as mandatory, so they run silently before any interview question:</w:t>
+        <w:t>The user says "create a new parent LWC" — nothing about CSS. The parent task-skill itself names the CSS handoff as a fixed step:</w:t>
+      </w:r>
+    </w:p>
+    <w:p>
+      <w:r>
+        <w:t>create-new-parent-lwc-component.md:207 — Step 4 — Optionally apply lwc-css-design</w:t>
+      </w:r>
+    </w:p>
+    <w:p>
+      <w:pPr>
+        <w:pStyle w:val="BodyText"/>
+      </w:pPr>
+      <w:r>
+        <w:t>create-new-parent-lwc-component.md:207 — Step 4 — Optionally apply lwc-css-design</w:t>
+      </w:r>
+    </w:p>
+    <w:p>
+      <w:pPr>
+        <w:pStyle w:val="Heading2"/>
+      </w:pPr>
+      <w:r>
+        <w:t>2.2 Consistency — same intent, same path, every time</w:t>
+      </w:r>
+    </w:p>
+    <w:p>
+      <w:pPr>
+        <w:pStyle w:val="BodyText"/>
+      </w:pPr>
+      <w:r>
+        <w:rPr>
+          <w:b/>
+        </w:rPr>
+        <w:t xml:space="preserve">Problem. </w:t>
+      </w:r>
+      <w:r>
+        <w:t>With N skills directly addressable, the user's wording decides which one fires. Same intent, different phrasings, different paths.</w:t>
+      </w:r>
+    </w:p>
+    <w:p>
+      <w:pPr>
+        <w:pStyle w:val="BodyText"/>
+      </w:pPr>
+      <w:r>
+        <w:rPr>
+          <w:b/>
+        </w:rPr>
+        <w:t xml:space="preserve">Solution. </w:t>
+      </w:r>
+      <w:r>
+        <w:t>One entry point — the orchestrator — and an AskUserQuestion flow that turns the prompt into a fixed set of answers, so the user's intent is captured with 100% certainty.</w:t>
+      </w:r>
+    </w:p>
+    <w:p>
+      <w:pPr>
+        <w:pStyle w:val="BodyText"/>
+      </w:pPr>
+      <w:r>
+        <w:rPr>
+          <w:b/>
+        </w:rPr>
+        <w:t xml:space="preserve">Example. </w:t>
+      </w:r>
+      <w:r>
+        <w:t>Any dev request enters agile-development-orchastrator-skill.md and answers two AskUserQuestion calls: bug vs. task, then A/B/C + parent/child. Three different phrasings of "build a feature on a parent LWC" all land on the same row:</w:t>
+      </w:r>
+    </w:p>
+    <w:p>
+      <w:r>
+        <w:t>B — create new functionality / parent -&gt; add-interactive-with-data-persistance-functionality-in-pather.md</w:t>
+      </w:r>
+    </w:p>
+    <w:p>
+      <w:pPr>
+        <w:pStyle w:val="BodyText"/>
+      </w:pPr>
+      <w:r>
+        <w:t>B — create new functionality / parent -&gt; add-interactive-with-data-persistance-functionality-in-pather.md</w:t>
+      </w:r>
+    </w:p>
+    <w:p>
+      <w:pPr>
+        <w:pStyle w:val="Heading2"/>
+      </w:pPr>
+      <w:r>
+        <w:t>2.3 Maintainability — a new task can't fan out edits across every other task</w:t>
+      </w:r>
+    </w:p>
+    <w:p>
+      <w:pPr>
+        <w:pStyle w:val="BodyText"/>
+      </w:pPr>
+      <w:r>
+        <w:rPr>
+          <w:b/>
+        </w:rPr>
+        <w:t xml:space="preserve">Problem. </w:t>
+      </w:r>
+      <w:r>
+        <w:t>When several task-skills need the same sub-step, in-lining it in each one means every change has to touch every copy.</w:t>
+      </w:r>
+    </w:p>
+    <w:p>
+      <w:pPr>
+        <w:pStyle w:val="BodyText"/>
+      </w:pPr>
+      <w:r>
+        <w:rPr>
+          <w:b/>
+        </w:rPr>
+        <w:t xml:space="preserve">Solution. </w:t>
+      </w:r>
+      <w:r>
+        <w:t>Extract the shared sub-step into one file under task-skill/guide/ and have each task-skill call it.</w:t>
+      </w:r>
+    </w:p>
+    <w:p>
+      <w:pPr>
+        <w:pStyle w:val="BodyText"/>
+      </w:pPr>
+      <w:r>
+        <w:rPr>
+          <w:b/>
+        </w:rPr>
+        <w:t xml:space="preserve">Example. </w:t>
+      </w:r>
+      <w:r>
+        <w:t>Both add-interactive-with-data-persistance-functionality-in-pather.md and lwc-parent-event-handler-generator.md need to resolve "which Apex method backs this?". Instead of asking that interview manually in each file, both call guide/apex-method-resolution-guide.md — the three-branch interview (existing-known / existing-find / create-new) lives in exactly one file.</w:t>
+      </w:r>
+    </w:p>
+    <w:p>
+      <w:pPr>
+        <w:pStyle w:val="Heading1"/>
+      </w:pPr>
+      <w:r>
+        <w:t>4. Adaptation to project architecture and rules</w:t>
+      </w:r>
+    </w:p>
+    <w:p>
+      <w:pPr>
+        <w:pStyle w:val="BodyText"/>
+      </w:pPr>
+      <w:r>
+        <w:t>The orchestrator does not invent rules — it routes work into skills that already encode the project's rules. The chain of constraints, as they fire during a typical "create a new parent LWC" iteration:</w:t>
+      </w:r>
+    </w:p>
+    <w:p>
+      <w:r>
+        <w:t>Orchestrator — classifies as task / option A / parent.</w:t>
+      </w:r>
+    </w:p>
+    <w:p>
+      <w:pPr>
+        <w:pStyle w:val="BodyText"/>
+      </w:pPr>
+      <w:r>
+        <w:t>Orchestrator — classifies as task / option A / parent.</w:t>
+      </w:r>
+    </w:p>
+    <w:p>
+      <w:r>
+        <w:t>create-new-parent-lwc-component — Step 0 mandates lwc-architecture end-to-end (page vs. child, principal state shape, localStorage keys, Apex methods, event names, sidecar utils / validator, meta.xml exposure).</w:t>
+      </w:r>
+    </w:p>
+    <w:p>
+      <w:pPr>
+        <w:pStyle w:val="BodyText"/>
+      </w:pPr>
+      <w:r>
+        <w:t>create-new-parent-lwc-component — Step 0 mandates lwc-architecture end-to-end (page vs. child, principal state shape, localStorage keys, Apex methods, event names, sidecar utils / validator, meta.xml exposure).</w:t>
+      </w:r>
+    </w:p>
+    <w:p>
+      <w:r>
+        <w:t>Per-iteration sub-skill (A -&gt; functionality, B -&gt; event handler) runs its full disciplined interview, then hands off to the shared Apex-method-resolution protocol when controller methods need to be resolved.</w:t>
+      </w:r>
+    </w:p>
+    <w:p>
+      <w:pPr>
+        <w:pStyle w:val="BodyText"/>
+      </w:pPr>
+      <w:r>
+        <w:t>Per-iteration sub-skill (A -&gt; functionality, B -&gt; event handler) runs its full disciplined interview, then hands off to the shared Apex-method-resolution protocol when controller methods need to be resolved.</w:t>
+      </w:r>
+    </w:p>
+    <w:p>
+      <w:r>
+        <w:t>Final Verification — the project-wide MANDATORY skills declared in CLAUDE.md are checked: bulkified Apex (apex-bulk-soql), soft-delete filter (soql-exclude-deleted), required fields per OBJECT_VALIDATION_LWC_APEX.md (object-required-fields), thin controller -&gt; Service -&gt; APIResponse layering (lwc-architecture).</w:t>
+      </w:r>
+    </w:p>
+    <w:p>
+      <w:pPr>
+        <w:pStyle w:val="BodyText"/>
+      </w:pPr>
+      <w:r>
+        <w:t>Final Verification — the project-wide MANDATORY skills declared in CLAUDE.md are checked: bulkified Apex (apex-bulk-soql), soft-delete filter (soql-exclude-deleted), required fields per OBJECT_VALIDATION_LWC_APEX.md (object-required-fields), thin controller -&gt; Service -&gt; APIResponse layering (lwc-architecture).</w:t>
+      </w:r>
+    </w:p>
+    <w:p>
+      <w:r>
+        <w:t>Optional CSS handoff — Step 4 asks whether to apply lwc-css-design so the new parent drops in next to manageBacklog / manageWorkflow without visual tuning.</w:t>
+      </w:r>
+    </w:p>
+    <w:p>
+      <w:pPr>
+        <w:pStyle w:val="BodyText"/>
+      </w:pPr>
+      <w:r>
+        <w:t>Optional CSS handoff — Step 4 asks whether to apply lwc-css-design so the new parent drops in next to manageBacklog / manageWorkflow without visual tuning.</w:t>
+      </w:r>
+    </w:p>
+    <w:p>
+      <w:pPr>
+        <w:pStyle w:val="BodyText"/>
+      </w:pPr>
+      <w:r>
+        <w:t>Every project-specific rule has exactly one home, and the orchestrator guarantees the rules are reached — not left to the model to remember.</w:t>
+      </w:r>
+    </w:p>
+    <w:p>
+      <w:pPr>
+        <w:pStyle w:val="Heading1"/>
+      </w:pPr>
+      <w:r>
+        <w:t>5. Current file layout (for reference)</w:t>
       </w:r>
     </w:p>
     <w:p>
@@ -548,2080 +938,140 @@
         <w:pStyle w:val="SourceCode"/>
       </w:pPr>
       <w:r>
-        <w:t>add-interactive-with-data-persistance-functionality-in-pather.md</w:t>
+        <w:t>force-app/skills/development/</w:t>
       </w:r>
       <w:r>
         <w:br/>
-        <w:t xml:space="preserve">  Step 0 — Mandatory guides (required, no question):</w:t>
+      </w:r>
+      <w:r>
+        <w:t>├── agile-development-orchastrator-skill.md     &lt;- single entry</w:t>
       </w:r>
       <w:r>
         <w:br/>
-        <w:t xml:space="preserve">    lwc-path-architecture-</w:t>
-      </w:r>
-      <w:proofErr w:type="gramStart"/>
-      <w:r>
-        <w:t>guide  ·</w:t>
-      </w:r>
-      <w:proofErr w:type="gramEnd"/>
-      <w:r>
-        <w:t xml:space="preserve">  lwc-error-handling-</w:t>
-      </w:r>
-      <w:proofErr w:type="gramStart"/>
-      <w:r>
-        <w:t>guide  ·</w:t>
-      </w:r>
-      <w:proofErr w:type="gramEnd"/>
+      </w:r>
+      <w:r>
+        <w:t>├── architecture/</w:t>
+      </w:r>
       <w:r>
         <w:br/>
-        <w:t xml:space="preserve">    </w:t>
-      </w:r>
-      <w:proofErr w:type="spellStart"/>
-      <w:r>
-        <w:t>pather_lwc_state_management_checklist</w:t>
-      </w:r>
-      <w:proofErr w:type="spellEnd"/>
-      <w:r>
-        <w:t>-guide</w:t>
-      </w:r>
-    </w:p>
-    <w:p>
-      <w:pPr>
-        <w:pStyle w:val="Heading2"/>
-      </w:pPr>
-      <w:r>
-        <w:t>2.2 Consistency — same intent, same path, every time</w:t>
-      </w:r>
-    </w:p>
-    <w:p>
-      <w:pPr>
-        <w:pStyle w:val="BodyText"/>
-      </w:pPr>
-      <w:r>
-        <w:rPr>
-          <w:b/>
-        </w:rPr>
-        <w:t xml:space="preserve">Problem. </w:t>
-      </w:r>
-      <w:r>
-        <w:t>With N skills directly addressable, the user's wording decides which one fires. Same intent, different phrasings, different paths.</w:t>
-      </w:r>
-    </w:p>
-    <w:p>
-      <w:pPr>
-        <w:pStyle w:val="BodyText"/>
-      </w:pPr>
-      <w:r>
-        <w:rPr>
-          <w:b/>
-        </w:rPr>
-        <w:t xml:space="preserve">Solution. </w:t>
-      </w:r>
-      <w:r>
-        <w:t xml:space="preserve">One entry point — the orchestrator (triggered by "development run") — and an </w:t>
-      </w:r>
-      <w:proofErr w:type="spellStart"/>
-      <w:r>
-        <w:t>AskUserQuestion</w:t>
-      </w:r>
-      <w:proofErr w:type="spellEnd"/>
-      <w:r>
-        <w:t xml:space="preserve"> flow that turns the prompt into a fixed set of answers, so the user's intent is captured with 100% certainty.</w:t>
-      </w:r>
-    </w:p>
-    <w:p>
-      <w:pPr>
-        <w:pStyle w:val="BodyText"/>
-      </w:pPr>
-      <w:r>
-        <w:rPr>
-          <w:b/>
-        </w:rPr>
-        <w:t xml:space="preserve">Example. </w:t>
-      </w:r>
-      <w:r>
-        <w:t>Any dev request enters agile-development-orchastrator-skill.md and answers the classification questions: bug vs. task, then A/B/C, then parent vs. child. Three different phrasings of "build a feature on a parent LWC" all land on the same row:</w:t>
-      </w:r>
-    </w:p>
-    <w:p>
-      <w:pPr>
-        <w:pStyle w:val="SourceCode"/>
-      </w:pPr>
-      <w:r>
-        <w:t>B — create new functionality / parent -&gt;</w:t>
+      </w:r>
+      <w:r>
+        <w:t>│   ├── lwc-architecture.md</w:t>
       </w:r>
       <w:r>
         <w:br/>
-        <w:t>add-interactive-with-data-persistance-functionality-in-pather.md</w:t>
-      </w:r>
-    </w:p>
-    <w:p>
-      <w:pPr>
-        <w:pStyle w:val="Heading2"/>
-      </w:pPr>
-      <w:r>
-        <w:t>2.3 Maintainability — a new task can't fan out edits across every other task</w:t>
-      </w:r>
-    </w:p>
-    <w:p>
-      <w:pPr>
-        <w:pStyle w:val="BodyText"/>
-      </w:pPr>
-      <w:r>
-        <w:rPr>
-          <w:b/>
-        </w:rPr>
-        <w:t xml:space="preserve">Problem. </w:t>
-      </w:r>
-      <w:r>
-        <w:t>When several task-skills need the same sub-step, in-lining it in each one means every change has to touch every copy.</w:t>
-      </w:r>
-    </w:p>
-    <w:p>
-      <w:pPr>
-        <w:pStyle w:val="BodyText"/>
-      </w:pPr>
-      <w:r>
-        <w:rPr>
-          <w:b/>
-        </w:rPr>
-        <w:t xml:space="preserve">Solution. </w:t>
-      </w:r>
-      <w:r>
-        <w:t>Extract the shared sub-step into one leaf-level guide file under task-skill/guide/ and have each task-skill reference it from its Mandatory-guides step. The rule lives in exactly one file.</w:t>
-      </w:r>
-    </w:p>
-    <w:p>
-      <w:pPr>
-        <w:pStyle w:val="BodyText"/>
-      </w:pPr>
-      <w:r>
-        <w:rPr>
-          <w:b/>
-        </w:rPr>
-        <w:t xml:space="preserve">Example. </w:t>
-      </w:r>
-      <w:r>
-        <w:t xml:space="preserve">Both add-interactive-with-data-persistance-functionality-in-pather.md and lwc-parent-event-handler-generator.md need to resolve "which Apex method backs this?". </w:t>
-      </w:r>
-      <w:r>
-        <w:lastRenderedPageBreak/>
-        <w:t>Instead of asking that interview manually in each file, both depend on guide/apex-method-resolution-guide.md — the three-branch interview (existing-known / existing-find / create-new) lives in exactly one leaf guide.</w:t>
-      </w:r>
-    </w:p>
-    <w:p>
-      <w:pPr>
-        <w:pStyle w:val="Heading1"/>
-      </w:pPr>
-      <w:r>
-        <w:t>3. Adaptation to project architecture and rules</w:t>
-      </w:r>
-    </w:p>
-    <w:p>
-      <w:pPr>
-        <w:pStyle w:val="BodyText"/>
-      </w:pPr>
-      <w:r>
-        <w:t>The orchestrator does not invent rules — it routes work into task-skills, and each task-skill reaches the project's rules through the leaf guides it depends on. Two mechanisms keep this adaptation predictable.</w:t>
-      </w:r>
-    </w:p>
-    <w:p>
-      <w:pPr>
-        <w:pStyle w:val="Heading2"/>
-      </w:pPr>
-      <w:r>
-        <w:t>3.1 The Mandatory-guides step: the activation contract lives on the guide</w:t>
-      </w:r>
-    </w:p>
-    <w:p>
-      <w:pPr>
-        <w:pStyle w:val="BodyText"/>
-      </w:pPr>
-      <w:r>
-        <w:t xml:space="preserve">Every task-skill opens with a Step 0 — Mandatory guides, but that step lists guide NAMES only — it does not restate when each guide fires. The trigger lives with the guide: every file under task-skill/guide/ declares an activation: block in its frontmatter (mode, </w:t>
-      </w:r>
-      <w:proofErr w:type="spellStart"/>
-      <w:r>
-        <w:t>applies_when</w:t>
-      </w:r>
-      <w:proofErr w:type="spellEnd"/>
-      <w:r>
-        <w:t>, and — for optional guides — question). One rule in CLAUDE.md says how to read that block, so the activation logic is written once instead of being copied into every task-skill that lists the guide:</w:t>
-      </w:r>
-    </w:p>
-    <w:p>
-      <w:pPr>
-        <w:pStyle w:val="BodyText"/>
-      </w:pPr>
-      <w:r>
-        <w:rPr>
-          <w:b/>
-        </w:rPr>
-        <w:t xml:space="preserve">required — </w:t>
-      </w:r>
-      <w:r>
-        <w:t xml:space="preserve">no question. Read and apply the guide when </w:t>
-      </w:r>
-      <w:proofErr w:type="gramStart"/>
-      <w:r>
-        <w:t>its</w:t>
-      </w:r>
-      <w:proofErr w:type="gramEnd"/>
-      <w:r>
-        <w:t xml:space="preserve"> </w:t>
-      </w:r>
-      <w:proofErr w:type="spellStart"/>
-      <w:r>
-        <w:t>applies_when</w:t>
-      </w:r>
-      <w:proofErr w:type="spellEnd"/>
-      <w:r>
-        <w:t xml:space="preserve"> matches the change scope; otherwise skip it and state the skip reason in the iteration message.</w:t>
-      </w:r>
-    </w:p>
-    <w:p>
-      <w:pPr>
-        <w:pStyle w:val="BodyText"/>
-      </w:pPr>
-      <w:r>
-        <w:rPr>
-          <w:b/>
-        </w:rPr>
-        <w:t xml:space="preserve">optional — </w:t>
-      </w:r>
-      <w:r>
-        <w:t>ask the guide's declared question first; apply only on yes, never silently.</w:t>
-      </w:r>
-    </w:p>
-    <w:p>
-      <w:pPr>
-        <w:pStyle w:val="BodyText"/>
-      </w:pPr>
-      <w:r>
-        <w:rPr>
-          <w:b/>
-        </w:rPr>
-        <w:t xml:space="preserve">cross-cutting — </w:t>
-      </w:r>
-      <w:r>
-        <w:t xml:space="preserve">the guide is project-wide and fires from CLAUDE.md, never gated by a task-skill's Mandatory-guides question (e.g. </w:t>
-      </w:r>
-      <w:proofErr w:type="spellStart"/>
-      <w:r>
-        <w:t>soql</w:t>
-      </w:r>
-      <w:proofErr w:type="spellEnd"/>
-      <w:r>
-        <w:t>-exclude-deleted).</w:t>
-      </w:r>
-    </w:p>
-    <w:p>
-      <w:pPr>
-        <w:pStyle w:val="Heading2"/>
-      </w:pPr>
-      <w:r>
-        <w:t>3.2 Project-wide cross-cutting skills live in CLAUDE.md, not in a task-skill</w:t>
-      </w:r>
-    </w:p>
-    <w:p>
-      <w:pPr>
-        <w:pStyle w:val="BodyText"/>
-      </w:pPr>
-      <w:r>
-        <w:t xml:space="preserve">The performance/ and guard/ skills encode disciplines that apply to any Apex on the project, regardless of which task-skill produced it. They are NOT wired into a task-skill's Mandatory-guides step; CLAUDE.md decides when they fire. That keeps each cross-cutting rule in exactly one place and out of the per-task dependency graph — so adding a task-skill never multiplies edges to the guards. The </w:t>
-      </w:r>
-      <w:proofErr w:type="spellStart"/>
-      <w:r>
-        <w:t>bulkification</w:t>
-      </w:r>
-      <w:proofErr w:type="spellEnd"/>
-      <w:r>
-        <w:t xml:space="preserve"> chain (governor-limit guard -&gt; bulk-SOQL rewrite -&gt; method monitor) and the soft-delete filter are all triggered this way.</w:t>
-      </w:r>
-    </w:p>
-    <w:p>
-      <w:pPr>
-        <w:pStyle w:val="Heading1"/>
-      </w:pPr>
-      <w:r>
-        <w:t>4. Current file layout (for reference)</w:t>
-      </w:r>
-    </w:p>
-    <w:p>
-      <w:pPr>
-        <w:pStyle w:val="SourceCode"/>
-      </w:pPr>
-      <w:r>
-        <w:t>force-app/skills/development/</w:t>
+      </w:r>
+      <w:r>
+        <w:t>│   └── lwc-css-design.md</w:t>
       </w:r>
       <w:r>
         <w:br/>
-        <w:t>├── agile-development-orchastrator-skill.md      &lt;- single entry ('development run')</w:t>
+      </w:r>
+      <w:r>
+        <w:t>├── contract/</w:t>
       </w:r>
       <w:r>
         <w:br/>
-        <w:t>├── guard/                                        &lt;- project-wide, triggered from CLAUDE.md</w:t>
+      </w:r>
+      <w:r>
+        <w:t>│   ├── object-required-fields-skill.md</w:t>
       </w:r>
       <w:r>
         <w:br/>
-        <w:t>│   ├── apex-governor-limit-guard.md</w:t>
+      </w:r>
+      <w:r>
+        <w:t>│   └── soql-exclude-deleted-skill.md</w:t>
       </w:r>
       <w:r>
         <w:br/>
-        <w:t>│   └── interview-discpline.md</w:t>
+      </w:r>
+      <w:r>
+        <w:t>├── guard/</w:t>
       </w:r>
       <w:r>
         <w:br/>
       </w:r>
       <w:r>
-        <w:lastRenderedPageBreak/>
-        <w:t>├── performance/                                  &lt;- project-wide, triggered from CLAUDE.md</w:t>
+        <w:t>│   └── apex-governor-limit-guard.md</w:t>
       </w:r>
       <w:r>
         <w:br/>
+      </w:r>
+      <w:r>
+        <w:t>├── performance/</w:t>
+      </w:r>
+      <w:r>
+        <w:br/>
+      </w:r>
+      <w:r>
         <w:t>│   ├── apex-bulk-soql.md</w:t>
       </w:r>
       <w:r>
         <w:br/>
+      </w:r>
+      <w:r>
         <w:t>│   └── apex-method-monitor.md</w:t>
       </w:r>
       <w:r>
         <w:br/>
+      </w:r>
+      <w:r>
         <w:t>└── task-skill/</w:t>
       </w:r>
       <w:r>
         <w:br/>
-        <w:t xml:space="preserve">    ├── create-new-parent-lwc-component.md        &lt;- pather router (no direct guides)</w:t>
+      </w:r>
+      <w:r>
+        <w:t xml:space="preserve">    ├── add-functionality-in-child-lwc-component.md</w:t>
       </w:r>
       <w:r>
         <w:br/>
+      </w:r>
+      <w:r>
         <w:t xml:space="preserve">    ├── add-interactive-with-data-persistance-functionality-in-pather.md</w:t>
       </w:r>
       <w:r>
         <w:br/>
+      </w:r>
+      <w:r>
+        <w:t xml:space="preserve">    ├── create-new-child-lwc-component.md</w:t>
+      </w:r>
+      <w:r>
+        <w:br/>
+      </w:r>
+      <w:r>
+        <w:t xml:space="preserve">    ├── create-new-parent-lwc-component.md</w:t>
+      </w:r>
+      <w:r>
+        <w:br/>
+      </w:r>
+      <w:r>
         <w:t xml:space="preserve">    ├── lwc-parent-event-handler-generator.md</w:t>
       </w:r>
       <w:r>
         <w:br/>
-        <w:t xml:space="preserve">    ├── create-new-child-lwc-component.md</w:t>
+      </w:r>
+      <w:r>
+        <w:t xml:space="preserve">    └── guide/</w:t>
       </w:r>
       <w:r>
         <w:br/>
-        <w:t xml:space="preserve">    ├── add-functionality-in-child-lwc-component.md</w:t>
+      </w:r>
+      <w:r>
+        <w:t xml:space="preserve">        ├── apex-method-resolution-guide.md</w:t>
       </w:r>
       <w:r>
         <w:br/>
-        <w:t xml:space="preserve">    ├── shared/</w:t>
+      </w:r>
+      <w:r>
+        <w:t xml:space="preserve">        ├── lwc-request-loading-guide.md</w:t>
       </w:r>
       <w:r>
         <w:br/>
-        <w:t xml:space="preserve">    │   └── ask-user-for-lwc-validation.md</w:t>
-      </w:r>
-      <w:r>
-        <w:br/>
-        <w:t xml:space="preserve">    └── guide/                                     &lt;- leaf level (depended on, never depends)</w:t>
-      </w:r>
-      <w:r>
-        <w:br/>
-        <w:t xml:space="preserve">        ├── lwc-path-architecture-guide.md</w:t>
-      </w:r>
-      <w:r>
-        <w:br/>
-        <w:t xml:space="preserve">        ├── apex-path-architecture-guide.md</w:t>
-      </w:r>
-      <w:r>
-        <w:br/>
-        <w:t xml:space="preserve">        ├── apex-method-resolution-guide.md</w:t>
-      </w:r>
-      <w:r>
-        <w:br/>
-        <w:t xml:space="preserve">        ├── lwc-apex-call-implementation-guide.md</w:t>
-      </w:r>
-      <w:r>
-        <w:br/>
-        <w:t xml:space="preserve">        ├── lwc-error-handling-guide.md</w:t>
-      </w:r>
-      <w:r>
-        <w:br/>
-        <w:t xml:space="preserve">        ├── lwc-request-loading-guide.md</w:t>
-      </w:r>
-      <w:r>
-        <w:br/>
-        <w:t xml:space="preserve">        ├── pather_lwc_state_management_checklist-guide.md</w:t>
-      </w:r>
-      <w:r>
-        <w:br/>
-        <w:t xml:space="preserve">        ├── lwc-css-design-guide.md</w:t>
-      </w:r>
-      <w:r>
-        <w:br/>
-        <w:t xml:space="preserve">        └── soql-exclude-deleted-guide.md</w:t>
-      </w:r>
-    </w:p>
-    <w:p>
-      <w:pPr>
-        <w:pStyle w:val="Heading1"/>
-      </w:pPr>
-      <w:r>
-        <w:t>5. Task-skills and their guide dependencies</w:t>
-      </w:r>
-    </w:p>
-    <w:p>
-      <w:pPr>
-        <w:pStyle w:val="BodyText"/>
-      </w:pPr>
-      <w:r>
-        <w:t>For each task-skill below: its name, what it does, and the guide NAMES its Step 0 lists. The condition that governs each guide is no longer restated per task-skill — it lives in the guide's own activation: contract (reproduced here for reference, but read from the guide at runtime).</w:t>
-      </w:r>
-    </w:p>
-    <w:p>
-      <w:pPr>
-        <w:pStyle w:val="Heading2"/>
-      </w:pPr>
-      <w:r>
-        <w:t>create-new-parent-lwc-component</w:t>
-      </w:r>
-    </w:p>
-    <w:p>
-      <w:pPr>
-        <w:pStyle w:val="BodyText"/>
-      </w:pPr>
-      <w:r>
-        <w:t xml:space="preserve">Pather (parent) router. Locks the </w:t>
-      </w:r>
-      <w:proofErr w:type="spellStart"/>
-      <w:r>
-        <w:t>pather's</w:t>
-      </w:r>
-      <w:proofErr w:type="spellEnd"/>
-      <w:r>
-        <w:t xml:space="preserve"> name + purpose once, then loops offering ADD NEW FUNCTIONALITY and HANDLE CHILD EVENT, delegating each to the matching sub-skill below. It emits no code itself, so it declares no guides directly — every guide lives in the sub-skill it routes to.</w:t>
-      </w:r>
-    </w:p>
-    <w:p>
-      <w:pPr>
-        <w:pStyle w:val="BodyText"/>
-      </w:pPr>
-      <w:r>
-        <w:t>Direct guide dependencies: none.</w:t>
-      </w:r>
-    </w:p>
-    <w:p>
-      <w:pPr>
-        <w:pStyle w:val="Heading2"/>
-      </w:pPr>
-      <w:r>
-        <w:t>add-interactive-with-data-persistance-functionality-in-pather</w:t>
-      </w:r>
-    </w:p>
-    <w:p>
-      <w:pPr>
-        <w:pStyle w:val="BodyText"/>
-      </w:pPr>
-      <w:r>
-        <w:t>Six-step interview (sub-components, user stories, behavior, validations, data state, reusable base component) plus Apex-method resolution and wire-style decision, for adding an interactive data-persisting functionality to an existing parent LWC.</w:t>
-      </w:r>
-    </w:p>
-    <w:tbl>
-      <w:tblPr>
-        <w:tblStyle w:val="Table"/>
-        <w:tblW w:w="0" w:type="auto"/>
-        <w:tblLook w:val="04A0" w:firstRow="1" w:lastRow="0" w:firstColumn="1" w:lastColumn="0" w:noHBand="0" w:noVBand="1"/>
-      </w:tblPr>
-      <w:tblGrid>
-        <w:gridCol w:w="4623"/>
-        <w:gridCol w:w="2150"/>
-        <w:gridCol w:w="2587"/>
-      </w:tblGrid>
-      <w:tr>
-        <w:trPr>
-          <w:cnfStyle w:val="100000000000" w:firstRow="1" w:lastRow="0" w:firstColumn="0" w:lastColumn="0" w:oddVBand="0" w:evenVBand="0" w:oddHBand="0" w:evenHBand="0" w:firstRowFirstColumn="0" w:firstRowLastColumn="0" w:lastRowFirstColumn="0" w:lastRowLastColumn="0"/>
-        </w:trPr>
-        <w:tc>
-          <w:tcPr>
-            <w:tcW w:w="3120" w:type="dxa"/>
-          </w:tcPr>
-          <w:p>
-            <w:r>
-              <w:rPr>
-                <w:b/>
-              </w:rPr>
-              <w:lastRenderedPageBreak/>
-              <w:t>Guide</w:t>
-            </w:r>
-          </w:p>
-        </w:tc>
-        <w:tc>
-          <w:tcPr>
-            <w:tcW w:w="3120" w:type="dxa"/>
-          </w:tcPr>
-          <w:p>
-            <w:r>
-              <w:rPr>
-                <w:b/>
-              </w:rPr>
-              <w:t>Type</w:t>
-            </w:r>
-          </w:p>
-        </w:tc>
-        <w:tc>
-          <w:tcPr>
-            <w:tcW w:w="3120" w:type="dxa"/>
-          </w:tcPr>
-          <w:p>
-            <w:r>
-              <w:rPr>
-                <w:b/>
-              </w:rPr>
-              <w:t>When read / question</w:t>
-            </w:r>
-          </w:p>
-        </w:tc>
-      </w:tr>
-      <w:tr>
-        <w:tc>
-          <w:tcPr>
-            <w:tcW w:w="3120" w:type="dxa"/>
-          </w:tcPr>
-          <w:p>
-            <w:r>
-              <w:t>lwc-path-architecture-guide</w:t>
-            </w:r>
-          </w:p>
-        </w:tc>
-        <w:tc>
-          <w:tcPr>
-            <w:tcW w:w="3120" w:type="dxa"/>
-          </w:tcPr>
-          <w:p>
-            <w:r>
-              <w:t>required</w:t>
-            </w:r>
-          </w:p>
-        </w:tc>
-        <w:tc>
-          <w:tcPr>
-            <w:tcW w:w="3120" w:type="dxa"/>
-          </w:tcPr>
-          <w:p>
-            <w:r>
-              <w:t>Always — settle LWC layering before any interview question.</w:t>
-            </w:r>
-          </w:p>
-        </w:tc>
-      </w:tr>
-      <w:tr>
-        <w:tc>
-          <w:tcPr>
-            <w:tcW w:w="3120" w:type="dxa"/>
-          </w:tcPr>
-          <w:p>
-            <w:r>
-              <w:t>apex-method-resolution-guide</w:t>
-            </w:r>
-          </w:p>
-        </w:tc>
-        <w:tc>
-          <w:tcPr>
-            <w:tcW w:w="3120" w:type="dxa"/>
-          </w:tcPr>
-          <w:p>
-            <w:r>
-              <w:t>required</w:t>
-            </w:r>
-          </w:p>
-        </w:tc>
-        <w:tc>
-          <w:tcPr>
-            <w:tcW w:w="3120" w:type="dxa"/>
-          </w:tcPr>
-          <w:p>
-            <w:r>
-              <w:t>Always — resolve which Apex method backs the functionality (3 branches).</w:t>
-            </w:r>
-          </w:p>
-        </w:tc>
-      </w:tr>
-      <w:tr>
-        <w:tc>
-          <w:tcPr>
-            <w:tcW w:w="3120" w:type="dxa"/>
-          </w:tcPr>
-          <w:p>
-            <w:r>
-              <w:t>lwc-apex-call-implementation-guide</w:t>
-            </w:r>
-          </w:p>
-        </w:tc>
-        <w:tc>
-          <w:tcPr>
-            <w:tcW w:w="3120" w:type="dxa"/>
-          </w:tcPr>
-          <w:p>
-            <w:r>
-              <w:t>required</w:t>
-            </w:r>
-          </w:p>
-        </w:tc>
-        <w:tc>
-          <w:tcPr>
-            <w:tcW w:w="3120" w:type="dxa"/>
-          </w:tcPr>
-          <w:p>
-            <w:r>
-              <w:t xml:space="preserve">Always — decide @wire vs imperative call style from </w:t>
-            </w:r>
-            <w:proofErr w:type="spellStart"/>
-            <w:r>
-              <w:t>cacheability</w:t>
-            </w:r>
-            <w:proofErr w:type="spellEnd"/>
-            <w:r>
-              <w:t>.</w:t>
-            </w:r>
-          </w:p>
-        </w:tc>
-      </w:tr>
-      <w:tr>
-        <w:tc>
-          <w:tcPr>
-            <w:tcW w:w="3120" w:type="dxa"/>
-          </w:tcPr>
-          <w:p>
-            <w:r>
-              <w:t>lwc-error-handling-guide</w:t>
-            </w:r>
-          </w:p>
-        </w:tc>
-        <w:tc>
-          <w:tcPr>
-            <w:tcW w:w="3120" w:type="dxa"/>
-          </w:tcPr>
-          <w:p>
-            <w:r>
-              <w:t>required</w:t>
-            </w:r>
-          </w:p>
-        </w:tc>
-        <w:tc>
-          <w:tcPr>
-            <w:tcW w:w="3120" w:type="dxa"/>
-          </w:tcPr>
-          <w:p>
-            <w:r>
-              <w:t xml:space="preserve">Always — route every failure through </w:t>
-            </w:r>
-            <w:proofErr w:type="spellStart"/>
-            <w:r>
-              <w:t>ShowToastEvent</w:t>
-            </w:r>
-            <w:proofErr w:type="spellEnd"/>
-            <w:r>
-              <w:t>, not an inline banner.</w:t>
-            </w:r>
-          </w:p>
-        </w:tc>
-      </w:tr>
-      <w:tr>
-        <w:tc>
-          <w:tcPr>
-            <w:tcW w:w="3120" w:type="dxa"/>
-          </w:tcPr>
-          <w:p>
-            <w:proofErr w:type="spellStart"/>
-            <w:r>
-              <w:t>pather_lwc_state_management_checklist</w:t>
-            </w:r>
-            <w:proofErr w:type="spellEnd"/>
-            <w:r>
-              <w:t>-guide</w:t>
-            </w:r>
-          </w:p>
-        </w:tc>
-        <w:tc>
-          <w:tcPr>
-            <w:tcW w:w="3120" w:type="dxa"/>
-          </w:tcPr>
-          <w:p>
-            <w:r>
-              <w:t>required</w:t>
-            </w:r>
-          </w:p>
-        </w:tc>
-        <w:tc>
-          <w:tcPr>
-            <w:tcW w:w="3120" w:type="dxa"/>
-          </w:tcPr>
-          <w:p>
-            <w:r>
-              <w:t>Always — walk the state checklist (Rules 0-7) before emitting code.</w:t>
-            </w:r>
-          </w:p>
-        </w:tc>
-      </w:tr>
-      <w:tr>
-        <w:tc>
-          <w:tcPr>
-            <w:tcW w:w="3120" w:type="dxa"/>
-          </w:tcPr>
-          <w:p>
-            <w:r>
-              <w:t>apex-path-architecture-guide</w:t>
-            </w:r>
-          </w:p>
-        </w:tc>
-        <w:tc>
-          <w:tcPr>
-            <w:tcW w:w="3120" w:type="dxa"/>
-          </w:tcPr>
-          <w:p>
-            <w:r>
-              <w:t>required</w:t>
-            </w:r>
-          </w:p>
-        </w:tc>
-        <w:tc>
-          <w:tcPr>
-            <w:tcW w:w="3120" w:type="dxa"/>
-          </w:tcPr>
-          <w:p>
-            <w:r>
-              <w:t>When a new Apex method is implemented (skip if none is created).</w:t>
-            </w:r>
-          </w:p>
-        </w:tc>
-      </w:tr>
-      <w:tr>
-        <w:tc>
-          <w:tcPr>
-            <w:tcW w:w="3120" w:type="dxa"/>
-          </w:tcPr>
-          <w:p>
-            <w:r>
-              <w:t>lwc-</w:t>
-            </w:r>
-            <w:proofErr w:type="spellStart"/>
-            <w:r>
-              <w:t>css</w:t>
-            </w:r>
-            <w:proofErr w:type="spellEnd"/>
-            <w:r>
-              <w:t>-design-guide</w:t>
-            </w:r>
-          </w:p>
-        </w:tc>
-        <w:tc>
-          <w:tcPr>
-            <w:tcW w:w="3120" w:type="dxa"/>
-          </w:tcPr>
-          <w:p>
-            <w:r>
-              <w:t>optional</w:t>
-            </w:r>
-          </w:p>
-        </w:tc>
-        <w:tc>
-          <w:tcPr>
-            <w:tcW w:w="3120" w:type="dxa"/>
-          </w:tcPr>
-          <w:p>
-            <w:r>
-              <w:t>Q (Step 5): "Apply the project's CSS design system now?"</w:t>
-            </w:r>
-          </w:p>
-        </w:tc>
-      </w:tr>
-    </w:tbl>
-    <w:p>
-      <w:pPr>
-        <w:pStyle w:val="BodyText"/>
-      </w:pPr>
-      <w:r>
-        <w:t>Soft-delete filtering (</w:t>
-      </w:r>
-      <w:proofErr w:type="spellStart"/>
-      <w:r>
-        <w:t>soql</w:t>
-      </w:r>
-      <w:proofErr w:type="spellEnd"/>
-      <w:r>
-        <w:t xml:space="preserve">-exclude-deleted) is no longer a row here: it is cross-cutting and fires from CLAUDE.md whenever a new/edited SELECT touches a </w:t>
-      </w:r>
-      <w:proofErr w:type="spellStart"/>
-      <w:r>
-        <w:t>RecordStatus</w:t>
-      </w:r>
-      <w:proofErr w:type="spellEnd"/>
-      <w:r>
-        <w:t>__c object.</w:t>
-      </w:r>
-    </w:p>
-    <w:p>
-      <w:pPr>
-        <w:pStyle w:val="Heading2"/>
-      </w:pPr>
-      <w:r>
-        <w:t>lwc-parent-event-handler-generator</w:t>
-      </w:r>
-    </w:p>
-    <w:p>
-      <w:pPr>
-        <w:pStyle w:val="BodyText"/>
-      </w:pPr>
-      <w:r>
-        <w:t xml:space="preserve">Per-event interview for wiring a parent LWC to handle </w:t>
-      </w:r>
-      <w:proofErr w:type="spellStart"/>
-      <w:r>
-        <w:t>CustomEvents</w:t>
-      </w:r>
-      <w:proofErr w:type="spellEnd"/>
-      <w:r>
-        <w:t xml:space="preserve"> dispatched by a child (state identification -&gt; Apex resolution -&gt; concurrent writes -&gt; visibility urgency -&gt; expand timing), producing state-coherent handlers and the correct @wire/imperative call style.</w:t>
-      </w:r>
-    </w:p>
-    <w:tbl>
-      <w:tblPr>
-        <w:tblStyle w:val="Table"/>
-        <w:tblW w:w="0" w:type="auto"/>
-        <w:tblLook w:val="04A0" w:firstRow="1" w:lastRow="0" w:firstColumn="1" w:lastColumn="0" w:noHBand="0" w:noVBand="1"/>
-      </w:tblPr>
-      <w:tblGrid>
-        <w:gridCol w:w="4623"/>
-        <w:gridCol w:w="2150"/>
-        <w:gridCol w:w="2587"/>
-      </w:tblGrid>
-      <w:tr>
-        <w:trPr>
-          <w:cnfStyle w:val="100000000000" w:firstRow="1" w:lastRow="0" w:firstColumn="0" w:lastColumn="0" w:oddVBand="0" w:evenVBand="0" w:oddHBand="0" w:evenHBand="0" w:firstRowFirstColumn="0" w:firstRowLastColumn="0" w:lastRowFirstColumn="0" w:lastRowLastColumn="0"/>
-        </w:trPr>
-        <w:tc>
-          <w:tcPr>
-            <w:tcW w:w="3120" w:type="dxa"/>
-          </w:tcPr>
-          <w:p>
-            <w:r>
-              <w:rPr>
-                <w:b/>
-              </w:rPr>
-              <w:t>Guide</w:t>
-            </w:r>
-          </w:p>
-        </w:tc>
-        <w:tc>
-          <w:tcPr>
-            <w:tcW w:w="3120" w:type="dxa"/>
-          </w:tcPr>
-          <w:p>
-            <w:r>
-              <w:rPr>
-                <w:b/>
-              </w:rPr>
-              <w:t>Type</w:t>
-            </w:r>
-          </w:p>
-        </w:tc>
-        <w:tc>
-          <w:tcPr>
-            <w:tcW w:w="3120" w:type="dxa"/>
-          </w:tcPr>
-          <w:p>
-            <w:r>
-              <w:rPr>
-                <w:b/>
-              </w:rPr>
-              <w:t>When read / question</w:t>
-            </w:r>
-          </w:p>
-        </w:tc>
-      </w:tr>
-      <w:tr>
-        <w:tc>
-          <w:tcPr>
-            <w:tcW w:w="3120" w:type="dxa"/>
-          </w:tcPr>
-          <w:p>
-            <w:r>
-              <w:lastRenderedPageBreak/>
-              <w:t>lwc-path-architecture-guide</w:t>
-            </w:r>
-          </w:p>
-        </w:tc>
-        <w:tc>
-          <w:tcPr>
-            <w:tcW w:w="3120" w:type="dxa"/>
-          </w:tcPr>
-          <w:p>
-            <w:r>
-              <w:t>required</w:t>
-            </w:r>
-          </w:p>
-        </w:tc>
-        <w:tc>
-          <w:tcPr>
-            <w:tcW w:w="3120" w:type="dxa"/>
-          </w:tcPr>
-          <w:p>
-            <w:r>
-              <w:t>Always — settle LWC layering before any interview question.</w:t>
-            </w:r>
-          </w:p>
-        </w:tc>
-      </w:tr>
-      <w:tr>
-        <w:tc>
-          <w:tcPr>
-            <w:tcW w:w="3120" w:type="dxa"/>
-          </w:tcPr>
-          <w:p>
-            <w:r>
-              <w:t>apex-method-resolution-guide</w:t>
-            </w:r>
-          </w:p>
-        </w:tc>
-        <w:tc>
-          <w:tcPr>
-            <w:tcW w:w="3120" w:type="dxa"/>
-          </w:tcPr>
-          <w:p>
-            <w:r>
-              <w:t>required</w:t>
-            </w:r>
-          </w:p>
-        </w:tc>
-        <w:tc>
-          <w:tcPr>
-            <w:tcW w:w="3120" w:type="dxa"/>
-          </w:tcPr>
-          <w:p>
-            <w:r>
-              <w:t>Always — resolve which Apex method backs each event handler.</w:t>
-            </w:r>
-          </w:p>
-        </w:tc>
-      </w:tr>
-      <w:tr>
-        <w:tc>
-          <w:tcPr>
-            <w:tcW w:w="3120" w:type="dxa"/>
-          </w:tcPr>
-          <w:p>
-            <w:r>
-              <w:t>lwc-apex-call-implementation-guide</w:t>
-            </w:r>
-          </w:p>
-        </w:tc>
-        <w:tc>
-          <w:tcPr>
-            <w:tcW w:w="3120" w:type="dxa"/>
-          </w:tcPr>
-          <w:p>
-            <w:r>
-              <w:t>required</w:t>
-            </w:r>
-          </w:p>
-        </w:tc>
-        <w:tc>
-          <w:tcPr>
-            <w:tcW w:w="3120" w:type="dxa"/>
-          </w:tcPr>
-          <w:p>
-            <w:r>
-              <w:t xml:space="preserve">Always — decide @wire vs imperative + </w:t>
-            </w:r>
-            <w:proofErr w:type="spellStart"/>
-            <w:r>
-              <w:t>refreshApex</w:t>
-            </w:r>
-            <w:proofErr w:type="spellEnd"/>
-            <w:r>
-              <w:t>.</w:t>
-            </w:r>
-          </w:p>
-        </w:tc>
-      </w:tr>
-      <w:tr>
-        <w:tc>
-          <w:tcPr>
-            <w:tcW w:w="3120" w:type="dxa"/>
-          </w:tcPr>
-          <w:p>
-            <w:r>
-              <w:t>lwc-error-handling-guide</w:t>
-            </w:r>
-          </w:p>
-        </w:tc>
-        <w:tc>
-          <w:tcPr>
-            <w:tcW w:w="3120" w:type="dxa"/>
-          </w:tcPr>
-          <w:p>
-            <w:r>
-              <w:t>required</w:t>
-            </w:r>
-          </w:p>
-        </w:tc>
-        <w:tc>
-          <w:tcPr>
-            <w:tcW w:w="3120" w:type="dxa"/>
-          </w:tcPr>
-          <w:p>
-            <w:r>
-              <w:t xml:space="preserve">Always — route every failure through </w:t>
-            </w:r>
-            <w:proofErr w:type="spellStart"/>
-            <w:r>
-              <w:t>ShowToastEvent</w:t>
-            </w:r>
-            <w:proofErr w:type="spellEnd"/>
-            <w:r>
-              <w:t>.</w:t>
-            </w:r>
-          </w:p>
-        </w:tc>
-      </w:tr>
-      <w:tr>
-        <w:tc>
-          <w:tcPr>
-            <w:tcW w:w="3120" w:type="dxa"/>
-          </w:tcPr>
-          <w:p>
-            <w:r>
-              <w:t>lwc-request-loading-guide</w:t>
-            </w:r>
-          </w:p>
-        </w:tc>
-        <w:tc>
-          <w:tcPr>
-            <w:tcW w:w="3120" w:type="dxa"/>
-          </w:tcPr>
-          <w:p>
-            <w:r>
-              <w:t>required</w:t>
-            </w:r>
-          </w:p>
-        </w:tc>
-        <w:tc>
-          <w:tcPr>
-            <w:tcW w:w="3120" w:type="dxa"/>
-          </w:tcPr>
-          <w:p>
-            <w:r>
-              <w:t xml:space="preserve">Always — wire the handler's Apex call to the </w:t>
-            </w:r>
-            <w:proofErr w:type="spellStart"/>
-            <w:r>
-              <w:t>isLoading</w:t>
-            </w:r>
-            <w:proofErr w:type="spellEnd"/>
-            <w:r>
-              <w:t xml:space="preserve"> spinner overlay.</w:t>
-            </w:r>
-          </w:p>
-        </w:tc>
-      </w:tr>
-      <w:tr>
-        <w:tc>
-          <w:tcPr>
-            <w:tcW w:w="3120" w:type="dxa"/>
-          </w:tcPr>
-          <w:p>
-            <w:proofErr w:type="spellStart"/>
-            <w:r>
-              <w:t>pather_lwc_state_management_checklist</w:t>
-            </w:r>
-            <w:proofErr w:type="spellEnd"/>
-            <w:r>
-              <w:t>-guide</w:t>
-            </w:r>
-          </w:p>
-        </w:tc>
-        <w:tc>
-          <w:tcPr>
-            <w:tcW w:w="3120" w:type="dxa"/>
-          </w:tcPr>
-          <w:p>
-            <w:r>
-              <w:t>required</w:t>
-            </w:r>
-          </w:p>
-        </w:tc>
-        <w:tc>
-          <w:tcPr>
-            <w:tcW w:w="3120" w:type="dxa"/>
-          </w:tcPr>
-          <w:p>
-            <w:r>
-              <w:t>Always — walk the state checklist (Rules 0-7) before emitting code.</w:t>
-            </w:r>
-          </w:p>
-        </w:tc>
-      </w:tr>
-      <w:tr>
-        <w:tc>
-          <w:tcPr>
-            <w:tcW w:w="3120" w:type="dxa"/>
-          </w:tcPr>
-          <w:p>
-            <w:r>
-              <w:t>apex-path-architecture-guide</w:t>
-            </w:r>
-          </w:p>
-        </w:tc>
-        <w:tc>
-          <w:tcPr>
-            <w:tcW w:w="3120" w:type="dxa"/>
-          </w:tcPr>
-          <w:p>
-            <w:r>
-              <w:t>required</w:t>
-            </w:r>
-          </w:p>
-        </w:tc>
-        <w:tc>
-          <w:tcPr>
-            <w:tcW w:w="3120" w:type="dxa"/>
-          </w:tcPr>
-          <w:p>
-            <w:r>
-              <w:t>When a new Apex method is implemented (skip if none is created).</w:t>
-            </w:r>
-          </w:p>
-        </w:tc>
-      </w:tr>
-      <w:tr>
-        <w:tc>
-          <w:tcPr>
-            <w:tcW w:w="3120" w:type="dxa"/>
-          </w:tcPr>
-          <w:p>
-            <w:r>
-              <w:t>lwc-</w:t>
-            </w:r>
-            <w:proofErr w:type="spellStart"/>
-            <w:r>
-              <w:t>css</w:t>
-            </w:r>
-            <w:proofErr w:type="spellEnd"/>
-            <w:r>
-              <w:t>-design-guide</w:t>
-            </w:r>
-          </w:p>
-        </w:tc>
-        <w:tc>
-          <w:tcPr>
-            <w:tcW w:w="3120" w:type="dxa"/>
-          </w:tcPr>
-          <w:p>
-            <w:r>
-              <w:t>optional</w:t>
-            </w:r>
-          </w:p>
-        </w:tc>
-        <w:tc>
-          <w:tcPr>
-            <w:tcW w:w="3120" w:type="dxa"/>
-          </w:tcPr>
-          <w:p>
-            <w:r>
-              <w:t>Q (Step 5): "Apply the project's CSS design system now?"</w:t>
-            </w:r>
-          </w:p>
-        </w:tc>
-      </w:tr>
-    </w:tbl>
-    <w:p>
-      <w:pPr>
-        <w:pStyle w:val="BodyText"/>
-      </w:pPr>
-      <w:r>
-        <w:t>As above, soft-delete filtering is cross-cutting (CLAUDE.md), not a row in this skill's Step 0.</w:t>
-      </w:r>
-    </w:p>
-    <w:p>
-      <w:pPr>
-        <w:pStyle w:val="Heading2"/>
-      </w:pPr>
-      <w:r>
-        <w:t>create-new-child-lwc-component</w:t>
-      </w:r>
-    </w:p>
-    <w:p>
-      <w:pPr>
-        <w:pStyle w:val="BodyText"/>
-      </w:pPr>
-      <w:r>
-        <w:t>Per-sub-component interview (user stories, behavior, validations, @api data state, reusable base component) for scaffolding a brand-new child LWC. Children are presentation-only: no Apex, no @api mutation, draft state with _ + @track, lowercase events dispatched upward.</w:t>
-      </w:r>
-    </w:p>
-    <w:tbl>
-      <w:tblPr>
-        <w:tblStyle w:val="Table"/>
-        <w:tblW w:w="0" w:type="auto"/>
-        <w:tblLook w:val="04A0" w:firstRow="1" w:lastRow="0" w:firstColumn="1" w:lastColumn="0" w:noHBand="0" w:noVBand="1"/>
-      </w:tblPr>
-      <w:tblGrid>
-        <w:gridCol w:w="3120"/>
-        <w:gridCol w:w="3120"/>
-        <w:gridCol w:w="3120"/>
-      </w:tblGrid>
-      <w:tr>
-        <w:trPr>
-          <w:cnfStyle w:val="100000000000" w:firstRow="1" w:lastRow="0" w:firstColumn="0" w:lastColumn="0" w:oddVBand="0" w:evenVBand="0" w:oddHBand="0" w:evenHBand="0" w:firstRowFirstColumn="0" w:firstRowLastColumn="0" w:lastRowFirstColumn="0" w:lastRowLastColumn="0"/>
-        </w:trPr>
-        <w:tc>
-          <w:tcPr>
-            <w:tcW w:w="3120" w:type="dxa"/>
-          </w:tcPr>
-          <w:p>
-            <w:r>
-              <w:rPr>
-                <w:b/>
-              </w:rPr>
-              <w:t>Guide</w:t>
-            </w:r>
-          </w:p>
-        </w:tc>
-        <w:tc>
-          <w:tcPr>
-            <w:tcW w:w="3120" w:type="dxa"/>
-          </w:tcPr>
-          <w:p>
-            <w:r>
-              <w:rPr>
-                <w:b/>
-              </w:rPr>
-              <w:t>Type</w:t>
-            </w:r>
-          </w:p>
-        </w:tc>
-        <w:tc>
-          <w:tcPr>
-            <w:tcW w:w="3120" w:type="dxa"/>
-          </w:tcPr>
-          <w:p>
-            <w:r>
-              <w:rPr>
-                <w:b/>
-              </w:rPr>
-              <w:t>When read / question</w:t>
-            </w:r>
-          </w:p>
-        </w:tc>
-      </w:tr>
-      <w:tr>
-        <w:tc>
-          <w:tcPr>
-            <w:tcW w:w="3120" w:type="dxa"/>
-          </w:tcPr>
-          <w:p>
-            <w:r>
-              <w:lastRenderedPageBreak/>
-              <w:t>lwc-path-architecture-guide</w:t>
-            </w:r>
-          </w:p>
-        </w:tc>
-        <w:tc>
-          <w:tcPr>
-            <w:tcW w:w="3120" w:type="dxa"/>
-          </w:tcPr>
-          <w:p>
-            <w:r>
-              <w:t>required</w:t>
-            </w:r>
-          </w:p>
-        </w:tc>
-        <w:tc>
-          <w:tcPr>
-            <w:tcW w:w="3120" w:type="dxa"/>
-          </w:tcPr>
-          <w:p>
-            <w:r>
-              <w:t>Always — settle LWC layering before any interview question.</w:t>
-            </w:r>
-          </w:p>
-        </w:tc>
-      </w:tr>
-      <w:tr>
-        <w:tc>
-          <w:tcPr>
-            <w:tcW w:w="3120" w:type="dxa"/>
-          </w:tcPr>
-          <w:p>
-            <w:r>
-              <w:t>lwc-error-handling-guide</w:t>
-            </w:r>
-          </w:p>
-        </w:tc>
-        <w:tc>
-          <w:tcPr>
-            <w:tcW w:w="3120" w:type="dxa"/>
-          </w:tcPr>
-          <w:p>
-            <w:r>
-              <w:t>required</w:t>
-            </w:r>
-          </w:p>
-        </w:tc>
-        <w:tc>
-          <w:tcPr>
-            <w:tcW w:w="3120" w:type="dxa"/>
-          </w:tcPr>
-          <w:p>
-            <w:r>
-              <w:t xml:space="preserve">Always — route every child failure through </w:t>
-            </w:r>
-            <w:proofErr w:type="spellStart"/>
-            <w:r>
-              <w:t>ShowToastEvent</w:t>
-            </w:r>
-            <w:proofErr w:type="spellEnd"/>
-            <w:r>
-              <w:t>.</w:t>
-            </w:r>
-          </w:p>
-        </w:tc>
-      </w:tr>
-      <w:tr>
-        <w:tc>
-          <w:tcPr>
-            <w:tcW w:w="3120" w:type="dxa"/>
-          </w:tcPr>
-          <w:p>
-            <w:r>
-              <w:t>lwc-</w:t>
-            </w:r>
-            <w:proofErr w:type="spellStart"/>
-            <w:r>
-              <w:t>css</w:t>
-            </w:r>
-            <w:proofErr w:type="spellEnd"/>
-            <w:r>
-              <w:t>-design-guide</w:t>
-            </w:r>
-          </w:p>
-        </w:tc>
-        <w:tc>
-          <w:tcPr>
-            <w:tcW w:w="3120" w:type="dxa"/>
-          </w:tcPr>
-          <w:p>
-            <w:r>
-              <w:t>optional</w:t>
-            </w:r>
-          </w:p>
-        </w:tc>
-        <w:tc>
-          <w:tcPr>
-            <w:tcW w:w="3120" w:type="dxa"/>
-          </w:tcPr>
-          <w:p>
-            <w:r>
-              <w:t>Q (Step 5): "Apply the project's CSS design system now?"</w:t>
-            </w:r>
-          </w:p>
-        </w:tc>
-      </w:tr>
-    </w:tbl>
-    <w:p>
-      <w:pPr>
-        <w:pStyle w:val="Heading2"/>
-      </w:pPr>
-      <w:r>
-        <w:t>add-functionality-in-child-lwc-component</w:t>
-      </w:r>
-    </w:p>
-    <w:p>
-      <w:pPr>
-        <w:pStyle w:val="BodyText"/>
-      </w:pPr>
-      <w:r>
-        <w:t>Same per-sub-component interview, but extending an existing child LWC in place with a new sub-component or new functionality, preserving the existing sub-components, getters, handlers, and dispatched events.</w:t>
-      </w:r>
-    </w:p>
-    <w:tbl>
-      <w:tblPr>
-        <w:tblStyle w:val="Table"/>
-        <w:tblW w:w="0" w:type="auto"/>
-        <w:tblLook w:val="04A0" w:firstRow="1" w:lastRow="0" w:firstColumn="1" w:lastColumn="0" w:noHBand="0" w:noVBand="1"/>
-      </w:tblPr>
-      <w:tblGrid>
-        <w:gridCol w:w="4623"/>
-        <w:gridCol w:w="2150"/>
-        <w:gridCol w:w="2587"/>
-      </w:tblGrid>
-      <w:tr>
-        <w:trPr>
-          <w:cnfStyle w:val="100000000000" w:firstRow="1" w:lastRow="0" w:firstColumn="0" w:lastColumn="0" w:oddVBand="0" w:evenVBand="0" w:oddHBand="0" w:evenHBand="0" w:firstRowFirstColumn="0" w:firstRowLastColumn="0" w:lastRowFirstColumn="0" w:lastRowLastColumn="0"/>
-        </w:trPr>
-        <w:tc>
-          <w:tcPr>
-            <w:tcW w:w="3120" w:type="dxa"/>
-          </w:tcPr>
-          <w:p>
-            <w:r>
-              <w:rPr>
-                <w:b/>
-              </w:rPr>
-              <w:t>Guide</w:t>
-            </w:r>
-          </w:p>
-        </w:tc>
-        <w:tc>
-          <w:tcPr>
-            <w:tcW w:w="3120" w:type="dxa"/>
-          </w:tcPr>
-          <w:p>
-            <w:r>
-              <w:rPr>
-                <w:b/>
-              </w:rPr>
-              <w:t>Type</w:t>
-            </w:r>
-          </w:p>
-        </w:tc>
-        <w:tc>
-          <w:tcPr>
-            <w:tcW w:w="3120" w:type="dxa"/>
-          </w:tcPr>
-          <w:p>
-            <w:r>
-              <w:rPr>
-                <w:b/>
-              </w:rPr>
-              <w:t>When read / question</w:t>
-            </w:r>
-          </w:p>
-        </w:tc>
-      </w:tr>
-      <w:tr>
-        <w:tc>
-          <w:tcPr>
-            <w:tcW w:w="3120" w:type="dxa"/>
-          </w:tcPr>
-          <w:p>
-            <w:r>
-              <w:t>lwc-path-architecture-guide</w:t>
-            </w:r>
-          </w:p>
-        </w:tc>
-        <w:tc>
-          <w:tcPr>
-            <w:tcW w:w="3120" w:type="dxa"/>
-          </w:tcPr>
-          <w:p>
-            <w:r>
-              <w:t>required</w:t>
-            </w:r>
-          </w:p>
-        </w:tc>
-        <w:tc>
-          <w:tcPr>
-            <w:tcW w:w="3120" w:type="dxa"/>
-          </w:tcPr>
-          <w:p>
-            <w:r>
-              <w:t>Always — settle LWC layering before any interview question.</w:t>
-            </w:r>
-          </w:p>
-        </w:tc>
-      </w:tr>
-      <w:tr>
-        <w:tc>
-          <w:tcPr>
-            <w:tcW w:w="3120" w:type="dxa"/>
-          </w:tcPr>
-          <w:p>
-            <w:proofErr w:type="spellStart"/>
-            <w:r>
-              <w:t>pather_lwc_state_management_checklist</w:t>
-            </w:r>
-            <w:proofErr w:type="spellEnd"/>
-            <w:r>
-              <w:t>-guide</w:t>
-            </w:r>
-          </w:p>
-        </w:tc>
-        <w:tc>
-          <w:tcPr>
-            <w:tcW w:w="3120" w:type="dxa"/>
-          </w:tcPr>
-          <w:p>
-            <w:r>
-              <w:t>required</w:t>
-            </w:r>
-          </w:p>
-        </w:tc>
-        <w:tc>
-          <w:tcPr>
-            <w:tcW w:w="3120" w:type="dxa"/>
-          </w:tcPr>
-          <w:p>
-            <w:r>
-              <w:t>Always — the parent handling these events must pass the state checklist.</w:t>
-            </w:r>
-          </w:p>
-        </w:tc>
-      </w:tr>
-      <w:tr>
-        <w:tc>
-          <w:tcPr>
-            <w:tcW w:w="3120" w:type="dxa"/>
-          </w:tcPr>
-          <w:p>
-            <w:r>
-              <w:t>lwc-error-handling-guide</w:t>
-            </w:r>
-          </w:p>
-        </w:tc>
-        <w:tc>
-          <w:tcPr>
-            <w:tcW w:w="3120" w:type="dxa"/>
-          </w:tcPr>
-          <w:p>
-            <w:r>
-              <w:t>required</w:t>
-            </w:r>
-          </w:p>
-        </w:tc>
-        <w:tc>
-          <w:tcPr>
-            <w:tcW w:w="3120" w:type="dxa"/>
-          </w:tcPr>
-          <w:p>
-            <w:r>
-              <w:t xml:space="preserve">Always — route every failure through </w:t>
-            </w:r>
-            <w:proofErr w:type="spellStart"/>
-            <w:r>
-              <w:t>ShowToastEvent</w:t>
-            </w:r>
-            <w:proofErr w:type="spellEnd"/>
-            <w:r>
-              <w:t>.</w:t>
-            </w:r>
-          </w:p>
-        </w:tc>
-      </w:tr>
-      <w:tr>
-        <w:tc>
-          <w:tcPr>
-            <w:tcW w:w="3120" w:type="dxa"/>
-          </w:tcPr>
-          <w:p>
-            <w:r>
-              <w:t>lwc-</w:t>
-            </w:r>
-            <w:proofErr w:type="spellStart"/>
-            <w:r>
-              <w:t>css</w:t>
-            </w:r>
-            <w:proofErr w:type="spellEnd"/>
-            <w:r>
-              <w:t>-design-guide</w:t>
-            </w:r>
-          </w:p>
-        </w:tc>
-        <w:tc>
-          <w:tcPr>
-            <w:tcW w:w="3120" w:type="dxa"/>
-          </w:tcPr>
-          <w:p>
-            <w:r>
-              <w:t>optional</w:t>
-            </w:r>
-          </w:p>
-        </w:tc>
-        <w:tc>
-          <w:tcPr>
-            <w:tcW w:w="3120" w:type="dxa"/>
-          </w:tcPr>
-          <w:p>
-            <w:r>
-              <w:t>Q (Step 5): "Apply the project's CSS design system now?"</w:t>
-            </w:r>
-          </w:p>
-        </w:tc>
-      </w:tr>
-    </w:tbl>
-    <w:p>
-      <w:pPr>
-        <w:pStyle w:val="Heading2"/>
-      </w:pPr>
-      <w:r>
-        <w:t>Shared sub-step</w:t>
-      </w:r>
-    </w:p>
-    <w:p>
-      <w:pPr>
-        <w:pStyle w:val="BodyText"/>
-      </w:pPr>
-      <w:r>
-        <w:t>shared/ask-user-for-lwc-validation.md is a leaf shared sub-step (not a guide) for the "Validation rules" interview question. All four functionality/child task-skills load it verbatim instead of inlining the validation branches, so the rule lives in one file.</w:t>
-      </w:r>
-    </w:p>
-    <w:p>
-      <w:pPr>
-        <w:pStyle w:val="Heading2"/>
-      </w:pPr>
-      <w:r>
-        <w:lastRenderedPageBreak/>
-        <w:t>Project-wide cross-cutting skills (triggered from CLAUDE.md)</w:t>
-      </w:r>
-    </w:p>
-    <w:p>
-      <w:pPr>
-        <w:pStyle w:val="BodyText"/>
-      </w:pPr>
-      <w:r>
-        <w:t>These are not listed in any task-skill's Mandatory-guides step. CLAUDE.md decides when they fire, so they stay in one place and out of the per-task dependency graph.</w:t>
-      </w:r>
-    </w:p>
-    <w:tbl>
-      <w:tblPr>
-        <w:tblStyle w:val="Table"/>
-        <w:tblW w:w="0" w:type="auto"/>
-        <w:tblLook w:val="04A0" w:firstRow="1" w:lastRow="0" w:firstColumn="1" w:lastColumn="0" w:noHBand="0" w:noVBand="1"/>
-      </w:tblPr>
-      <w:tblGrid>
-        <w:gridCol w:w="4680"/>
-        <w:gridCol w:w="4680"/>
-      </w:tblGrid>
-      <w:tr>
-        <w:trPr>
-          <w:cnfStyle w:val="100000000000" w:firstRow="1" w:lastRow="0" w:firstColumn="0" w:lastColumn="0" w:oddVBand="0" w:evenVBand="0" w:oddHBand="0" w:evenHBand="0" w:firstRowFirstColumn="0" w:firstRowLastColumn="0" w:lastRowFirstColumn="0" w:lastRowLastColumn="0"/>
-        </w:trPr>
-        <w:tc>
-          <w:tcPr>
-            <w:tcW w:w="4680" w:type="dxa"/>
-          </w:tcPr>
-          <w:p>
-            <w:r>
-              <w:rPr>
-                <w:b/>
-              </w:rPr>
-              <w:t>Skill</w:t>
-            </w:r>
-          </w:p>
-        </w:tc>
-        <w:tc>
-          <w:tcPr>
-            <w:tcW w:w="4680" w:type="dxa"/>
-          </w:tcPr>
-          <w:p>
-            <w:r>
-              <w:rPr>
-                <w:b/>
-              </w:rPr>
-              <w:t>When it fires</w:t>
-            </w:r>
-          </w:p>
-        </w:tc>
-      </w:tr>
-      <w:tr>
-        <w:tc>
-          <w:tcPr>
-            <w:tcW w:w="4680" w:type="dxa"/>
-          </w:tcPr>
-          <w:p>
-            <w:r>
-              <w:t>guard/apex-governor-limit-guard</w:t>
-            </w:r>
-          </w:p>
-        </w:tc>
-        <w:tc>
-          <w:tcPr>
-            <w:tcW w:w="4680" w:type="dxa"/>
-          </w:tcPr>
-          <w:p>
-            <w:r>
-              <w:t>Detect — when a bulk query/command (SELECT or DML over &gt;1 record) is written or edited.</w:t>
-            </w:r>
-          </w:p>
-        </w:tc>
-      </w:tr>
-      <w:tr>
-        <w:tc>
-          <w:tcPr>
-            <w:tcW w:w="4680" w:type="dxa"/>
-          </w:tcPr>
-          <w:p>
-            <w:r>
-              <w:t>performance/apex-bulk-</w:t>
-            </w:r>
-            <w:proofErr w:type="spellStart"/>
-            <w:r>
-              <w:t>soql</w:t>
-            </w:r>
-            <w:proofErr w:type="spellEnd"/>
-          </w:p>
-        </w:tc>
-        <w:tc>
-          <w:tcPr>
-            <w:tcW w:w="4680" w:type="dxa"/>
-          </w:tcPr>
-          <w:p>
-            <w:r>
-              <w:t>Rewrite — same trigger, or when the guard flags an N+1 pattern.</w:t>
-            </w:r>
-          </w:p>
-        </w:tc>
-      </w:tr>
-      <w:tr>
-        <w:tc>
-          <w:tcPr>
-            <w:tcW w:w="4680" w:type="dxa"/>
-          </w:tcPr>
-          <w:p>
-            <w:r>
-              <w:t>performance/apex-method-monitor</w:t>
-            </w:r>
-          </w:p>
-        </w:tc>
-        <w:tc>
-          <w:tcPr>
-            <w:tcW w:w="4680" w:type="dxa"/>
-          </w:tcPr>
-          <w:p>
-            <w:r>
-              <w:t>Measure — after creating/editing an @AuraEnabled method that does SOQL/SOSL/DML (asks first).</w:t>
-            </w:r>
-          </w:p>
-        </w:tc>
-      </w:tr>
-      <w:tr>
-        <w:tc>
-          <w:tcPr>
-            <w:tcW w:w="4680" w:type="dxa"/>
-          </w:tcPr>
-          <w:p>
-            <w:r>
-              <w:t>guard/interview-</w:t>
-            </w:r>
-            <w:proofErr w:type="spellStart"/>
-            <w:r>
-              <w:t>discpline</w:t>
-            </w:r>
-            <w:proofErr w:type="spellEnd"/>
-          </w:p>
-        </w:tc>
-        <w:tc>
-          <w:tcPr>
-            <w:tcW w:w="4680" w:type="dxa"/>
-          </w:tcPr>
-          <w:p>
-            <w:r>
-              <w:t>On every iteration that has a question step.</w:t>
-            </w:r>
-          </w:p>
-        </w:tc>
-      </w:tr>
-      <w:tr>
-        <w:tc>
-          <w:tcPr>
-            <w:tcW w:w="4680" w:type="dxa"/>
-          </w:tcPr>
-          <w:p>
-            <w:r>
-              <w:t>guide/</w:t>
-            </w:r>
-            <w:proofErr w:type="spellStart"/>
-            <w:r>
-              <w:t>soql</w:t>
-            </w:r>
-            <w:proofErr w:type="spellEnd"/>
-            <w:r>
-              <w:t>-exclude-deleted-guide</w:t>
-            </w:r>
-          </w:p>
-        </w:tc>
-        <w:tc>
-          <w:tcPr>
-            <w:tcW w:w="4680" w:type="dxa"/>
-          </w:tcPr>
-          <w:p>
-            <w:r>
-              <w:t xml:space="preserve">For any new/edited SELECT on a </w:t>
-            </w:r>
-            <w:proofErr w:type="spellStart"/>
-            <w:r>
-              <w:t>RecordStatus</w:t>
-            </w:r>
-            <w:proofErr w:type="spellEnd"/>
-            <w:r>
-              <w:t>__c object — fires silently, project-wide, from CLAUDE.md. Single home: not gated by any task-skill question (its activation: mode is cross-cutting).</w:t>
-            </w:r>
-          </w:p>
-        </w:tc>
-      </w:tr>
-    </w:tbl>
-    <w:p>
-      <w:pPr>
-        <w:pStyle w:val="Heading1"/>
-      </w:pPr>
-      <w:r>
-        <w:t>6. How the leaf-guide design resolves the spaghetti dependency</w:t>
-      </w:r>
-    </w:p>
-    <w:p>
-      <w:pPr>
-        <w:pStyle w:val="BodyText"/>
-      </w:pPr>
-      <w:r>
-        <w:t>The earlier design let task-skills inline their sub-steps and reference one another, so a single rule lived in many copies and a new task could force edits across the others. The current design removes that with a few invariants:</w:t>
-      </w:r>
-    </w:p>
-    <w:p>
-      <w:pPr>
-        <w:pStyle w:val="BodyText"/>
-      </w:pPr>
-      <w:r>
-        <w:rPr>
-          <w:b/>
-        </w:rPr>
-        <w:t xml:space="preserve">Three layers, edges point down. </w:t>
-      </w:r>
-      <w:r>
-        <w:t xml:space="preserve">orchestrator -&gt; task-skill -&gt; guide. There </w:t>
-      </w:r>
-      <w:proofErr w:type="gramStart"/>
-      <w:r>
-        <w:t>is</w:t>
-      </w:r>
-      <w:proofErr w:type="gramEnd"/>
-      <w:r>
-        <w:t xml:space="preserve"> no fourth hop and no sideways edge between task-skills.</w:t>
-      </w:r>
-    </w:p>
-    <w:p>
-      <w:pPr>
-        <w:pStyle w:val="BodyText"/>
-      </w:pPr>
-      <w:r>
-        <w:rPr>
-          <w:b/>
-        </w:rPr>
-        <w:t xml:space="preserve">Guides are leaves. </w:t>
-      </w:r>
-      <w:r>
-        <w:t>A guide never imports another guide or a task-skill, so the graph has no cycles and no mesh.</w:t>
-      </w:r>
-    </w:p>
-    <w:p>
-      <w:pPr>
-        <w:pStyle w:val="BodyText"/>
-      </w:pPr>
-      <w:r>
-        <w:rPr>
-          <w:b/>
-        </w:rPr>
-        <w:t xml:space="preserve">One rule, one home. </w:t>
-      </w:r>
-      <w:r>
-        <w:t>A shared rule lives in exactly one guide; N task-skills reference it by listing it in their Mandatory-guides step, not by copying it — change it once and every caller gets the change.</w:t>
-      </w:r>
-    </w:p>
-    <w:p>
-      <w:pPr>
-        <w:pStyle w:val="BodyText"/>
-      </w:pPr>
-      <w:r>
-        <w:rPr>
-          <w:b/>
-        </w:rPr>
-        <w:t xml:space="preserve">Activation is declared once, on the guide. </w:t>
-      </w:r>
-      <w:r>
-        <w:t xml:space="preserve">When a guide fires — its mode and </w:t>
-      </w:r>
-      <w:proofErr w:type="spellStart"/>
-      <w:r>
-        <w:t>applies_when</w:t>
-      </w:r>
-      <w:proofErr w:type="spellEnd"/>
-      <w:r>
-        <w:t xml:space="preserve">, plus the question for optional guides — lives in the guide's activation: </w:t>
-      </w:r>
-      <w:r>
-        <w:lastRenderedPageBreak/>
-        <w:t>frontmatter, read via a single rule in CLAUDE.md. A task-skill's Step 0 lists guide names only, so the trigger text is never copied across the task-skills that share a guide.</w:t>
-      </w:r>
-    </w:p>
-    <w:p>
-      <w:pPr>
-        <w:pStyle w:val="BodyText"/>
-      </w:pPr>
-      <w:r>
-        <w:rPr>
-          <w:b/>
-        </w:rPr>
-        <w:t xml:space="preserve">Adding a task-skill is additive. </w:t>
-      </w:r>
-      <w:r>
-        <w:t>A new task-skill only adds edges to existing leaf guides; it never forces an edit in a sibling task-skill.</w:t>
-      </w:r>
-    </w:p>
-    <w:p>
-      <w:pPr>
-        <w:pStyle w:val="BodyText"/>
-      </w:pPr>
-      <w:r>
-        <w:rPr>
-          <w:b/>
-        </w:rPr>
-        <w:t xml:space="preserve">Cross-cutting rules are lifted out. </w:t>
-      </w:r>
-      <w:r>
-        <w:t>performance/ and guard/ are triggered from CLAUDE.md rather than wired into the task graph, so they do not multiply edges across task-skills.</w:t>
-      </w:r>
-    </w:p>
-    <w:p>
-      <w:pPr>
-        <w:pStyle w:val="Heading1"/>
-      </w:pPr>
-      <w:r>
-        <w:t>7</w:t>
-      </w:r>
-      <w:r>
-        <w:t xml:space="preserve">. </w:t>
-      </w:r>
-      <w:r>
-        <w:t xml:space="preserve">How the </w:t>
-      </w:r>
-      <w:proofErr w:type="spellStart"/>
-      <w:r>
-        <w:t>taskskill</w:t>
-      </w:r>
-      <w:proofErr w:type="spellEnd"/>
-      <w:r>
-        <w:t xml:space="preserve"> format </w:t>
-      </w:r>
-      <w:proofErr w:type="gramStart"/>
-      <w:r>
-        <w:t>is ?</w:t>
-      </w:r>
-      <w:proofErr w:type="gramEnd"/>
-      <w:r>
-        <w:t xml:space="preserve"> </w:t>
-      </w:r>
-    </w:p>
-    <w:p>
-      <w:pPr>
-        <w:pStyle w:val="BodyText"/>
-        <w:rPr>
-          <w:b/>
-        </w:rPr>
-      </w:pPr>
-      <w:r>
-        <w:rPr>
-          <w:b/>
-        </w:rPr>
-        <w:t xml:space="preserve">- Name </w:t>
-      </w:r>
-    </w:p>
-    <w:p>
-      <w:pPr>
-        <w:pStyle w:val="BodyText"/>
-        <w:rPr>
-          <w:b/>
-        </w:rPr>
-      </w:pPr>
-      <w:r>
-        <w:rPr>
-          <w:b/>
-        </w:rPr>
-        <w:t xml:space="preserve">- Activation string </w:t>
-      </w:r>
-    </w:p>
-    <w:p>
-      <w:pPr>
-        <w:pStyle w:val="BodyText"/>
-        <w:rPr>
-          <w:b/>
-        </w:rPr>
-      </w:pPr>
-      <w:r>
-        <w:rPr>
-          <w:b/>
-        </w:rPr>
-        <w:t>- Description</w:t>
-      </w:r>
-    </w:p>
-    <w:p>
-      <w:pPr>
-        <w:pStyle w:val="BodyText"/>
-        <w:rPr>
-          <w:b/>
-        </w:rPr>
-      </w:pPr>
-      <w:r>
-        <w:rPr>
-          <w:b/>
-        </w:rPr>
-        <w:t>- Instruction and order</w:t>
-      </w:r>
-    </w:p>
-    <w:p>
-      <w:pPr>
-        <w:pStyle w:val="BodyText"/>
-      </w:pPr>
-      <w:r>
-        <w:rPr>
-          <w:b/>
-        </w:rPr>
-        <w:t xml:space="preserve">- </w:t>
-      </w:r>
-      <w:proofErr w:type="gramStart"/>
-      <w:r>
-        <w:rPr>
-          <w:b/>
-        </w:rPr>
-        <w:t>example(</w:t>
-      </w:r>
-      <w:proofErr w:type="gramEnd"/>
-      <w:r>
-        <w:rPr>
-          <w:b/>
-        </w:rPr>
-        <w:t>optional zero-</w:t>
-      </w:r>
-      <w:proofErr w:type="gramStart"/>
-      <w:r>
-        <w:rPr>
-          <w:b/>
-        </w:rPr>
-        <w:t>shoot ,</w:t>
-      </w:r>
-      <w:proofErr w:type="gramEnd"/>
-      <w:r>
-        <w:rPr>
-          <w:b/>
-        </w:rPr>
-        <w:t xml:space="preserve"> 1-</w:t>
-      </w:r>
-      <w:proofErr w:type="gramStart"/>
-      <w:r>
-        <w:rPr>
-          <w:b/>
-        </w:rPr>
-        <w:t>shoot ,</w:t>
-      </w:r>
-      <w:proofErr w:type="gramEnd"/>
-      <w:r>
-        <w:rPr>
-          <w:b/>
-        </w:rPr>
-        <w:t xml:space="preserve"> many-shoot)</w:t>
-      </w:r>
-    </w:p>
-    <w:p>
-      <w:pPr>
-        <w:pStyle w:val="BodyText"/>
-      </w:pPr>
-    </w:p>
-    <w:p>
-      <w:pPr>
-        <w:pStyle w:val="BodyText"/>
-      </w:pPr>
+      </w:r>
+      <w:r>
+        <w:t xml:space="preserve">        └── lwc-error-handling-guide.md</w:t>
+      </w:r>
     </w:p>
     <w:sectPr>
       <w:footnotePr>
